--- a/notes/02-simple-linear-regression.docx
+++ b/notes/02-simple-linear-regression.docx
@@ -4,15 +4,20 @@
   <w:body>
     <w:p>
       <w:pPr>
-        <w:pStyle w:val="Title"/>
+        <w:pStyle w:val="Heading1"/>
       </w:pPr>
       <w:r>
-        <w:t>Bài 2: Hồi quy tuyến tính đơn biến</w:t>
+        <w:t>Bài 2 — Hồi quy tuyến tính đơn biến</w:t>
       </w:r>
     </w:p>
     <w:p>
       <w:r>
-        <w:t>Ghi chú của sinh viên, tổng hợp từ slide bài giảng NCKH.</w:t>
+        <w:rPr>
+          <w:i/>
+          <w:color w:val="666666"/>
+          <w:sz w:val="18"/>
+        </w:rPr>
+        <w:t>Ghi chú sinh viên từ slide "02 - Hồi Quy Tuyến Tính Đơn Biến 2026-09-20"  •  Simple Linear Regression</w:t>
       </w:r>
     </w:p>
     <w:p>
@@ -20,12 +25,492 @@
         <w:pStyle w:val="Heading2"/>
       </w:pPr>
       <w:r>
-        <w:t>SIMPLE LINEAR REGRESSION</w:t>
+        <w:t>1. Lịch sử hình thành</w:t>
       </w:r>
     </w:p>
     <w:p>
+      <w:pPr/>
       <w:r>
-        <w:t>HỒI QUI TUYẾN TÍNH ĐƠN BIẾN</w:t>
+        <w:rPr>
+          <w:b w:val="0"/>
+          <w:i w:val="0"/>
+        </w:rPr>
+        <w:t>Hồi quy tuyến tính đơn biến không xuất hiện trong một sớm một chiều mà được gọt giũa qua hơn 150 năm, từ bài toán thiên văn cho đến di truyền học.</w:t>
+      </w:r>
+    </w:p>
+    <w:p>
+      <w:pPr/>
+      <w:r>
+        <w:rPr>
+          <w:b w:val="0"/>
+          <w:i w:val="0"/>
+        </w:rPr>
+        <w:t>Thế kỷ XVII–XVIII: các nhà toán học và thiên văn học khi đo đạc hiện tượng tự nhiên luôn gặp sai số quan sát. Dữ liệu không nằm gọn trên một đường thẳng, nên họ đặt ba câu hỏi nền tảng: làm sao tìm được đường biểu diễn xu hướng chung, làm sao giảm ảnh hưởng của sai số, và làm sao dự đoán giá trị chưa biết từ quan sát đã có. Chính những câu hỏi này đã thai nghén phương pháp bình phương tối thiểu.</w:t>
+      </w:r>
+    </w:p>
+    <w:p>
+      <w:pPr/>
+      <w:r>
+        <w:rPr>
+          <w:b w:val="0"/>
+          <w:i w:val="0"/>
+        </w:rPr>
+        <w:t>1805 — Adrien-Marie Legendre công bố phương pháp bình phương tối thiểu trong công trình xác định quỹ đạo sao chổi. Ý tưởng là chọn hệ số sao cho tổng bình phương sai số giữa số liệu quan sát và giá trị tính toán là nhỏ nhất.</w:t>
+      </w:r>
+    </w:p>
+    <w:p>
+      <w:pPr/>
+      <w:r>
+        <w:rPr>
+          <w:b w:val="0"/>
+          <w:i w:val="0"/>
+        </w:rPr>
+        <w:t>1809 — Carl Friedrich Gauss trình bày cơ sở lý thuyết của bình phương tối thiểu và cho biết mình đã dùng phương pháp này từ năm 1795 khi nghiên cứu chuyển động thiên thể. Gauss mô hình hóa sai số bằng phân phối chuẩn và phát triển lập luận xác suất, dẫn đến tranh luận về quyền ưu tiên với Legendre.</w:t>
+      </w:r>
+    </w:p>
+    <w:p>
+      <w:pPr/>
+      <w:r>
+        <w:rPr>
+          <w:b w:val="0"/>
+          <w:i w:val="0"/>
+        </w:rPr>
+        <w:t>1810 — Pierre-Simon Laplace phát triển lập luận xác suất để giải thích cơ sở của bình phương tối thiểu, đặc biệt khi có nhiều quan sát, làm rõ mối liên hệ giữa sai số, xác suất và ước lượng thống kê.</w:t>
+      </w:r>
+    </w:p>
+    <w:p>
+      <w:pPr/>
+      <w:r>
+        <w:rPr>
+          <w:b w:val="0"/>
+          <w:i w:val="0"/>
+        </w:rPr>
+        <w:t>1823 — Gauss tiếp tục hệ thống hóa lý thuyết bình phương tối thiểu, đặt tiền đề cho các nghiên cứu về tính chất ước lượng và mô hình tuyến tính sau này.</w:t>
+      </w:r>
+    </w:p>
+    <w:p>
+      <w:pPr/>
+      <w:r>
+        <w:rPr>
+          <w:b w:val="0"/>
+          <w:i w:val="0"/>
+        </w:rPr>
+        <w:t>1870–1880 — Francis Galton chuyển phương pháp từ thiên văn sang thống kê sinh học khi nghiên cứu mối quan hệ chiều cao cha mẹ và con cái. Ông dùng đường biểu diễn để mô tả dữ liệu và lần đầu dùng từ "regression" (hồi quy).</w:t>
+      </w:r>
+    </w:p>
+    <w:p>
+      <w:pPr/>
+      <w:r>
+        <w:rPr>
+          <w:b w:val="0"/>
+          <w:i w:val="0"/>
+        </w:rPr>
+        <w:t>1890–1900 — Karl Pearson và George Udny Yule phát triển lý thuyết tương quan và mở rộng mô hình sang nhiều biến, biến hồi quy thành công cụ thống kê tổng quát.</w:t>
+      </w:r>
+    </w:p>
+    <w:p>
+      <w:pPr/>
+      <w:r>
+        <w:rPr>
+          <w:b w:val="0"/>
+          <w:i w:val="0"/>
+        </w:rPr>
+        <w:t>1920–1930 — Ronald A. Fisher hệ thống hóa lý thuyết hồi quy, phương pháp ước lượng và thiết kế thí nghiệm, đưa hồi quy vào nền tảng thống kê hiện đại.</w:t>
+      </w:r>
+    </w:p>
+    <w:p>
+      <w:pPr>
+        <w:pStyle w:val="Heading3"/>
+      </w:pPr>
+      <w:r>
+        <w:t>Vì sao gọi là "hồi quy"?</w:t>
+      </w:r>
+    </w:p>
+    <w:p>
+      <w:pPr/>
+      <w:r>
+        <w:rPr>
+          <w:b w:val="0"/>
+          <w:i w:val="0"/>
+        </w:rPr>
+        <w:t>Galton quan sát rằng cha mẹ rất cao thường có con thấp hơn mình một chút, còn cha mẹ rất thấp thường có con cao hơn mình một chút — chiều cao của con cái có xu hướng "hồi quy về trung bình" (regression toward the mean). Thuật ngữ này sau đó được mở rộng thành phương pháp thống kê mô tả và ước lượng mối quan hệ giữa các biến.</w:t>
+      </w:r>
+    </w:p>
+    <w:tbl>
+      <w:tblPr>
+        <w:tblStyle w:val="LightGrid-Accent1"/>
+        <w:tblW w:type="auto" w:w="0"/>
+        <w:jc w:val="center"/>
+        <w:tblLook w:firstColumn="1" w:firstRow="1" w:lastColumn="0" w:lastRow="0" w:noHBand="0" w:noVBand="1" w:val="04A0"/>
+      </w:tblPr>
+      <w:tblGrid>
+        <w:gridCol w:w="3408"/>
+        <w:gridCol w:w="3408"/>
+        <w:gridCol w:w="3408"/>
+      </w:tblGrid>
+      <w:tr>
+        <w:tc>
+          <w:tcPr>
+            <w:tcW w:type="dxa" w:w="3408"/>
+          </w:tcPr>
+          <w:p>
+            <w:pPr>
+              <w:jc w:val="center"/>
+            </w:pPr>
+            <w:r>
+              <w:rPr>
+                <w:b/>
+                <w:sz w:val="17"/>
+              </w:rPr>
+              <w:t>Chiều cao TB cha mẹ (X)</w:t>
+            </w:r>
+          </w:p>
+        </w:tc>
+        <w:tc>
+          <w:tcPr>
+            <w:tcW w:type="dxa" w:w="3408"/>
+          </w:tcPr>
+          <w:p>
+            <w:pPr>
+              <w:jc w:val="center"/>
+            </w:pPr>
+            <w:r>
+              <w:rPr>
+                <w:b/>
+                <w:sz w:val="17"/>
+              </w:rPr>
+              <w:t>Chiều cao TB con cái (Y)</w:t>
+            </w:r>
+          </w:p>
+        </w:tc>
+        <w:tc>
+          <w:tcPr>
+            <w:tcW w:type="dxa" w:w="3408"/>
+          </w:tcPr>
+          <w:p>
+            <w:pPr>
+              <w:jc w:val="center"/>
+            </w:pPr>
+            <w:r>
+              <w:rPr>
+                <w:b/>
+                <w:sz w:val="17"/>
+              </w:rPr>
+              <w:t>Nhận xét</w:t>
+            </w:r>
+          </w:p>
+        </w:tc>
+      </w:tr>
+      <w:tr>
+        <w:tc>
+          <w:tcPr>
+            <w:tcW w:type="dxa" w:w="3408"/>
+          </w:tcPr>
+          <w:p>
+            <w:pPr>
+              <w:jc w:val="center"/>
+            </w:pPr>
+            <w:r>
+              <w:rPr>
+                <w:sz w:val="17"/>
+              </w:rPr>
+              <w:t>155</w:t>
+            </w:r>
+          </w:p>
+        </w:tc>
+        <w:tc>
+          <w:tcPr>
+            <w:tcW w:type="dxa" w:w="3408"/>
+          </w:tcPr>
+          <w:p>
+            <w:pPr>
+              <w:jc w:val="center"/>
+            </w:pPr>
+            <w:r>
+              <w:rPr>
+                <w:sz w:val="17"/>
+              </w:rPr>
+              <w:t>160</w:t>
+            </w:r>
+          </w:p>
+        </w:tc>
+        <w:tc>
+          <w:tcPr>
+            <w:tcW w:type="dxa" w:w="3408"/>
+          </w:tcPr>
+          <w:p>
+            <w:pPr>
+              <w:jc w:val="center"/>
+            </w:pPr>
+            <w:r>
+              <w:rPr>
+                <w:sz w:val="17"/>
+              </w:rPr>
+              <w:t>Cha mẹ rất thấp → con cao hơn</w:t>
+            </w:r>
+          </w:p>
+        </w:tc>
+      </w:tr>
+      <w:tr>
+        <w:tc>
+          <w:tcPr>
+            <w:tcW w:type="dxa" w:w="3408"/>
+          </w:tcPr>
+          <w:p>
+            <w:pPr>
+              <w:jc w:val="center"/>
+            </w:pPr>
+            <w:r>
+              <w:rPr>
+                <w:sz w:val="17"/>
+              </w:rPr>
+              <w:t>159</w:t>
+            </w:r>
+          </w:p>
+        </w:tc>
+        <w:tc>
+          <w:tcPr>
+            <w:tcW w:type="dxa" w:w="3408"/>
+          </w:tcPr>
+          <w:p>
+            <w:pPr>
+              <w:jc w:val="center"/>
+            </w:pPr>
+            <w:r>
+              <w:rPr>
+                <w:sz w:val="17"/>
+              </w:rPr>
+              <w:t>162</w:t>
+            </w:r>
+          </w:p>
+        </w:tc>
+        <w:tc>
+          <w:tcPr>
+            <w:tcW w:type="dxa" w:w="3408"/>
+          </w:tcPr>
+          <w:p>
+            <w:pPr>
+              <w:jc w:val="center"/>
+            </w:pPr>
+            <w:r>
+              <w:rPr>
+                <w:sz w:val="17"/>
+              </w:rPr>
+              <w:t>Cha mẹ thấp → con cao hơn</w:t>
+            </w:r>
+          </w:p>
+        </w:tc>
+      </w:tr>
+      <w:tr>
+        <w:tc>
+          <w:tcPr>
+            <w:tcW w:type="dxa" w:w="3408"/>
+          </w:tcPr>
+          <w:p>
+            <w:pPr>
+              <w:jc w:val="center"/>
+            </w:pPr>
+            <w:r>
+              <w:rPr>
+                <w:sz w:val="17"/>
+              </w:rPr>
+              <w:t>164</w:t>
+            </w:r>
+          </w:p>
+        </w:tc>
+        <w:tc>
+          <w:tcPr>
+            <w:tcW w:type="dxa" w:w="3408"/>
+          </w:tcPr>
+          <w:p>
+            <w:pPr>
+              <w:jc w:val="center"/>
+            </w:pPr>
+            <w:r>
+              <w:rPr>
+                <w:sz w:val="17"/>
+              </w:rPr>
+              <w:t>164</w:t>
+            </w:r>
+          </w:p>
+        </w:tc>
+        <w:tc>
+          <w:tcPr>
+            <w:tcW w:type="dxa" w:w="3408"/>
+          </w:tcPr>
+          <w:p>
+            <w:pPr>
+              <w:jc w:val="center"/>
+            </w:pPr>
+            <w:r>
+              <w:rPr>
+                <w:sz w:val="17"/>
+              </w:rPr>
+              <w:t>Gần trung bình</w:t>
+            </w:r>
+          </w:p>
+        </w:tc>
+      </w:tr>
+      <w:tr>
+        <w:tc>
+          <w:tcPr>
+            <w:tcW w:type="dxa" w:w="3408"/>
+          </w:tcPr>
+          <w:p>
+            <w:pPr>
+              <w:jc w:val="center"/>
+            </w:pPr>
+            <w:r>
+              <w:rPr>
+                <w:sz w:val="17"/>
+              </w:rPr>
+              <w:t>170</w:t>
+            </w:r>
+          </w:p>
+        </w:tc>
+        <w:tc>
+          <w:tcPr>
+            <w:tcW w:type="dxa" w:w="3408"/>
+          </w:tcPr>
+          <w:p>
+            <w:pPr>
+              <w:jc w:val="center"/>
+            </w:pPr>
+            <w:r>
+              <w:rPr>
+                <w:sz w:val="17"/>
+              </w:rPr>
+              <w:t>169</w:t>
+            </w:r>
+          </w:p>
+        </w:tc>
+        <w:tc>
+          <w:tcPr>
+            <w:tcW w:type="dxa" w:w="3408"/>
+          </w:tcPr>
+          <w:p>
+            <w:pPr>
+              <w:jc w:val="center"/>
+            </w:pPr>
+            <w:r>
+              <w:rPr>
+                <w:sz w:val="17"/>
+              </w:rPr>
+              <w:t>Gần trung bình</w:t>
+            </w:r>
+          </w:p>
+        </w:tc>
+      </w:tr>
+      <w:tr>
+        <w:tc>
+          <w:tcPr>
+            <w:tcW w:type="dxa" w:w="3408"/>
+          </w:tcPr>
+          <w:p>
+            <w:pPr>
+              <w:jc w:val="center"/>
+            </w:pPr>
+            <w:r>
+              <w:rPr>
+                <w:sz w:val="17"/>
+              </w:rPr>
+              <w:t>175</w:t>
+            </w:r>
+          </w:p>
+        </w:tc>
+        <w:tc>
+          <w:tcPr>
+            <w:tcW w:type="dxa" w:w="3408"/>
+          </w:tcPr>
+          <w:p>
+            <w:pPr>
+              <w:jc w:val="center"/>
+            </w:pPr>
+            <w:r>
+              <w:rPr>
+                <w:sz w:val="17"/>
+              </w:rPr>
+              <w:t>171</w:t>
+            </w:r>
+          </w:p>
+        </w:tc>
+        <w:tc>
+          <w:tcPr>
+            <w:tcW w:type="dxa" w:w="3408"/>
+          </w:tcPr>
+          <w:p>
+            <w:pPr>
+              <w:jc w:val="center"/>
+            </w:pPr>
+            <w:r>
+              <w:rPr>
+                <w:sz w:val="17"/>
+              </w:rPr>
+              <w:t>Cha mẹ cao → con thấp hơn</w:t>
+            </w:r>
+          </w:p>
+        </w:tc>
+      </w:tr>
+      <w:tr>
+        <w:tc>
+          <w:tcPr>
+            <w:tcW w:type="dxa" w:w="3408"/>
+          </w:tcPr>
+          <w:p>
+            <w:pPr>
+              <w:jc w:val="center"/>
+            </w:pPr>
+            <w:r>
+              <w:rPr>
+                <w:sz w:val="17"/>
+              </w:rPr>
+              <w:t>181</w:t>
+            </w:r>
+          </w:p>
+        </w:tc>
+        <w:tc>
+          <w:tcPr>
+            <w:tcW w:type="dxa" w:w="3408"/>
+          </w:tcPr>
+          <w:p>
+            <w:pPr>
+              <w:jc w:val="center"/>
+            </w:pPr>
+            <w:r>
+              <w:rPr>
+                <w:sz w:val="17"/>
+              </w:rPr>
+              <w:t>174</w:t>
+            </w:r>
+          </w:p>
+        </w:tc>
+        <w:tc>
+          <w:tcPr>
+            <w:tcW w:type="dxa" w:w="3408"/>
+          </w:tcPr>
+          <w:p>
+            <w:pPr>
+              <w:jc w:val="center"/>
+            </w:pPr>
+            <w:r>
+              <w:rPr>
+                <w:sz w:val="17"/>
+              </w:rPr>
+              <w:t>Cha mẹ rất cao → con thấp hơn</w:t>
+            </w:r>
+          </w:p>
+        </w:tc>
+      </w:tr>
+    </w:tbl>
+    <w:p/>
+    <w:p>
+      <w:pPr/>
+      <w:r>
+        <w:rPr>
+          <w:b w:val="0"/>
+          <w:i w:val="0"/>
+        </w:rPr>
+        <w:t>Điểm phân biệt quan trọng mà slide nhấn mạnh: bình phương tối thiểu là phương pháp ước lượng hệ số (tối thiểu hóa tổng bình phương sai số), còn hồi quy tuyến tính đơn biến là mô hình mô tả mối quan hệ tuyến tính giữa một biến độc lập X và một biến phụ thuộc Y. Về mặt lịch sử, bình phương tối thiểu ra đời trước thuật ngữ hồi quy khoảng 80 năm.</w:t>
       </w:r>
     </w:p>
     <w:p>
@@ -33,12 +518,98 @@
         <w:pStyle w:val="Heading2"/>
       </w:pPr>
       <w:r>
-        <w:t>LỊCH SỬ HỒI QUY TUYẾN TÍNH ĐƠN</w:t>
+        <w:t>2. Mô hình hồi quy tuyến tính đơn biến</w:t>
+      </w:r>
+    </w:p>
+    <w:p>
+      <w:pPr/>
+      <w:r>
+        <w:rPr>
+          <w:b w:val="0"/>
+          <w:i w:val="0"/>
+        </w:rPr>
+        <w:t>Định nghĩa trong slide: hồi quy tuyến tính đơn biến là mô hình hồi quy tuyến tính với duy nhất một biến giải thích. Mỗi điểm dữ liệu là một cặp (x, y) có thể vẽ trên hệ tọa độ Descartes, và nhiệm vụ là tìm một đường thẳng không thẳng đứng sao cho mô tả dữ liệu chính xác nhất có thể.</w:t>
+      </w:r>
+    </w:p>
+    <w:p>
+      <w:pPr/>
+      <w:r>
+        <w:rPr>
+          <w:b w:val="0"/>
+          <w:i w:val="0"/>
+        </w:rPr>
+        <w:t>Bài toán đặt ra: cho trước các cặp (x1,y1), (x2,y2), …, (xn,yn), hãy tìm hàm f thật tốt để khi có một x mới, ta dự đoán được y_hat = f(x).</w:t>
+      </w:r>
+    </w:p>
+    <w:p>
+      <w:pPr>
+        <w:pStyle w:val="Heading3"/>
+      </w:pPr>
+      <w:r>
+        <w:t>Dạng mô hình</w:t>
       </w:r>
     </w:p>
     <w:p>
       <w:r>
-        <w:t>BIẾN</w:t>
+        <w:rPr>
+          <w:b/>
+          <w:sz w:val="22"/>
+        </w:rPr>
+        <w:t>y = w0 + w1 · x</w:t>
+      </w:r>
+    </w:p>
+    <w:p>
+      <w:pPr/>
+      <w:r>
+        <w:rPr>
+          <w:b w:val="0"/>
+          <w:i w:val="0"/>
+        </w:rPr>
+        <w:t>Trong đó x là biến độc lập, y là biến phụ thuộc, w0 và w1 là các tham số của mô hình. Hai tham số này không biết trước mà sẽ được ước lượng từ dữ liệu. Khi đã có w0, w1, giá trị dự báo cho một x mới là y_hat = w0 + w1·x, với w0 là tung độ gốc (điểm cắt trục y) và w1 là hệ số góc (độ dốc) của đường thẳng.</w:t>
+      </w:r>
+    </w:p>
+    <w:p>
+      <w:pPr>
+        <w:pStyle w:val="Heading3"/>
+      </w:pPr>
+      <w:r>
+        <w:t>Công thức ước lượng hệ số</w:t>
+      </w:r>
+    </w:p>
+    <w:p>
+      <w:pPr/>
+      <w:r>
+        <w:rPr>
+          <w:b w:val="0"/>
+          <w:i w:val="0"/>
+        </w:rPr>
+        <w:t>Slide trình bày công thức tính trực tiếp từ dữ liệu, dựa trên phương pháp bình phương tối thiểu:</w:t>
+      </w:r>
+    </w:p>
+    <w:p>
+      <w:r>
+        <w:rPr>
+          <w:i/>
+        </w:rPr>
+        <w:t>w1 = Σ(xi − x_bar)(yi − y_bar) / Σ(xi − x_bar)²        ;        w0 = y_bar − w1 · x_bar</w:t>
+      </w:r>
+    </w:p>
+    <w:p>
+      <w:pPr/>
+      <w:r>
+        <w:rPr>
+          <w:b w:val="0"/>
+          <w:i w:val="0"/>
+        </w:rPr>
+        <w:t>Với x_bar là trung bình của biến độc lập, y_bar là trung bình của biến phụ thuộc:</w:t>
+      </w:r>
+    </w:p>
+    <w:p>
+      <w:r>
+        <w:rPr>
+          <w:i/>
+        </w:rPr>
+        <w:t>x_bar = (x1 + x2 + … + xn) / n        ;        y_bar = (y1 + y2 + … + yn) / n</w:t>
       </w:r>
     </w:p>
     <w:p>
@@ -46,7 +617,2155 @@
         <w:pStyle w:val="Heading2"/>
       </w:pPr>
       <w:r>
-        <w:t>Lịch sử hồi quy tuyến tính đơn biến</w:t>
+        <w:t>3. Ví dụ tính tay — Reed Auto Sales</w:t>
+      </w:r>
+    </w:p>
+    <w:p>
+      <w:pPr/>
+      <w:r>
+        <w:rPr>
+          <w:b w:val="0"/>
+          <w:i w:val="0"/>
+        </w:rPr>
+        <w:t>Tình huống: Reed Auto tổ chức đợt khuyến mãi kéo dài một tuần. Trước mỗi đợt, hãng chạy một số quảng cáo TV vào cuối tuần. Dữ liệu 5 đợt bán trước được ghi lại để xem số quảng cáo TV (x) có dự báo được số ô tô bán ra (y) hay không.</w:t>
+      </w:r>
+    </w:p>
+    <w:tbl>
+      <w:tblPr>
+        <w:tblStyle w:val="LightGrid-Accent1"/>
+        <w:tblW w:type="auto" w:w="0"/>
+        <w:jc w:val="center"/>
+        <w:tblLook w:firstColumn="1" w:firstRow="1" w:lastColumn="0" w:lastRow="0" w:noHBand="0" w:noVBand="1" w:val="04A0"/>
+      </w:tblPr>
+      <w:tblGrid>
+        <w:gridCol w:w="5112"/>
+        <w:gridCol w:w="5112"/>
+      </w:tblGrid>
+      <w:tr>
+        <w:tc>
+          <w:tcPr>
+            <w:tcW w:type="dxa" w:w="5112"/>
+          </w:tcPr>
+          <w:p>
+            <w:pPr>
+              <w:jc w:val="center"/>
+            </w:pPr>
+            <w:r>
+              <w:rPr>
+                <w:b/>
+                <w:sz w:val="17"/>
+              </w:rPr>
+              <w:t>Số quảng cáo TV (x)</w:t>
+            </w:r>
+          </w:p>
+        </w:tc>
+        <w:tc>
+          <w:tcPr>
+            <w:tcW w:type="dxa" w:w="5112"/>
+          </w:tcPr>
+          <w:p>
+            <w:pPr>
+              <w:jc w:val="center"/>
+            </w:pPr>
+            <w:r>
+              <w:rPr>
+                <w:b/>
+                <w:sz w:val="17"/>
+              </w:rPr>
+              <w:t>Số ô tô bán (y)</w:t>
+            </w:r>
+          </w:p>
+        </w:tc>
+      </w:tr>
+      <w:tr>
+        <w:tc>
+          <w:tcPr>
+            <w:tcW w:type="dxa" w:w="5112"/>
+          </w:tcPr>
+          <w:p>
+            <w:pPr>
+              <w:jc w:val="center"/>
+            </w:pPr>
+            <w:r>
+              <w:rPr>
+                <w:sz w:val="17"/>
+              </w:rPr>
+              <w:t>1</w:t>
+            </w:r>
+          </w:p>
+        </w:tc>
+        <w:tc>
+          <w:tcPr>
+            <w:tcW w:type="dxa" w:w="5112"/>
+          </w:tcPr>
+          <w:p>
+            <w:pPr>
+              <w:jc w:val="center"/>
+            </w:pPr>
+            <w:r>
+              <w:rPr>
+                <w:sz w:val="17"/>
+              </w:rPr>
+              <w:t>14</w:t>
+            </w:r>
+          </w:p>
+        </w:tc>
+      </w:tr>
+      <w:tr>
+        <w:tc>
+          <w:tcPr>
+            <w:tcW w:type="dxa" w:w="5112"/>
+          </w:tcPr>
+          <w:p>
+            <w:pPr>
+              <w:jc w:val="center"/>
+            </w:pPr>
+            <w:r>
+              <w:rPr>
+                <w:sz w:val="17"/>
+              </w:rPr>
+              <w:t>3</w:t>
+            </w:r>
+          </w:p>
+        </w:tc>
+        <w:tc>
+          <w:tcPr>
+            <w:tcW w:type="dxa" w:w="5112"/>
+          </w:tcPr>
+          <w:p>
+            <w:pPr>
+              <w:jc w:val="center"/>
+            </w:pPr>
+            <w:r>
+              <w:rPr>
+                <w:sz w:val="17"/>
+              </w:rPr>
+              <w:t>24</w:t>
+            </w:r>
+          </w:p>
+        </w:tc>
+      </w:tr>
+      <w:tr>
+        <w:tc>
+          <w:tcPr>
+            <w:tcW w:type="dxa" w:w="5112"/>
+          </w:tcPr>
+          <w:p>
+            <w:pPr>
+              <w:jc w:val="center"/>
+            </w:pPr>
+            <w:r>
+              <w:rPr>
+                <w:sz w:val="17"/>
+              </w:rPr>
+              <w:t>2</w:t>
+            </w:r>
+          </w:p>
+        </w:tc>
+        <w:tc>
+          <w:tcPr>
+            <w:tcW w:type="dxa" w:w="5112"/>
+          </w:tcPr>
+          <w:p>
+            <w:pPr>
+              <w:jc w:val="center"/>
+            </w:pPr>
+            <w:r>
+              <w:rPr>
+                <w:sz w:val="17"/>
+              </w:rPr>
+              <w:t>18</w:t>
+            </w:r>
+          </w:p>
+        </w:tc>
+      </w:tr>
+      <w:tr>
+        <w:tc>
+          <w:tcPr>
+            <w:tcW w:type="dxa" w:w="5112"/>
+          </w:tcPr>
+          <w:p>
+            <w:pPr>
+              <w:jc w:val="center"/>
+            </w:pPr>
+            <w:r>
+              <w:rPr>
+                <w:sz w:val="17"/>
+              </w:rPr>
+              <w:t>1</w:t>
+            </w:r>
+          </w:p>
+        </w:tc>
+        <w:tc>
+          <w:tcPr>
+            <w:tcW w:type="dxa" w:w="5112"/>
+          </w:tcPr>
+          <w:p>
+            <w:pPr>
+              <w:jc w:val="center"/>
+            </w:pPr>
+            <w:r>
+              <w:rPr>
+                <w:sz w:val="17"/>
+              </w:rPr>
+              <w:t>17</w:t>
+            </w:r>
+          </w:p>
+        </w:tc>
+      </w:tr>
+      <w:tr>
+        <w:tc>
+          <w:tcPr>
+            <w:tcW w:type="dxa" w:w="5112"/>
+          </w:tcPr>
+          <w:p>
+            <w:pPr>
+              <w:jc w:val="center"/>
+            </w:pPr>
+            <w:r>
+              <w:rPr>
+                <w:sz w:val="17"/>
+              </w:rPr>
+              <w:t>3</w:t>
+            </w:r>
+          </w:p>
+        </w:tc>
+        <w:tc>
+          <w:tcPr>
+            <w:tcW w:type="dxa" w:w="5112"/>
+          </w:tcPr>
+          <w:p>
+            <w:pPr>
+              <w:jc w:val="center"/>
+            </w:pPr>
+            <w:r>
+              <w:rPr>
+                <w:sz w:val="17"/>
+              </w:rPr>
+              <w:t>27</w:t>
+            </w:r>
+          </w:p>
+        </w:tc>
+      </w:tr>
+    </w:tbl>
+    <w:p/>
+    <w:p>
+      <w:pPr/>
+      <w:r>
+        <w:rPr>
+          <w:b w:val="0"/>
+          <w:i w:val="0"/>
+        </w:rPr>
+        <w:t>Bước 1 — Tính trung bình: tổng x = 10 nên x_bar = 2; tổng y = 100 nên y_bar = 20.</w:t>
+      </w:r>
+    </w:p>
+    <w:p>
+      <w:pPr/>
+      <w:r>
+        <w:rPr>
+          <w:b w:val="0"/>
+          <w:i w:val="0"/>
+        </w:rPr>
+        <w:t>Bước 2 — Lập bảng độ lệch và tích độ lệch (slide đi từng dòng, ở đây tóm gọn kết quả):</w:t>
+      </w:r>
+    </w:p>
+    <w:tbl>
+      <w:tblPr>
+        <w:tblStyle w:val="LightGrid-Accent1"/>
+        <w:tblW w:type="auto" w:w="0"/>
+        <w:jc w:val="center"/>
+        <w:tblLook w:firstColumn="1" w:firstRow="1" w:lastColumn="0" w:lastRow="0" w:noHBand="0" w:noVBand="1" w:val="04A0"/>
+      </w:tblPr>
+      <w:tblGrid>
+        <w:gridCol w:w="1704"/>
+        <w:gridCol w:w="1704"/>
+        <w:gridCol w:w="1704"/>
+        <w:gridCol w:w="1704"/>
+        <w:gridCol w:w="1704"/>
+        <w:gridCol w:w="1704"/>
+      </w:tblGrid>
+      <w:tr>
+        <w:tc>
+          <w:tcPr>
+            <w:tcW w:type="dxa" w:w="1704"/>
+          </w:tcPr>
+          <w:p>
+            <w:pPr>
+              <w:jc w:val="center"/>
+            </w:pPr>
+            <w:r>
+              <w:rPr>
+                <w:b/>
+                <w:sz w:val="17"/>
+              </w:rPr>
+              <w:t>x</w:t>
+            </w:r>
+          </w:p>
+        </w:tc>
+        <w:tc>
+          <w:tcPr>
+            <w:tcW w:type="dxa" w:w="1704"/>
+          </w:tcPr>
+          <w:p>
+            <w:pPr>
+              <w:jc w:val="center"/>
+            </w:pPr>
+            <w:r>
+              <w:rPr>
+                <w:b/>
+                <w:sz w:val="17"/>
+              </w:rPr>
+              <w:t>y</w:t>
+            </w:r>
+          </w:p>
+        </w:tc>
+        <w:tc>
+          <w:tcPr>
+            <w:tcW w:type="dxa" w:w="1704"/>
+          </w:tcPr>
+          <w:p>
+            <w:pPr>
+              <w:jc w:val="center"/>
+            </w:pPr>
+            <w:r>
+              <w:rPr>
+                <w:b/>
+                <w:sz w:val="17"/>
+              </w:rPr>
+              <w:t>x − x_bar</w:t>
+            </w:r>
+          </w:p>
+        </w:tc>
+        <w:tc>
+          <w:tcPr>
+            <w:tcW w:type="dxa" w:w="1704"/>
+          </w:tcPr>
+          <w:p>
+            <w:pPr>
+              <w:jc w:val="center"/>
+            </w:pPr>
+            <w:r>
+              <w:rPr>
+                <w:b/>
+                <w:sz w:val="17"/>
+              </w:rPr>
+              <w:t>y − y_bar</w:t>
+            </w:r>
+          </w:p>
+        </w:tc>
+        <w:tc>
+          <w:tcPr>
+            <w:tcW w:type="dxa" w:w="1704"/>
+          </w:tcPr>
+          <w:p>
+            <w:pPr>
+              <w:jc w:val="center"/>
+            </w:pPr>
+            <w:r>
+              <w:rPr>
+                <w:b/>
+                <w:sz w:val="17"/>
+              </w:rPr>
+              <w:t>(x − x_bar)(y − y_bar)</w:t>
+            </w:r>
+          </w:p>
+        </w:tc>
+        <w:tc>
+          <w:tcPr>
+            <w:tcW w:type="dxa" w:w="1704"/>
+          </w:tcPr>
+          <w:p>
+            <w:pPr>
+              <w:jc w:val="center"/>
+            </w:pPr>
+            <w:r>
+              <w:rPr>
+                <w:b/>
+                <w:sz w:val="17"/>
+              </w:rPr>
+              <w:t>(x − x_bar)²</w:t>
+            </w:r>
+          </w:p>
+        </w:tc>
+      </w:tr>
+      <w:tr>
+        <w:tc>
+          <w:tcPr>
+            <w:tcW w:type="dxa" w:w="1704"/>
+          </w:tcPr>
+          <w:p>
+            <w:pPr>
+              <w:jc w:val="center"/>
+            </w:pPr>
+            <w:r>
+              <w:rPr>
+                <w:sz w:val="17"/>
+              </w:rPr>
+              <w:t>1</w:t>
+            </w:r>
+          </w:p>
+        </w:tc>
+        <w:tc>
+          <w:tcPr>
+            <w:tcW w:type="dxa" w:w="1704"/>
+          </w:tcPr>
+          <w:p>
+            <w:pPr>
+              <w:jc w:val="center"/>
+            </w:pPr>
+            <w:r>
+              <w:rPr>
+                <w:sz w:val="17"/>
+              </w:rPr>
+              <w:t>14</w:t>
+            </w:r>
+          </w:p>
+        </w:tc>
+        <w:tc>
+          <w:tcPr>
+            <w:tcW w:type="dxa" w:w="1704"/>
+          </w:tcPr>
+          <w:p>
+            <w:pPr>
+              <w:jc w:val="center"/>
+            </w:pPr>
+            <w:r>
+              <w:rPr>
+                <w:sz w:val="17"/>
+              </w:rPr>
+              <w:t>−1</w:t>
+            </w:r>
+          </w:p>
+        </w:tc>
+        <w:tc>
+          <w:tcPr>
+            <w:tcW w:type="dxa" w:w="1704"/>
+          </w:tcPr>
+          <w:p>
+            <w:pPr>
+              <w:jc w:val="center"/>
+            </w:pPr>
+            <w:r>
+              <w:rPr>
+                <w:sz w:val="17"/>
+              </w:rPr>
+              <w:t>−6</w:t>
+            </w:r>
+          </w:p>
+        </w:tc>
+        <w:tc>
+          <w:tcPr>
+            <w:tcW w:type="dxa" w:w="1704"/>
+          </w:tcPr>
+          <w:p>
+            <w:pPr>
+              <w:jc w:val="center"/>
+            </w:pPr>
+            <w:r>
+              <w:rPr>
+                <w:sz w:val="17"/>
+              </w:rPr>
+              <w:t>6</w:t>
+            </w:r>
+          </w:p>
+        </w:tc>
+        <w:tc>
+          <w:tcPr>
+            <w:tcW w:type="dxa" w:w="1704"/>
+          </w:tcPr>
+          <w:p>
+            <w:pPr>
+              <w:jc w:val="center"/>
+            </w:pPr>
+            <w:r>
+              <w:rPr>
+                <w:sz w:val="17"/>
+              </w:rPr>
+              <w:t>1</w:t>
+            </w:r>
+          </w:p>
+        </w:tc>
+      </w:tr>
+      <w:tr>
+        <w:tc>
+          <w:tcPr>
+            <w:tcW w:type="dxa" w:w="1704"/>
+          </w:tcPr>
+          <w:p>
+            <w:pPr>
+              <w:jc w:val="center"/>
+            </w:pPr>
+            <w:r>
+              <w:rPr>
+                <w:sz w:val="17"/>
+              </w:rPr>
+              <w:t>3</w:t>
+            </w:r>
+          </w:p>
+        </w:tc>
+        <w:tc>
+          <w:tcPr>
+            <w:tcW w:type="dxa" w:w="1704"/>
+          </w:tcPr>
+          <w:p>
+            <w:pPr>
+              <w:jc w:val="center"/>
+            </w:pPr>
+            <w:r>
+              <w:rPr>
+                <w:sz w:val="17"/>
+              </w:rPr>
+              <w:t>24</w:t>
+            </w:r>
+          </w:p>
+        </w:tc>
+        <w:tc>
+          <w:tcPr>
+            <w:tcW w:type="dxa" w:w="1704"/>
+          </w:tcPr>
+          <w:p>
+            <w:pPr>
+              <w:jc w:val="center"/>
+            </w:pPr>
+            <w:r>
+              <w:rPr>
+                <w:sz w:val="17"/>
+              </w:rPr>
+              <w:t xml:space="preserve"> 1</w:t>
+            </w:r>
+          </w:p>
+        </w:tc>
+        <w:tc>
+          <w:tcPr>
+            <w:tcW w:type="dxa" w:w="1704"/>
+          </w:tcPr>
+          <w:p>
+            <w:pPr>
+              <w:jc w:val="center"/>
+            </w:pPr>
+            <w:r>
+              <w:rPr>
+                <w:sz w:val="17"/>
+              </w:rPr>
+              <w:t xml:space="preserve"> 4</w:t>
+            </w:r>
+          </w:p>
+        </w:tc>
+        <w:tc>
+          <w:tcPr>
+            <w:tcW w:type="dxa" w:w="1704"/>
+          </w:tcPr>
+          <w:p>
+            <w:pPr>
+              <w:jc w:val="center"/>
+            </w:pPr>
+            <w:r>
+              <w:rPr>
+                <w:sz w:val="17"/>
+              </w:rPr>
+              <w:t>4</w:t>
+            </w:r>
+          </w:p>
+        </w:tc>
+        <w:tc>
+          <w:tcPr>
+            <w:tcW w:type="dxa" w:w="1704"/>
+          </w:tcPr>
+          <w:p>
+            <w:pPr>
+              <w:jc w:val="center"/>
+            </w:pPr>
+            <w:r>
+              <w:rPr>
+                <w:sz w:val="17"/>
+              </w:rPr>
+              <w:t>1</w:t>
+            </w:r>
+          </w:p>
+        </w:tc>
+      </w:tr>
+      <w:tr>
+        <w:tc>
+          <w:tcPr>
+            <w:tcW w:type="dxa" w:w="1704"/>
+          </w:tcPr>
+          <w:p>
+            <w:pPr>
+              <w:jc w:val="center"/>
+            </w:pPr>
+            <w:r>
+              <w:rPr>
+                <w:sz w:val="17"/>
+              </w:rPr>
+              <w:t>2</w:t>
+            </w:r>
+          </w:p>
+        </w:tc>
+        <w:tc>
+          <w:tcPr>
+            <w:tcW w:type="dxa" w:w="1704"/>
+          </w:tcPr>
+          <w:p>
+            <w:pPr>
+              <w:jc w:val="center"/>
+            </w:pPr>
+            <w:r>
+              <w:rPr>
+                <w:sz w:val="17"/>
+              </w:rPr>
+              <w:t>18</w:t>
+            </w:r>
+          </w:p>
+        </w:tc>
+        <w:tc>
+          <w:tcPr>
+            <w:tcW w:type="dxa" w:w="1704"/>
+          </w:tcPr>
+          <w:p>
+            <w:pPr>
+              <w:jc w:val="center"/>
+            </w:pPr>
+            <w:r>
+              <w:rPr>
+                <w:sz w:val="17"/>
+              </w:rPr>
+              <w:t xml:space="preserve"> 0</w:t>
+            </w:r>
+          </w:p>
+        </w:tc>
+        <w:tc>
+          <w:tcPr>
+            <w:tcW w:type="dxa" w:w="1704"/>
+          </w:tcPr>
+          <w:p>
+            <w:pPr>
+              <w:jc w:val="center"/>
+            </w:pPr>
+            <w:r>
+              <w:rPr>
+                <w:sz w:val="17"/>
+              </w:rPr>
+              <w:t>−2</w:t>
+            </w:r>
+          </w:p>
+        </w:tc>
+        <w:tc>
+          <w:tcPr>
+            <w:tcW w:type="dxa" w:w="1704"/>
+          </w:tcPr>
+          <w:p>
+            <w:pPr>
+              <w:jc w:val="center"/>
+            </w:pPr>
+            <w:r>
+              <w:rPr>
+                <w:sz w:val="17"/>
+              </w:rPr>
+              <w:t>0</w:t>
+            </w:r>
+          </w:p>
+        </w:tc>
+        <w:tc>
+          <w:tcPr>
+            <w:tcW w:type="dxa" w:w="1704"/>
+          </w:tcPr>
+          <w:p>
+            <w:pPr>
+              <w:jc w:val="center"/>
+            </w:pPr>
+            <w:r>
+              <w:rPr>
+                <w:sz w:val="17"/>
+              </w:rPr>
+              <w:t>0</w:t>
+            </w:r>
+          </w:p>
+        </w:tc>
+      </w:tr>
+      <w:tr>
+        <w:tc>
+          <w:tcPr>
+            <w:tcW w:type="dxa" w:w="1704"/>
+          </w:tcPr>
+          <w:p>
+            <w:pPr>
+              <w:jc w:val="center"/>
+            </w:pPr>
+            <w:r>
+              <w:rPr>
+                <w:sz w:val="17"/>
+              </w:rPr>
+              <w:t>1</w:t>
+            </w:r>
+          </w:p>
+        </w:tc>
+        <w:tc>
+          <w:tcPr>
+            <w:tcW w:type="dxa" w:w="1704"/>
+          </w:tcPr>
+          <w:p>
+            <w:pPr>
+              <w:jc w:val="center"/>
+            </w:pPr>
+            <w:r>
+              <w:rPr>
+                <w:sz w:val="17"/>
+              </w:rPr>
+              <w:t>17</w:t>
+            </w:r>
+          </w:p>
+        </w:tc>
+        <w:tc>
+          <w:tcPr>
+            <w:tcW w:type="dxa" w:w="1704"/>
+          </w:tcPr>
+          <w:p>
+            <w:pPr>
+              <w:jc w:val="center"/>
+            </w:pPr>
+            <w:r>
+              <w:rPr>
+                <w:sz w:val="17"/>
+              </w:rPr>
+              <w:t>−1</w:t>
+            </w:r>
+          </w:p>
+        </w:tc>
+        <w:tc>
+          <w:tcPr>
+            <w:tcW w:type="dxa" w:w="1704"/>
+          </w:tcPr>
+          <w:p>
+            <w:pPr>
+              <w:jc w:val="center"/>
+            </w:pPr>
+            <w:r>
+              <w:rPr>
+                <w:sz w:val="17"/>
+              </w:rPr>
+              <w:t>−3</w:t>
+            </w:r>
+          </w:p>
+        </w:tc>
+        <w:tc>
+          <w:tcPr>
+            <w:tcW w:type="dxa" w:w="1704"/>
+          </w:tcPr>
+          <w:p>
+            <w:pPr>
+              <w:jc w:val="center"/>
+            </w:pPr>
+            <w:r>
+              <w:rPr>
+                <w:sz w:val="17"/>
+              </w:rPr>
+              <w:t>3</w:t>
+            </w:r>
+          </w:p>
+        </w:tc>
+        <w:tc>
+          <w:tcPr>
+            <w:tcW w:type="dxa" w:w="1704"/>
+          </w:tcPr>
+          <w:p>
+            <w:pPr>
+              <w:jc w:val="center"/>
+            </w:pPr>
+            <w:r>
+              <w:rPr>
+                <w:sz w:val="17"/>
+              </w:rPr>
+              <w:t>1</w:t>
+            </w:r>
+          </w:p>
+        </w:tc>
+      </w:tr>
+      <w:tr>
+        <w:tc>
+          <w:tcPr>
+            <w:tcW w:type="dxa" w:w="1704"/>
+          </w:tcPr>
+          <w:p>
+            <w:pPr>
+              <w:jc w:val="center"/>
+            </w:pPr>
+            <w:r>
+              <w:rPr>
+                <w:sz w:val="17"/>
+              </w:rPr>
+              <w:t>3</w:t>
+            </w:r>
+          </w:p>
+        </w:tc>
+        <w:tc>
+          <w:tcPr>
+            <w:tcW w:type="dxa" w:w="1704"/>
+          </w:tcPr>
+          <w:p>
+            <w:pPr>
+              <w:jc w:val="center"/>
+            </w:pPr>
+            <w:r>
+              <w:rPr>
+                <w:sz w:val="17"/>
+              </w:rPr>
+              <w:t>27</w:t>
+            </w:r>
+          </w:p>
+        </w:tc>
+        <w:tc>
+          <w:tcPr>
+            <w:tcW w:type="dxa" w:w="1704"/>
+          </w:tcPr>
+          <w:p>
+            <w:pPr>
+              <w:jc w:val="center"/>
+            </w:pPr>
+            <w:r>
+              <w:rPr>
+                <w:sz w:val="17"/>
+              </w:rPr>
+              <w:t xml:space="preserve"> 1</w:t>
+            </w:r>
+          </w:p>
+        </w:tc>
+        <w:tc>
+          <w:tcPr>
+            <w:tcW w:type="dxa" w:w="1704"/>
+          </w:tcPr>
+          <w:p>
+            <w:pPr>
+              <w:jc w:val="center"/>
+            </w:pPr>
+            <w:r>
+              <w:rPr>
+                <w:sz w:val="17"/>
+              </w:rPr>
+              <w:t xml:space="preserve"> 7</w:t>
+            </w:r>
+          </w:p>
+        </w:tc>
+        <w:tc>
+          <w:tcPr>
+            <w:tcW w:type="dxa" w:w="1704"/>
+          </w:tcPr>
+          <w:p>
+            <w:pPr>
+              <w:jc w:val="center"/>
+            </w:pPr>
+            <w:r>
+              <w:rPr>
+                <w:sz w:val="17"/>
+              </w:rPr>
+              <w:t>7</w:t>
+            </w:r>
+          </w:p>
+        </w:tc>
+        <w:tc>
+          <w:tcPr>
+            <w:tcW w:type="dxa" w:w="1704"/>
+          </w:tcPr>
+          <w:p>
+            <w:pPr>
+              <w:jc w:val="center"/>
+            </w:pPr>
+            <w:r>
+              <w:rPr>
+                <w:sz w:val="17"/>
+              </w:rPr>
+              <w:t>1</w:t>
+            </w:r>
+          </w:p>
+        </w:tc>
+      </w:tr>
+      <w:tr>
+        <w:tc>
+          <w:tcPr>
+            <w:tcW w:type="dxa" w:w="1704"/>
+          </w:tcPr>
+          <w:p>
+            <w:pPr>
+              <w:jc w:val="center"/>
+            </w:pPr>
+            <w:r>
+              <w:rPr>
+                <w:sz w:val="17"/>
+              </w:rPr>
+              <w:t>Tổng 10</w:t>
+            </w:r>
+          </w:p>
+        </w:tc>
+        <w:tc>
+          <w:tcPr>
+            <w:tcW w:type="dxa" w:w="1704"/>
+          </w:tcPr>
+          <w:p>
+            <w:pPr>
+              <w:jc w:val="center"/>
+            </w:pPr>
+            <w:r>
+              <w:rPr>
+                <w:sz w:val="17"/>
+              </w:rPr>
+            </w:r>
+          </w:p>
+        </w:tc>
+        <w:tc>
+          <w:tcPr>
+            <w:tcW w:type="dxa" w:w="1704"/>
+          </w:tcPr>
+          <w:p>
+            <w:pPr>
+              <w:jc w:val="center"/>
+            </w:pPr>
+            <w:r>
+              <w:rPr>
+                <w:sz w:val="17"/>
+              </w:rPr>
+            </w:r>
+          </w:p>
+        </w:tc>
+        <w:tc>
+          <w:tcPr>
+            <w:tcW w:type="dxa" w:w="1704"/>
+          </w:tcPr>
+          <w:p>
+            <w:pPr>
+              <w:jc w:val="center"/>
+            </w:pPr>
+            <w:r>
+              <w:rPr>
+                <w:sz w:val="17"/>
+              </w:rPr>
+            </w:r>
+          </w:p>
+        </w:tc>
+        <w:tc>
+          <w:tcPr>
+            <w:tcW w:type="dxa" w:w="1704"/>
+          </w:tcPr>
+          <w:p>
+            <w:pPr>
+              <w:jc w:val="center"/>
+            </w:pPr>
+            <w:r>
+              <w:rPr>
+                <w:sz w:val="17"/>
+              </w:rPr>
+              <w:t>20</w:t>
+            </w:r>
+          </w:p>
+        </w:tc>
+        <w:tc>
+          <w:tcPr>
+            <w:tcW w:type="dxa" w:w="1704"/>
+          </w:tcPr>
+          <w:p>
+            <w:pPr>
+              <w:jc w:val="center"/>
+            </w:pPr>
+            <w:r>
+              <w:rPr>
+                <w:sz w:val="17"/>
+              </w:rPr>
+              <w:t>4</w:t>
+            </w:r>
+          </w:p>
+        </w:tc>
+      </w:tr>
+    </w:tbl>
+    <w:p/>
+    <w:p>
+      <w:pPr/>
+      <w:r>
+        <w:rPr>
+          <w:b w:val="0"/>
+          <w:i w:val="0"/>
+        </w:rPr>
+        <w:t>Bước 3 — Thay vào công thức: w1 = 20 / 4 = 5;  w0 = 20 − 5×2 = 10.</w:t>
+      </w:r>
+    </w:p>
+    <w:p>
+      <w:r>
+        <w:rPr>
+          <w:b/>
+        </w:rPr>
+        <w:t>Phương trình hồi quy ước lượng:  y_hat = 10 + 5·x</w:t>
+      </w:r>
+    </w:p>
+    <w:p>
+      <w:pPr/>
+      <w:r>
+        <w:rPr>
+          <w:b w:val="0"/>
+          <w:i w:val="0"/>
+        </w:rPr>
+        <w:t>Diễn giải: mỗi khi tăng thêm một quảng cáo TV, số ô tô bán ra dự kiến tăng thêm 5 chiếc; nếu không chạy quảng cáo nào (x = 0), mức bán cơ sở ước lượng là 10 chiếc.</w:t>
+      </w:r>
+    </w:p>
+    <w:p>
+      <w:pPr>
+        <w:pStyle w:val="Heading2"/>
+      </w:pPr>
+      <w:r>
+        <w:t>4. Đánh giá mô hình</w:t>
+      </w:r>
+    </w:p>
+    <w:p>
+      <w:pPr/>
+      <w:r>
+        <w:rPr>
+          <w:b w:val="0"/>
+          <w:i w:val="0"/>
+        </w:rPr>
+        <w:t>Sau khi có đường hồi quy, câu hỏi tiếp theo là: đường này tốt đến đâu? Slide đưa ra tiêu chuẩn bình phương tối thiểu là tối thiểu hóa tổng bình phương sai số Σ(yi − y_hat_i)².</w:t>
+      </w:r>
+    </w:p>
+    <w:p>
+      <w:pPr>
+        <w:pStyle w:val="Heading3"/>
+      </w:pPr>
+      <w:r>
+        <w:t>Ba độ đo biến thiên</w:t>
+      </w:r>
+    </w:p>
+    <w:tbl>
+      <w:tblPr>
+        <w:tblStyle w:val="LightGrid-Accent1"/>
+        <w:tblW w:type="auto" w:w="0"/>
+        <w:jc w:val="center"/>
+        <w:tblLook w:firstColumn="1" w:firstRow="1" w:lastColumn="0" w:lastRow="0" w:noHBand="0" w:noVBand="1" w:val="04A0"/>
+      </w:tblPr>
+      <w:tblGrid>
+        <w:gridCol w:w="2556"/>
+        <w:gridCol w:w="2556"/>
+        <w:gridCol w:w="2556"/>
+        <w:gridCol w:w="2556"/>
+      </w:tblGrid>
+      <w:tr>
+        <w:tc>
+          <w:tcPr>
+            <w:tcW w:type="dxa" w:w="2556"/>
+          </w:tcPr>
+          <w:p>
+            <w:pPr>
+              <w:jc w:val="center"/>
+            </w:pPr>
+            <w:r>
+              <w:rPr>
+                <w:b/>
+                <w:sz w:val="17"/>
+              </w:rPr>
+              <w:t>Ký hiệu</w:t>
+            </w:r>
+          </w:p>
+        </w:tc>
+        <w:tc>
+          <w:tcPr>
+            <w:tcW w:type="dxa" w:w="2556"/>
+          </w:tcPr>
+          <w:p>
+            <w:pPr>
+              <w:jc w:val="center"/>
+            </w:pPr>
+            <w:r>
+              <w:rPr>
+                <w:b/>
+                <w:sz w:val="17"/>
+              </w:rPr>
+              <w:t>Tên gọi</w:t>
+            </w:r>
+          </w:p>
+        </w:tc>
+        <w:tc>
+          <w:tcPr>
+            <w:tcW w:type="dxa" w:w="2556"/>
+          </w:tcPr>
+          <w:p>
+            <w:pPr>
+              <w:jc w:val="center"/>
+            </w:pPr>
+            <w:r>
+              <w:rPr>
+                <w:b/>
+                <w:sz w:val="17"/>
+              </w:rPr>
+              <w:t>Công thức</w:t>
+            </w:r>
+          </w:p>
+        </w:tc>
+        <w:tc>
+          <w:tcPr>
+            <w:tcW w:type="dxa" w:w="2556"/>
+          </w:tcPr>
+          <w:p>
+            <w:pPr>
+              <w:jc w:val="center"/>
+            </w:pPr>
+            <w:r>
+              <w:rPr>
+                <w:b/>
+                <w:sz w:val="17"/>
+              </w:rPr>
+              <w:t>Ý nghĩa</w:t>
+            </w:r>
+          </w:p>
+        </w:tc>
+      </w:tr>
+      <w:tr>
+        <w:tc>
+          <w:tcPr>
+            <w:tcW w:type="dxa" w:w="2556"/>
+          </w:tcPr>
+          <w:p>
+            <w:pPr>
+              <w:jc w:val="center"/>
+            </w:pPr>
+            <w:r>
+              <w:rPr>
+                <w:sz w:val="17"/>
+              </w:rPr>
+              <w:t>SST</w:t>
+            </w:r>
+          </w:p>
+        </w:tc>
+        <w:tc>
+          <w:tcPr>
+            <w:tcW w:type="dxa" w:w="2556"/>
+          </w:tcPr>
+          <w:p>
+            <w:pPr>
+              <w:jc w:val="center"/>
+            </w:pPr>
+            <w:r>
+              <w:rPr>
+                <w:sz w:val="17"/>
+              </w:rPr>
+              <w:t>Tổng biến thiên (Total Sum of Squares)</w:t>
+            </w:r>
+          </w:p>
+        </w:tc>
+        <w:tc>
+          <w:tcPr>
+            <w:tcW w:type="dxa" w:w="2556"/>
+          </w:tcPr>
+          <w:p>
+            <w:pPr>
+              <w:jc w:val="center"/>
+            </w:pPr>
+            <w:r>
+              <w:rPr>
+                <w:sz w:val="17"/>
+              </w:rPr>
+              <w:t>Σ(yi − y_bar)²</w:t>
+            </w:r>
+          </w:p>
+        </w:tc>
+        <w:tc>
+          <w:tcPr>
+            <w:tcW w:type="dxa" w:w="2556"/>
+          </w:tcPr>
+          <w:p>
+            <w:pPr>
+              <w:jc w:val="center"/>
+            </w:pPr>
+            <w:r>
+              <w:rPr>
+                <w:sz w:val="17"/>
+              </w:rPr>
+              <w:t>Tổng độ phân tán của y quanh trung bình</w:t>
+            </w:r>
+          </w:p>
+        </w:tc>
+      </w:tr>
+      <w:tr>
+        <w:tc>
+          <w:tcPr>
+            <w:tcW w:type="dxa" w:w="2556"/>
+          </w:tcPr>
+          <w:p>
+            <w:pPr>
+              <w:jc w:val="center"/>
+            </w:pPr>
+            <w:r>
+              <w:rPr>
+                <w:sz w:val="17"/>
+              </w:rPr>
+              <w:t>SSR</w:t>
+            </w:r>
+          </w:p>
+        </w:tc>
+        <w:tc>
+          <w:tcPr>
+            <w:tcW w:type="dxa" w:w="2556"/>
+          </w:tcPr>
+          <w:p>
+            <w:pPr>
+              <w:jc w:val="center"/>
+            </w:pPr>
+            <w:r>
+              <w:rPr>
+                <w:sz w:val="17"/>
+              </w:rPr>
+              <w:t>Biến thiên giải thích được (Regression SS)</w:t>
+            </w:r>
+          </w:p>
+        </w:tc>
+        <w:tc>
+          <w:tcPr>
+            <w:tcW w:type="dxa" w:w="2556"/>
+          </w:tcPr>
+          <w:p>
+            <w:pPr>
+              <w:jc w:val="center"/>
+            </w:pPr>
+            <w:r>
+              <w:rPr>
+                <w:sz w:val="17"/>
+              </w:rPr>
+              <w:t>Σ(y_hat_i − y_bar)²</w:t>
+            </w:r>
+          </w:p>
+        </w:tc>
+        <w:tc>
+          <w:tcPr>
+            <w:tcW w:type="dxa" w:w="2556"/>
+          </w:tcPr>
+          <w:p>
+            <w:pPr>
+              <w:jc w:val="center"/>
+            </w:pPr>
+            <w:r>
+              <w:rPr>
+                <w:sz w:val="17"/>
+              </w:rPr>
+              <w:t>Phần biến thiên mà đường hồi quy giải thích được</w:t>
+            </w:r>
+          </w:p>
+        </w:tc>
+      </w:tr>
+      <w:tr>
+        <w:tc>
+          <w:tcPr>
+            <w:tcW w:type="dxa" w:w="2556"/>
+          </w:tcPr>
+          <w:p>
+            <w:pPr>
+              <w:jc w:val="center"/>
+            </w:pPr>
+            <w:r>
+              <w:rPr>
+                <w:sz w:val="17"/>
+              </w:rPr>
+              <w:t>SSE</w:t>
+            </w:r>
+          </w:p>
+        </w:tc>
+        <w:tc>
+          <w:tcPr>
+            <w:tcW w:type="dxa" w:w="2556"/>
+          </w:tcPr>
+          <w:p>
+            <w:pPr>
+              <w:jc w:val="center"/>
+            </w:pPr>
+            <w:r>
+              <w:rPr>
+                <w:sz w:val="17"/>
+              </w:rPr>
+              <w:t>Biến thiên chưa giải thích (Error SS)</w:t>
+            </w:r>
+          </w:p>
+        </w:tc>
+        <w:tc>
+          <w:tcPr>
+            <w:tcW w:type="dxa" w:w="2556"/>
+          </w:tcPr>
+          <w:p>
+            <w:pPr>
+              <w:jc w:val="center"/>
+            </w:pPr>
+            <w:r>
+              <w:rPr>
+                <w:sz w:val="17"/>
+              </w:rPr>
+              <w:t>Σ(yi − y_hat_i)²</w:t>
+            </w:r>
+          </w:p>
+        </w:tc>
+        <w:tc>
+          <w:tcPr>
+            <w:tcW w:type="dxa" w:w="2556"/>
+          </w:tcPr>
+          <w:p>
+            <w:pPr>
+              <w:jc w:val="center"/>
+            </w:pPr>
+            <w:r>
+              <w:rPr>
+                <w:sz w:val="17"/>
+              </w:rPr>
+              <w:t>Phần còn lại do sai số</w:t>
+            </w:r>
+          </w:p>
+        </w:tc>
+      </w:tr>
+      <w:tr>
+        <w:tc>
+          <w:tcPr>
+            <w:tcW w:type="dxa" w:w="2556"/>
+          </w:tcPr>
+          <w:p>
+            <w:pPr>
+              <w:jc w:val="center"/>
+            </w:pPr>
+            <w:r>
+              <w:rPr>
+                <w:sz w:val="17"/>
+              </w:rPr>
+              <w:t>Quan hệ</w:t>
+            </w:r>
+          </w:p>
+        </w:tc>
+        <w:tc>
+          <w:tcPr>
+            <w:tcW w:type="dxa" w:w="2556"/>
+          </w:tcPr>
+          <w:p>
+            <w:pPr>
+              <w:jc w:val="center"/>
+            </w:pPr>
+            <w:r>
+              <w:rPr>
+                <w:sz w:val="17"/>
+              </w:rPr>
+              <w:t>SST = SSR + SSE</w:t>
+            </w:r>
+          </w:p>
+        </w:tc>
+        <w:tc>
+          <w:tcPr>
+            <w:tcW w:type="dxa" w:w="2556"/>
+          </w:tcPr>
+          <w:p>
+            <w:pPr>
+              <w:jc w:val="center"/>
+            </w:pPr>
+            <w:r>
+              <w:rPr>
+                <w:sz w:val="17"/>
+              </w:rPr>
+            </w:r>
+          </w:p>
+        </w:tc>
+        <w:tc>
+          <w:tcPr>
+            <w:tcW w:type="dxa" w:w="2556"/>
+          </w:tcPr>
+          <w:p>
+            <w:pPr>
+              <w:jc w:val="center"/>
+            </w:pPr>
+            <w:r>
+              <w:rPr>
+                <w:sz w:val="17"/>
+              </w:rPr>
+              <w:t>Tổng = giải thích được + chưa giải thích</w:t>
+            </w:r>
+          </w:p>
+        </w:tc>
+      </w:tr>
+    </w:tbl>
+    <w:p/>
+    <w:p>
+      <w:pPr>
+        <w:pStyle w:val="Heading3"/>
+      </w:pPr>
+      <w:r>
+        <w:t>Hệ số xác định R²</w:t>
+      </w:r>
+    </w:p>
+    <w:p>
+      <w:r>
+        <w:rPr>
+          <w:b/>
+        </w:rPr>
+        <w:t>R² = SSR / SST = 1 − SSE / SST      ,   0 ≤ R² ≤ 1</w:t>
+      </w:r>
+    </w:p>
+    <w:p>
+      <w:pPr/>
+      <w:r>
+        <w:rPr>
+          <w:b w:val="0"/>
+          <w:i w:val="0"/>
+        </w:rPr>
+        <w:t>R² càng gần 1 thì mô hình càng khớp với dữ liệu. Slide nêu quy ước thực hành: R² &gt; 0,8 được xem là mô hình tốt trên tập đang xét. Nếu R² = 0, mô hình không hơn gì việc luôn dự đoán bằng y_bar; nếu R² = 1, mô hình khớp tuyệt đối.</w:t>
+      </w:r>
+    </w:p>
+    <w:p>
+      <w:pPr>
+        <w:pStyle w:val="Heading2"/>
+      </w:pPr>
+      <w:r>
+        <w:t>5. Thực hành trên tập Salary Data</w:t>
+      </w:r>
+    </w:p>
+    <w:p>
+      <w:pPr/>
+      <w:r>
+        <w:rPr>
+          <w:b w:val="0"/>
+          <w:i w:val="0"/>
+        </w:rPr>
+        <w:t>Tập dữ liệu Salary Data (nguồn SuperDataScience) gồm 30 người, mỗi người có hai thuộc tính là số năm kinh nghiệm (năm) và mức lương (đô la/năm). Bài toán là dự đoán lương khi biết số năm kinh nghiệm — một bài toán hồi quy điển hình thuộc nhóm học có giám sát với đầu ra là số thực liên tục.</w:t>
+      </w:r>
+    </w:p>
+    <w:tbl>
+      <w:tblPr>
+        <w:tblStyle w:val="LightGrid-Accent1"/>
+        <w:tblW w:type="auto" w:w="0"/>
+        <w:jc w:val="center"/>
+        <w:tblLook w:firstColumn="1" w:firstRow="1" w:lastColumn="0" w:lastRow="0" w:noHBand="0" w:noVBand="1" w:val="04A0"/>
+      </w:tblPr>
+      <w:tblGrid>
+        <w:gridCol w:w="1704"/>
+        <w:gridCol w:w="1704"/>
+        <w:gridCol w:w="1704"/>
+        <w:gridCol w:w="1704"/>
+        <w:gridCol w:w="1704"/>
+        <w:gridCol w:w="1704"/>
+      </w:tblGrid>
+      <w:tr>
+        <w:tc>
+          <w:tcPr>
+            <w:tcW w:type="dxa" w:w="1704"/>
+          </w:tcPr>
+          <w:p>
+            <w:pPr>
+              <w:jc w:val="center"/>
+            </w:pPr>
+            <w:r>
+              <w:rPr>
+                <w:b/>
+                <w:sz w:val="17"/>
+              </w:rPr>
+              <w:t>STT</w:t>
+            </w:r>
+          </w:p>
+        </w:tc>
+        <w:tc>
+          <w:tcPr>
+            <w:tcW w:type="dxa" w:w="1704"/>
+          </w:tcPr>
+          <w:p>
+            <w:pPr>
+              <w:jc w:val="center"/>
+            </w:pPr>
+            <w:r>
+              <w:rPr>
+                <w:b/>
+                <w:sz w:val="17"/>
+              </w:rPr>
+              <w:t>Số năm KN</w:t>
+            </w:r>
+          </w:p>
+        </w:tc>
+        <w:tc>
+          <w:tcPr>
+            <w:tcW w:type="dxa" w:w="1704"/>
+          </w:tcPr>
+          <w:p>
+            <w:pPr>
+              <w:jc w:val="center"/>
+            </w:pPr>
+            <w:r>
+              <w:rPr>
+                <w:b/>
+                <w:sz w:val="17"/>
+              </w:rPr>
+              <w:t>Lương</w:t>
+            </w:r>
+          </w:p>
+        </w:tc>
+        <w:tc>
+          <w:tcPr>
+            <w:tcW w:type="dxa" w:w="1704"/>
+          </w:tcPr>
+          <w:p>
+            <w:pPr>
+              <w:jc w:val="center"/>
+            </w:pPr>
+            <w:r>
+              <w:rPr>
+                <w:b/>
+                <w:sz w:val="17"/>
+              </w:rPr>
+              <w:t>STT</w:t>
+            </w:r>
+          </w:p>
+        </w:tc>
+        <w:tc>
+          <w:tcPr>
+            <w:tcW w:type="dxa" w:w="1704"/>
+          </w:tcPr>
+          <w:p>
+            <w:pPr>
+              <w:jc w:val="center"/>
+            </w:pPr>
+            <w:r>
+              <w:rPr>
+                <w:b/>
+                <w:sz w:val="17"/>
+              </w:rPr>
+              <w:t>Số năm KN</w:t>
+            </w:r>
+          </w:p>
+        </w:tc>
+        <w:tc>
+          <w:tcPr>
+            <w:tcW w:type="dxa" w:w="1704"/>
+          </w:tcPr>
+          <w:p>
+            <w:pPr>
+              <w:jc w:val="center"/>
+            </w:pPr>
+            <w:r>
+              <w:rPr>
+                <w:b/>
+                <w:sz w:val="17"/>
+              </w:rPr>
+              <w:t>Lương</w:t>
+            </w:r>
+          </w:p>
+        </w:tc>
+      </w:tr>
+      <w:tr>
+        <w:tc>
+          <w:tcPr>
+            <w:tcW w:type="dxa" w:w="1704"/>
+          </w:tcPr>
+          <w:p>
+            <w:pPr>
+              <w:jc w:val="center"/>
+            </w:pPr>
+            <w:r>
+              <w:rPr>
+                <w:sz w:val="17"/>
+              </w:rPr>
+              <w:t>1</w:t>
+            </w:r>
+          </w:p>
+        </w:tc>
+        <w:tc>
+          <w:tcPr>
+            <w:tcW w:type="dxa" w:w="1704"/>
+          </w:tcPr>
+          <w:p>
+            <w:pPr>
+              <w:jc w:val="center"/>
+            </w:pPr>
+            <w:r>
+              <w:rPr>
+                <w:sz w:val="17"/>
+              </w:rPr>
+              <w:t>1.1</w:t>
+            </w:r>
+          </w:p>
+        </w:tc>
+        <w:tc>
+          <w:tcPr>
+            <w:tcW w:type="dxa" w:w="1704"/>
+          </w:tcPr>
+          <w:p>
+            <w:pPr>
+              <w:jc w:val="center"/>
+            </w:pPr>
+            <w:r>
+              <w:rPr>
+                <w:sz w:val="17"/>
+              </w:rPr>
+              <w:t>39,343</w:t>
+            </w:r>
+          </w:p>
+        </w:tc>
+        <w:tc>
+          <w:tcPr>
+            <w:tcW w:type="dxa" w:w="1704"/>
+          </w:tcPr>
+          <w:p>
+            <w:pPr>
+              <w:jc w:val="center"/>
+            </w:pPr>
+            <w:r>
+              <w:rPr>
+                <w:sz w:val="17"/>
+              </w:rPr>
+              <w:t>16</w:t>
+            </w:r>
+          </w:p>
+        </w:tc>
+        <w:tc>
+          <w:tcPr>
+            <w:tcW w:type="dxa" w:w="1704"/>
+          </w:tcPr>
+          <w:p>
+            <w:pPr>
+              <w:jc w:val="center"/>
+            </w:pPr>
+            <w:r>
+              <w:rPr>
+                <w:sz w:val="17"/>
+              </w:rPr>
+              <w:t>4.9</w:t>
+            </w:r>
+          </w:p>
+        </w:tc>
+        <w:tc>
+          <w:tcPr>
+            <w:tcW w:type="dxa" w:w="1704"/>
+          </w:tcPr>
+          <w:p>
+            <w:pPr>
+              <w:jc w:val="center"/>
+            </w:pPr>
+            <w:r>
+              <w:rPr>
+                <w:sz w:val="17"/>
+              </w:rPr>
+              <w:t>67,938</w:t>
+            </w:r>
+          </w:p>
+        </w:tc>
+      </w:tr>
+      <w:tr>
+        <w:tc>
+          <w:tcPr>
+            <w:tcW w:type="dxa" w:w="1704"/>
+          </w:tcPr>
+          <w:p>
+            <w:pPr>
+              <w:jc w:val="center"/>
+            </w:pPr>
+            <w:r>
+              <w:rPr>
+                <w:sz w:val="17"/>
+              </w:rPr>
+              <w:t>3</w:t>
+            </w:r>
+          </w:p>
+        </w:tc>
+        <w:tc>
+          <w:tcPr>
+            <w:tcW w:type="dxa" w:w="1704"/>
+          </w:tcPr>
+          <w:p>
+            <w:pPr>
+              <w:jc w:val="center"/>
+            </w:pPr>
+            <w:r>
+              <w:rPr>
+                <w:sz w:val="17"/>
+              </w:rPr>
+              <w:t>1.5</w:t>
+            </w:r>
+          </w:p>
+        </w:tc>
+        <w:tc>
+          <w:tcPr>
+            <w:tcW w:type="dxa" w:w="1704"/>
+          </w:tcPr>
+          <w:p>
+            <w:pPr>
+              <w:jc w:val="center"/>
+            </w:pPr>
+            <w:r>
+              <w:rPr>
+                <w:sz w:val="17"/>
+              </w:rPr>
+              <w:t>37,731</w:t>
+            </w:r>
+          </w:p>
+        </w:tc>
+        <w:tc>
+          <w:tcPr>
+            <w:tcW w:type="dxa" w:w="1704"/>
+          </w:tcPr>
+          <w:p>
+            <w:pPr>
+              <w:jc w:val="center"/>
+            </w:pPr>
+            <w:r>
+              <w:rPr>
+                <w:sz w:val="17"/>
+              </w:rPr>
+              <w:t>18</w:t>
+            </w:r>
+          </w:p>
+        </w:tc>
+        <w:tc>
+          <w:tcPr>
+            <w:tcW w:type="dxa" w:w="1704"/>
+          </w:tcPr>
+          <w:p>
+            <w:pPr>
+              <w:jc w:val="center"/>
+            </w:pPr>
+            <w:r>
+              <w:rPr>
+                <w:sz w:val="17"/>
+              </w:rPr>
+              <w:t>5.3</w:t>
+            </w:r>
+          </w:p>
+        </w:tc>
+        <w:tc>
+          <w:tcPr>
+            <w:tcW w:type="dxa" w:w="1704"/>
+          </w:tcPr>
+          <w:p>
+            <w:pPr>
+              <w:jc w:val="center"/>
+            </w:pPr>
+            <w:r>
+              <w:rPr>
+                <w:sz w:val="17"/>
+              </w:rPr>
+              <w:t>83,088</w:t>
+            </w:r>
+          </w:p>
+        </w:tc>
+      </w:tr>
+      <w:tr>
+        <w:tc>
+          <w:tcPr>
+            <w:tcW w:type="dxa" w:w="1704"/>
+          </w:tcPr>
+          <w:p>
+            <w:pPr>
+              <w:jc w:val="center"/>
+            </w:pPr>
+            <w:r>
+              <w:rPr>
+                <w:sz w:val="17"/>
+              </w:rPr>
+              <w:t>6</w:t>
+            </w:r>
+          </w:p>
+        </w:tc>
+        <w:tc>
+          <w:tcPr>
+            <w:tcW w:type="dxa" w:w="1704"/>
+          </w:tcPr>
+          <w:p>
+            <w:pPr>
+              <w:jc w:val="center"/>
+            </w:pPr>
+            <w:r>
+              <w:rPr>
+                <w:sz w:val="17"/>
+              </w:rPr>
+              <w:t>2.9</w:t>
+            </w:r>
+          </w:p>
+        </w:tc>
+        <w:tc>
+          <w:tcPr>
+            <w:tcW w:type="dxa" w:w="1704"/>
+          </w:tcPr>
+          <w:p>
+            <w:pPr>
+              <w:jc w:val="center"/>
+            </w:pPr>
+            <w:r>
+              <w:rPr>
+                <w:sz w:val="17"/>
+              </w:rPr>
+              <w:t>56,642</w:t>
+            </w:r>
+          </w:p>
+        </w:tc>
+        <w:tc>
+          <w:tcPr>
+            <w:tcW w:type="dxa" w:w="1704"/>
+          </w:tcPr>
+          <w:p>
+            <w:pPr>
+              <w:jc w:val="center"/>
+            </w:pPr>
+            <w:r>
+              <w:rPr>
+                <w:sz w:val="17"/>
+              </w:rPr>
+              <w:t>22</w:t>
+            </w:r>
+          </w:p>
+        </w:tc>
+        <w:tc>
+          <w:tcPr>
+            <w:tcW w:type="dxa" w:w="1704"/>
+          </w:tcPr>
+          <w:p>
+            <w:pPr>
+              <w:jc w:val="center"/>
+            </w:pPr>
+            <w:r>
+              <w:rPr>
+                <w:sz w:val="17"/>
+              </w:rPr>
+              <w:t>7.1</w:t>
+            </w:r>
+          </w:p>
+        </w:tc>
+        <w:tc>
+          <w:tcPr>
+            <w:tcW w:type="dxa" w:w="1704"/>
+          </w:tcPr>
+          <w:p>
+            <w:pPr>
+              <w:jc w:val="center"/>
+            </w:pPr>
+            <w:r>
+              <w:rPr>
+                <w:sz w:val="17"/>
+              </w:rPr>
+              <w:t>98,273</w:t>
+            </w:r>
+          </w:p>
+        </w:tc>
+      </w:tr>
+      <w:tr>
+        <w:tc>
+          <w:tcPr>
+            <w:tcW w:type="dxa" w:w="1704"/>
+          </w:tcPr>
+          <w:p>
+            <w:pPr>
+              <w:jc w:val="center"/>
+            </w:pPr>
+            <w:r>
+              <w:rPr>
+                <w:sz w:val="17"/>
+              </w:rPr>
+              <w:t>10</w:t>
+            </w:r>
+          </w:p>
+        </w:tc>
+        <w:tc>
+          <w:tcPr>
+            <w:tcW w:type="dxa" w:w="1704"/>
+          </w:tcPr>
+          <w:p>
+            <w:pPr>
+              <w:jc w:val="center"/>
+            </w:pPr>
+            <w:r>
+              <w:rPr>
+                <w:sz w:val="17"/>
+              </w:rPr>
+              <w:t>3.7</w:t>
+            </w:r>
+          </w:p>
+        </w:tc>
+        <w:tc>
+          <w:tcPr>
+            <w:tcW w:type="dxa" w:w="1704"/>
+          </w:tcPr>
+          <w:p>
+            <w:pPr>
+              <w:jc w:val="center"/>
+            </w:pPr>
+            <w:r>
+              <w:rPr>
+                <w:sz w:val="17"/>
+              </w:rPr>
+              <w:t>57,189</w:t>
+            </w:r>
+          </w:p>
+        </w:tc>
+        <w:tc>
+          <w:tcPr>
+            <w:tcW w:type="dxa" w:w="1704"/>
+          </w:tcPr>
+          <w:p>
+            <w:pPr>
+              <w:jc w:val="center"/>
+            </w:pPr>
+            <w:r>
+              <w:rPr>
+                <w:sz w:val="17"/>
+              </w:rPr>
+              <w:t>28</w:t>
+            </w:r>
+          </w:p>
+        </w:tc>
+        <w:tc>
+          <w:tcPr>
+            <w:tcW w:type="dxa" w:w="1704"/>
+          </w:tcPr>
+          <w:p>
+            <w:pPr>
+              <w:jc w:val="center"/>
+            </w:pPr>
+            <w:r>
+              <w:rPr>
+                <w:sz w:val="17"/>
+              </w:rPr>
+              <w:t>9.6</w:t>
+            </w:r>
+          </w:p>
+        </w:tc>
+        <w:tc>
+          <w:tcPr>
+            <w:tcW w:type="dxa" w:w="1704"/>
+          </w:tcPr>
+          <w:p>
+            <w:pPr>
+              <w:jc w:val="center"/>
+            </w:pPr>
+            <w:r>
+              <w:rPr>
+                <w:sz w:val="17"/>
+              </w:rPr>
+              <w:t>112,635</w:t>
+            </w:r>
+          </w:p>
+        </w:tc>
+      </w:tr>
+      <w:tr>
+        <w:tc>
+          <w:tcPr>
+            <w:tcW w:type="dxa" w:w="1704"/>
+          </w:tcPr>
+          <w:p>
+            <w:pPr>
+              <w:jc w:val="center"/>
+            </w:pPr>
+            <w:r>
+              <w:rPr>
+                <w:sz w:val="17"/>
+              </w:rPr>
+              <w:t>14</w:t>
+            </w:r>
+          </w:p>
+        </w:tc>
+        <w:tc>
+          <w:tcPr>
+            <w:tcW w:type="dxa" w:w="1704"/>
+          </w:tcPr>
+          <w:p>
+            <w:pPr>
+              <w:jc w:val="center"/>
+            </w:pPr>
+            <w:r>
+              <w:rPr>
+                <w:sz w:val="17"/>
+              </w:rPr>
+              <w:t>4.1</w:t>
+            </w:r>
+          </w:p>
+        </w:tc>
+        <w:tc>
+          <w:tcPr>
+            <w:tcW w:type="dxa" w:w="1704"/>
+          </w:tcPr>
+          <w:p>
+            <w:pPr>
+              <w:jc w:val="center"/>
+            </w:pPr>
+            <w:r>
+              <w:rPr>
+                <w:sz w:val="17"/>
+              </w:rPr>
+              <w:t>57,081</w:t>
+            </w:r>
+          </w:p>
+        </w:tc>
+        <w:tc>
+          <w:tcPr>
+            <w:tcW w:type="dxa" w:w="1704"/>
+          </w:tcPr>
+          <w:p>
+            <w:pPr>
+              <w:jc w:val="center"/>
+            </w:pPr>
+            <w:r>
+              <w:rPr>
+                <w:sz w:val="17"/>
+              </w:rPr>
+              <w:t>30</w:t>
+            </w:r>
+          </w:p>
+        </w:tc>
+        <w:tc>
+          <w:tcPr>
+            <w:tcW w:type="dxa" w:w="1704"/>
+          </w:tcPr>
+          <w:p>
+            <w:pPr>
+              <w:jc w:val="center"/>
+            </w:pPr>
+            <w:r>
+              <w:rPr>
+                <w:sz w:val="17"/>
+              </w:rPr>
+              <w:t>10.5</w:t>
+            </w:r>
+          </w:p>
+        </w:tc>
+        <w:tc>
+          <w:tcPr>
+            <w:tcW w:type="dxa" w:w="1704"/>
+          </w:tcPr>
+          <w:p>
+            <w:pPr>
+              <w:jc w:val="center"/>
+            </w:pPr>
+            <w:r>
+              <w:rPr>
+                <w:sz w:val="17"/>
+              </w:rPr>
+              <w:t>121,872</w:t>
+            </w:r>
+          </w:p>
+        </w:tc>
+      </w:tr>
+    </w:tbl>
+    <w:p/>
+    <w:p>
+      <w:pPr/>
+      <w:r>
+        <w:rPr>
+          <w:b w:val="0"/>
+          <w:i w:val="0"/>
+        </w:rPr>
+        <w:t>Ghi chú: bảng trên trích 10/30 dòng tiêu biểu; slide liệt kê đầy đủ 30 dòng. Nhận xét trực quan là lương có xu hướng tăng theo số năm kinh nghiệm, nên mô hình tuyến tính là hợp lý bước đầu.</w:t>
+      </w:r>
+    </w:p>
+    <w:p>
+      <w:pPr>
+        <w:pStyle w:val="Heading3"/>
+      </w:pPr>
+      <w:r>
+        <w:t>Quy trình code trong slide</w:t>
+      </w:r>
+    </w:p>
+    <w:p>
+      <w:pPr/>
+      <w:r>
+        <w:rPr>
+          <w:b w:val="0"/>
+          <w:i w:val="0"/>
+        </w:rPr>
+        <w:t>Tiền xử lý: dùng pandas để đọc file Salary_Data.csv và numpy để chỉnh số chiều mảng. Cột đầu tiên được tách làm X (đầu vào) và cột thứ hai làm Y (đầu ra).</w:t>
+      </w:r>
+    </w:p>
+    <w:p>
+      <w:pPr/>
+      <w:r>
+        <w:rPr>
+          <w:rFonts w:ascii="Consolas" w:hAnsi="Consolas"/>
+          <w:sz w:val="17"/>
+        </w:rPr>
+        <w:t>dataset = pd.read_csv("Salary_Data.csv")</w:t>
+        <w:br/>
+        <w:t>X = np.array(dataset.iloc[:, 0].values).reshape(-1, 1)</w:t>
+        <w:br/>
+        <w:t>Y = np.array(dataset.iloc[:, 1].values)</w:t>
+      </w:r>
+    </w:p>
+    <w:p>
+      <w:pPr/>
+      <w:r>
+        <w:rPr>
+          <w:b w:val="0"/>
+          <w:i w:val="0"/>
+        </w:rPr>
+        <w:t>Chia tập dữ liệu theo tỉ lệ 80/20 bằng train_test_split (train_size = 0.8, random_state = 0): 24 điểm cho huấn luyện và 6 điểm cho kiểm thử. Việc cố định random_state giúp kết quả chia tập có thể lặp lại.</w:t>
+      </w:r>
+    </w:p>
+    <w:p>
+      <w:pPr/>
+      <w:r>
+        <w:rPr>
+          <w:rFonts w:ascii="Consolas" w:hAnsi="Consolas"/>
+          <w:sz w:val="17"/>
+        </w:rPr>
+        <w:t>from sklearn.model_selection import train_test_split</w:t>
+        <w:br/>
+        <w:t>X_train, X_test, Y_train, Y_test = train_test_split(X, Y, train_size=0.8, random_state=0)</w:t>
+      </w:r>
+    </w:p>
+    <w:p>
+      <w:pPr/>
+      <w:r>
+        <w:rPr>
+          <w:b w:val="0"/>
+          <w:i w:val="0"/>
+        </w:rPr>
+        <w:t>Trực quan hóa tập huấn luyện bằng scatter plot (matplotlib.pyplot): trục hoành là số năm kinh nghiệm, trục tung là lương, các điểm màu đỏ cho thấy mối quan hệ gần tuyến tính, củng cố việc chọn hồi quy tuyến tính.</w:t>
+      </w:r>
+    </w:p>
+    <w:p>
+      <w:pPr/>
+      <w:r>
+        <w:rPr>
+          <w:b w:val="0"/>
+          <w:i w:val="0"/>
+        </w:rPr>
+        <w:t>Huấn luyện mô hình bằng lớp LinearRegression của scikit-learn:</w:t>
+      </w:r>
+    </w:p>
+    <w:p>
+      <w:pPr/>
+      <w:r>
+        <w:rPr>
+          <w:rFonts w:ascii="Consolas" w:hAnsi="Consolas"/>
+          <w:sz w:val="17"/>
+        </w:rPr>
+        <w:t>from sklearn.linear_model import LinearRegression</w:t>
+        <w:br/>
+        <w:t>regressor = LinearRegression()</w:t>
+        <w:br/>
+        <w:t>regressor.fit(X_train, Y_train)</w:t>
+      </w:r>
+    </w:p>
+    <w:p>
+      <w:pPr/>
+      <w:r>
+        <w:rPr>
+          <w:b w:val="0"/>
+          <w:i w:val="0"/>
+        </w:rPr>
+        <w:t>Sau khi fit, đối tượng regressor đã chứa phương trình hồi quy. Dự đoán trên tập huấn luyện bằng regressor.predict(X_train) và vẽ đường thẳng màu xanh nối các điểm (X_train, y_train_pred) đè lên đám mây điểm đỏ. Đường thẳng nằm rất gần các điểm, cho thấy mô hình khớp tương đối tốt.</w:t>
+      </w:r>
+    </w:p>
+    <w:p>
+      <w:pPr/>
+      <w:r>
+        <w:rPr>
+          <w:b w:val="0"/>
+          <w:i w:val="0"/>
+        </w:rPr>
+        <w:t>Kiểm tra trên tập test: dùng regressor.predict(X_test) để dự đoán, vẽ scatter cho X_test và đường dự đoán. Slide còn xây hàm compare(i) để in ra từng điểm test gồm giá trị x, y thực và y dự đoán, giúp so sánh trực tiếp. Bảng kết quả 6 điểm test trong slide cho thấy sai số ở mức chấp nhận được, ví dụ người có 1,5 năm kinh nghiệm lương thực 37.731 được dự đoán 40.748, người 10,3 năm lương thực 122.391 được dự đoán 122.699.</w:t>
+      </w:r>
+    </w:p>
+    <w:p>
+      <w:pPr>
+        <w:pStyle w:val="Heading2"/>
+      </w:pPr>
+      <w:r>
+        <w:t>6. Giải thích chi tiết từng dòng code</w:t>
+      </w:r>
+    </w:p>
+    <w:p>
+      <w:pPr/>
+      <w:r>
+        <w:rPr>
+          <w:b w:val="0"/>
+          <w:i w:val="0"/>
+        </w:rPr>
+        <w:t>Slide dành nhiều trang để giải thích cặn kẽ, ở đây tóm lược ý chính:</w:t>
       </w:r>
     </w:p>
     <w:p>
@@ -54,7 +2773,11 @@
         <w:pStyle w:val="ListBullet"/>
       </w:pPr>
       <w:r>
-        <w:t>Hồi quy tuyến tính đơn biến (simple linear regression) là một trong những phương pháp nền tảng của thống kê và học máy, được phát triển từ các nghiên cứu vềmối quan hệgiữa các đại lượng.</w:t>
+        <w:rPr>
+          <w:b w:val="0"/>
+          <w:i w:val="0"/>
+        </w:rPr>
+        <w:t>import pandas as pd / import numpy as np / import matplotlib.pyplot as plt: nhập ba thư viện với bí danh quen thuộc để đọc dữ liệu, xử lý mảng và vẽ đồ thị.</w:t>
       </w:r>
     </w:p>
     <w:p>
@@ -62,7 +2785,11 @@
         <w:pStyle w:val="ListBullet"/>
       </w:pPr>
       <w:r>
-        <w:t>Phương pháp hồi quy tuyến tính đơn biến giúp mô tảvà dựđoán giá trịcủa một biến dựa trên một biến khác.</w:t>
+        <w:rPr>
+          <w:b w:val="0"/>
+          <w:i w:val="0"/>
+        </w:rPr>
+        <w:t>dataset.iloc[:, 0].values và dataset.iloc[:, 1].values: trích cột đầu làm ma trận 2 chiều (30×1) cho X và cột thứ hai làm véc tơ 1 chiều cho Y. Cách viết X = dataset.iloc[:, 0:1].values giữ luôn dạng 2D mà không cần reshape; cách viết X = np.array(...).reshape(-1,1) thì dùng -1 để numpy tự tính số dòng.</w:t>
       </w:r>
     </w:p>
     <w:p>
@@ -70,7 +2797,35 @@
         <w:pStyle w:val="ListBullet"/>
       </w:pPr>
       <w:r>
-        <w:t>Ví dụ: Dựa vào sốgiờhọc, ta ước lượng điểm thi của sinh viên.</w:t>
+        <w:rPr>
+          <w:b w:val="0"/>
+          <w:i w:val="0"/>
+        </w:rPr>
+        <w:t>train_test_split(X, Y, train_size=0.8, random_state=0): 0.8 nghĩa là 80% cho huấn luyện, 20% cho kiểm thử; random_state cố định để lần chạy sau vẫn chia giống hệt.</w:t>
+      </w:r>
+    </w:p>
+    <w:p>
+      <w:pPr>
+        <w:pStyle w:val="ListBullet"/>
+      </w:pPr>
+      <w:r>
+        <w:rPr>
+          <w:b w:val="0"/>
+          <w:i w:val="0"/>
+        </w:rPr>
+        <w:t>plt.scatter / plt.title / plt.xlabel / plt.ylabel / plt.show: lần lượt vẽ điểm phân tán, đặt tiêu đề và nhãn trục, rồi hiển thị biểu đồ.</w:t>
+      </w:r>
+    </w:p>
+    <w:p>
+      <w:pPr>
+        <w:pStyle w:val="ListBullet"/>
+      </w:pPr>
+      <w:r>
+        <w:rPr>
+          <w:b w:val="0"/>
+          <w:i w:val="0"/>
+        </w:rPr>
+        <w:t>LinearRegression().fit(X_train, Y_train): tạo đối tượng hồi quy và học hệ số w0, w1 từ tập huấn luyện; sau đó predict(X) trả về mảng dự đoán y_hat.</w:t>
       </w:r>
     </w:p>
     <w:p>
@@ -78,5639 +2833,173 @@
         <w:pStyle w:val="Heading2"/>
       </w:pPr>
       <w:r>
-        <w:t>Bối cảnh trước khi ra đời</w:t>
+        <w:t>7. Câu hỏi thảo luận cuối bài</w:t>
       </w:r>
     </w:p>
-    <w:p>
-      <w:pPr>
-        <w:pStyle w:val="ListBullet"/>
-      </w:pPr>
-      <w:r>
-        <w:t>TừthếkỷXVII đến XVIII, các nhà toán học và thiên văn học đã tìm cách xửlý những số liệu quan sát có sai số.</w:t>
-      </w:r>
-    </w:p>
-    <w:p>
-      <w:pPr>
-        <w:pStyle w:val="ListBullet"/>
-      </w:pPr>
-      <w:r>
-        <w:t>Khi đo đạc các hiện tượng tự nhiên, kết quảthường không nằm chính xác trên một đường thẳng hay một công thức đơn giản.</w:t>
-      </w:r>
-    </w:p>
-    <w:p>
-      <w:pPr>
-        <w:pStyle w:val="ListBullet"/>
-      </w:pPr>
-      <w:r>
-        <w:t>Các câu hỏi đặt ra là:</w:t>
-      </w:r>
-    </w:p>
-    <w:p>
-      <w:pPr>
-        <w:pStyle w:val="ListBullet2"/>
-      </w:pPr>
-      <w:r>
-        <w:t>Làm thếnào tìm được một đường biểu diễn xu hướng chung của dữliệu?</w:t>
-      </w:r>
-    </w:p>
-    <w:p>
-      <w:pPr>
-        <w:pStyle w:val="ListBullet2"/>
-      </w:pPr>
-      <w:r>
-        <w:t>Làm thếnào giảm ảnh hưởng của sai sốđo đạc?</w:t>
-      </w:r>
-    </w:p>
-    <w:p>
-      <w:pPr>
-        <w:pStyle w:val="ListBullet2"/>
-      </w:pPr>
-      <w:r>
-        <w:t>Làm thếnào dựđoán một giá trịchưa biết từcác quan sát đã có?</w:t>
-      </w:r>
-    </w:p>
-    <w:p>
-      <w:pPr>
-        <w:pStyle w:val="ListBullet"/>
-      </w:pPr>
-      <w:r>
-        <w:t>Những vấn đềnày tạo tiền đềcho phương pháp bình phương tối thiểu, cơ sởtoán học của hồi quy tuyến tính.</w:t>
-      </w:r>
-    </w:p>
-    <w:p>
-      <w:pPr>
-        <w:pStyle w:val="Heading2"/>
-      </w:pPr>
-      <w:r>
-        <w:t>1805 – Adrien-Marie Legendre</w:t>
-      </w:r>
-    </w:p>
-    <w:p>
-      <w:pPr>
-        <w:pStyle w:val="ListBullet"/>
-      </w:pPr>
-      <w:r>
-        <w:t>Nhà toán học</w:t>
-      </w:r>
-    </w:p>
+    <w:tbl>
+      <w:tblPr>
+        <w:tblStyle w:val="LightGrid-Accent1"/>
+        <w:tblW w:type="auto" w:w="0"/>
+        <w:jc w:val="center"/>
+        <w:tblLook w:firstColumn="1" w:firstRow="1" w:lastColumn="0" w:lastRow="0" w:noHBand="0" w:noVBand="1" w:val="04A0"/>
+      </w:tblPr>
+      <w:tblGrid>
+        <w:gridCol w:w="5112"/>
+        <w:gridCol w:w="5112"/>
+      </w:tblGrid>
+      <w:tr>
+        <w:tc>
+          <w:tcPr>
+            <w:tcW w:type="dxa" w:w="5112"/>
+          </w:tcPr>
+          <w:p>
+            <w:pPr>
+              <w:jc w:val="center"/>
+            </w:pPr>
+            <w:r>
+              <w:rPr>
+                <w:b/>
+                <w:sz w:val="17"/>
+              </w:rPr>
+              <w:t>Câu hỏi</w:t>
+            </w:r>
+          </w:p>
+        </w:tc>
+        <w:tc>
+          <w:tcPr>
+            <w:tcW w:type="dxa" w:w="5112"/>
+          </w:tcPr>
+          <w:p>
+            <w:pPr>
+              <w:jc w:val="center"/>
+            </w:pPr>
+            <w:r>
+              <w:rPr>
+                <w:b/>
+                <w:sz w:val="17"/>
+              </w:rPr>
+              <w:t>Trả lời theo slide</w:t>
+            </w:r>
+          </w:p>
+        </w:tc>
+      </w:tr>
+      <w:tr>
+        <w:tc>
+          <w:tcPr>
+            <w:tcW w:type="dxa" w:w="5112"/>
+          </w:tcPr>
+          <w:p>
+            <w:pPr>
+              <w:jc w:val="center"/>
+            </w:pPr>
+            <w:r>
+              <w:rPr>
+                <w:sz w:val="17"/>
+              </w:rPr>
+              <w:t>Vì sao SST, SSR, SSE đều phải bình phương?</w:t>
+            </w:r>
+          </w:p>
+        </w:tc>
+        <w:tc>
+          <w:tcPr>
+            <w:tcW w:type="dxa" w:w="5112"/>
+          </w:tcPr>
+          <w:p>
+            <w:pPr>
+              <w:jc w:val="center"/>
+            </w:pPr>
+            <w:r>
+              <w:rPr>
+                <w:sz w:val="17"/>
+              </w:rPr>
+              <w:t>Bình phương giúp độ đo không nhận giá trị âm. Slide lưu ý đây mới là lời giải thích ban đầu; ý nghĩa sâu hơn sẽ được làm rõ ở các bài sau.</w:t>
+            </w:r>
+          </w:p>
+        </w:tc>
+      </w:tr>
+      <w:tr>
+        <w:tc>
+          <w:tcPr>
+            <w:tcW w:type="dxa" w:w="5112"/>
+          </w:tcPr>
+          <w:p>
+            <w:pPr>
+              <w:jc w:val="center"/>
+            </w:pPr>
+            <w:r>
+              <w:rPr>
+                <w:sz w:val="17"/>
+              </w:rPr>
+              <w:t>Dự báo lương chỉ từ số năm kinh nghiệm có chính xác không?</w:t>
+            </w:r>
+          </w:p>
+        </w:tc>
+        <w:tc>
+          <w:tcPr>
+            <w:tcW w:type="dxa" w:w="5112"/>
+          </w:tcPr>
+          <w:p>
+            <w:pPr>
+              <w:jc w:val="center"/>
+            </w:pPr>
+            <w:r>
+              <w:rPr>
+                <w:sz w:val="17"/>
+              </w:rPr>
+              <w:t>Đây là ví dụ đơn giản để minh họa. Thực tế lương chịu nhiều yếu tố khác như tuổi, bằng cấp, chức vụ, nên cần mô hình đa biến.</w:t>
+            </w:r>
+          </w:p>
+        </w:tc>
+      </w:tr>
+      <w:tr>
+        <w:tc>
+          <w:tcPr>
+            <w:tcW w:type="dxa" w:w="5112"/>
+          </w:tcPr>
+          <w:p>
+            <w:pPr>
+              <w:jc w:val="center"/>
+            </w:pPr>
+            <w:r>
+              <w:rPr>
+                <w:sz w:val="17"/>
+              </w:rPr>
+              <w:t>Nếu dữ liệu không có quan hệ tuyến tính thì sao?</w:t>
+            </w:r>
+          </w:p>
+        </w:tc>
+        <w:tc>
+          <w:tcPr>
+            <w:tcW w:type="dxa" w:w="5112"/>
+          </w:tcPr>
+          <w:p>
+            <w:pPr>
+              <w:jc w:val="center"/>
+            </w:pPr>
+            <w:r>
+              <w:rPr>
+                <w:sz w:val="17"/>
+              </w:rPr>
+              <w:t>Cần tìm một ánh xạ f đưa dữ liệu sang không gian mới mà ở đó quan hệ trở nên tuyến tính. Cách tìm f sẽ được học ở các bài sau.</w:t>
+            </w:r>
+          </w:p>
+        </w:tc>
+      </w:tr>
+    </w:tbl>
+    <w:p/>
     <w:p>
       <w:r>
-        <w:t>Adrien-Marie</w:t>
-      </w:r>
-    </w:p>
-    <w:p>
-      <w:r>
-        <w:t>Legendre công bố phương pháp bình phương tối thiểu trong tác phẩm vềxác định quỹđạo sao chổi.</w:t>
-      </w:r>
-    </w:p>
-    <w:p>
-      <w:pPr>
-        <w:pStyle w:val="ListBullet"/>
-      </w:pPr>
-      <w:r>
-        <w:t>Ông tìm cách xác định các hệ sốcủa phương trình sao cho tổng bình phương sai sốgiữa sốliệu quan sát và giá trịtính toán là nhỏnhất.</w:t>
-      </w:r>
-    </w:p>
-    <w:p>
-      <w:pPr>
-        <w:pStyle w:val="Heading2"/>
-      </w:pPr>
-      <w:r>
-        <w:t>1809 – Carl Friedrich Gauss</w:t>
-      </w:r>
-    </w:p>
-    <w:p>
-      <w:pPr>
-        <w:pStyle w:val="ListBullet"/>
-      </w:pPr>
-      <w:r>
-        <w:t>Carl Friedrich Gauss trình bày các cơ sởlý thuyết của phương pháp bình phương tối thiểu trong nghiên cứu chuyển động của các thiên thể.</w:t>
-      </w:r>
-    </w:p>
-    <w:p>
-      <w:pPr>
-        <w:pStyle w:val="ListBullet"/>
-      </w:pPr>
-      <w:r>
-        <w:t>Gauss cho rằng sai sốquan sát có thểđược mô hình hóa bằng phân phối chuẩn và phát triển các lập luận xác suất cho phương pháp này.</w:t>
-      </w:r>
-    </w:p>
-    <w:p>
-      <w:pPr>
-        <w:pStyle w:val="ListBullet"/>
-      </w:pPr>
-      <w:r>
-        <w:t>Ông cũng cho biết mình đã sửdụng phương pháp từnăm 1795, dẫn đến tranh luận vềquyền phát mình với Legendre</w:t>
-      </w:r>
-    </w:p>
-    <w:p>
-      <w:pPr>
-        <w:pStyle w:val="Heading2"/>
-      </w:pPr>
-      <w:r>
-        <w:t>1810 – Pierre-Simon Laplace</w:t>
-      </w:r>
-    </w:p>
-    <w:p>
-      <w:pPr>
-        <w:pStyle w:val="ListBullet"/>
-      </w:pPr>
-      <w:r>
-        <w:t>Pierre-Simon Laplace phát triển các lập luận xác suất đểgiải thích cơ sởcủa phương pháp bình phương tối thiểu, đặc biệt trong trường hợp có nhiều quan sát.</w:t>
-      </w:r>
-    </w:p>
-    <w:p>
-      <w:pPr>
-        <w:pStyle w:val="ListBullet"/>
-      </w:pPr>
-      <w:r>
-        <w:t>Công trình của Laplace góp phần làm rõ mối liên hệgiữa sai số, xác suất và ước lượng thống kê.</w:t>
-      </w:r>
-    </w:p>
-    <w:p>
-      <w:pPr>
-        <w:pStyle w:val="Heading2"/>
-      </w:pPr>
-      <w:r>
-        <w:t>1823 – Gauss và lý thuyết ước lượng</w:t>
-      </w:r>
-    </w:p>
-    <w:p>
-      <w:pPr>
-        <w:pStyle w:val="ListBullet"/>
-      </w:pPr>
-      <w:r>
-        <w:t>Gauss tiếp tục phát triển lý thuyết bình phương tối thiểu.</w:t>
-      </w:r>
-    </w:p>
-    <w:p>
-      <w:pPr>
-        <w:pStyle w:val="ListBullet"/>
-      </w:pPr>
-      <w:r>
-        <w:t>Những kết quảnày là tiền đềcho các nghiên cứu sau này vềtính chất của các ước lượng và mô hình tuyến tính.</w:t>
-      </w:r>
-    </w:p>
-    <w:p>
-      <w:pPr>
-        <w:pStyle w:val="Heading2"/>
-      </w:pPr>
-      <w:r>
-        <w:t>1870–1880 – Francis Galton</w:t>
-      </w:r>
-    </w:p>
-    <w:p>
-      <w:pPr>
-        <w:pStyle w:val="ListBullet"/>
-      </w:pPr>
-      <w:r>
-        <w:t>Francis Galton nghiên cứu mối quan hệgiữa đặc điểm của cha mẹvà con cái, đặc biệt là chiều cao. Ông sửdụng các đường biểu diễn đểmô tả xu hướng của dữliệu và phát triển khái niệm regression – hồi quy.</w:t>
-      </w:r>
-    </w:p>
-    <w:p>
-      <w:pPr>
-        <w:pStyle w:val="ListBullet"/>
-      </w:pPr>
-      <w:r>
-        <w:t>Công trình của Galton giúp chuyển phương pháp từcác bài toán thiên văn sang nghiên cứu mối quan hệgiữa các biến trong thống kê.</w:t>
-      </w:r>
-    </w:p>
-    <w:p>
-      <w:pPr>
-        <w:pStyle w:val="Heading2"/>
-      </w:pPr>
-      <w:r>
-        <w:t>1890-1900 – Pearson và Yule</w:t>
-      </w:r>
-    </w:p>
-    <w:p>
-      <w:pPr>
-        <w:pStyle w:val="ListBullet"/>
-      </w:pPr>
-      <w:r>
-        <w:t>Karl Pearson cùng George Udny Yule góp phần phát triển lý thuyết tương quan, hồi quy và mở rộng các mô hình sang nhiều biến.</w:t>
-      </w:r>
-    </w:p>
-    <w:p>
-      <w:pPr>
-        <w:pStyle w:val="ListBullet"/>
-      </w:pPr>
-      <w:r>
-        <w:t>Trong giai đoạn này, hồi quy dần trởthành một công cụthống kê tổng quát, không chỉgiới hạn trong nghiên cứu di truyền.</w:t>
-      </w:r>
-    </w:p>
-    <w:p>
-      <w:pPr>
-        <w:pStyle w:val="ListBullet"/>
-      </w:pPr>
-      <w:r>
-        <w:t>Karl Pearson cùng George Udny Yule góp phần phát triển lý thuyết tương quan, hồi quy và mở rộng các mô hình sang nhiều biến.</w:t>
-      </w:r>
-    </w:p>
-    <w:p>
-      <w:pPr>
-        <w:pStyle w:val="ListBullet"/>
-      </w:pPr>
-      <w:r>
-        <w:t>Trong giai đoạn này, hồi quy dần trởthành một công cụthống kê tổng quát, không chỉgiới hạn trong nghiên cứu di truyền.</w:t>
-      </w:r>
-    </w:p>
-    <w:p>
-      <w:pPr>
-        <w:pStyle w:val="Heading2"/>
-      </w:pPr>
-      <w:r>
-        <w:t>1920 - 1930 – Ronald A. Fisher</w:t>
-      </w:r>
-    </w:p>
-    <w:p>
-      <w:pPr>
-        <w:pStyle w:val="ListBullet"/>
-      </w:pPr>
-      <w:r>
-        <w:t>Ronald A. Fisher góp phần hệthống hóa lý thuyết hồi quy, phương pháp ước lượng và thiết kếthí nghiệm.</w:t>
-      </w:r>
-    </w:p>
-    <w:p>
-      <w:pPr>
-        <w:pStyle w:val="ListBullet"/>
-      </w:pPr>
-      <w:r>
-        <w:t>Các tài liệu của ông giúp đưa hồi quy vào nền tảng của thống kê hiện đại.</w:t>
-      </w:r>
-    </w:p>
-    <w:p>
-      <w:pPr>
-        <w:pStyle w:val="Heading2"/>
-      </w:pPr>
-      <w:r>
-        <w:t>Nguồn gốc của thuật ngữ “Regression”</w:t>
-      </w:r>
-    </w:p>
-    <w:p>
-      <w:pPr>
-        <w:pStyle w:val="ListBullet"/>
-      </w:pPr>
-      <w:r>
-        <w:t>Thuật ngữregression được gắn với các nghiên cứu của Francis Galton vềchiều cao di truyền.</w:t>
-      </w:r>
-    </w:p>
-    <w:p>
-      <w:pPr>
-        <w:pStyle w:val="ListBullet"/>
-      </w:pPr>
-      <w:r>
-        <w:t>Galton quan sát rằng:</w:t>
-      </w:r>
-    </w:p>
-    <w:p>
-      <w:pPr>
-        <w:pStyle w:val="ListBullet2"/>
-      </w:pPr>
-      <w:r>
-        <w:t>Những người có cha mẹrất cao thường có chiều cao trung bình của con cái thấp hơn chiều cao của cha mẹ.</w:t>
-      </w:r>
-    </w:p>
-    <w:p>
-      <w:pPr>
-        <w:pStyle w:val="ListBullet2"/>
-      </w:pPr>
-      <w:r>
-        <w:t>Những người có cha mẹrất thấp thường có chiều cao trung bình của con cái cao hơn chiều cao của cha mẹ.</w:t>
-      </w:r>
-    </w:p>
-    <w:p>
-      <w:r>
-        <w:t>STT</w:t>
-      </w:r>
-    </w:p>
-    <w:p>
-      <w:r>
-        <w:t>Chiều cao TB cha mẹ (X)</w:t>
-      </w:r>
-    </w:p>
-    <w:p>
-      <w:r>
-        <w:t>Chiều cao TB con cái (Y)</w:t>
-      </w:r>
-    </w:p>
-    <w:p>
-      <w:r>
-        <w:t>Nhận xét</w:t>
-      </w:r>
-    </w:p>
-    <w:p>
-      <w:r>
-        <w:t>Cha mẹ rất thấp → con cao hơn</w:t>
-      </w:r>
-    </w:p>
-    <w:p>
-      <w:r>
-        <w:t>Cha mẹ thấp → con cao hơn</w:t>
-      </w:r>
-    </w:p>
-    <w:p>
-      <w:r>
-        <w:t>Cha mẹ thấp → con cao hơn</w:t>
-      </w:r>
-    </w:p>
-    <w:p>
-      <w:r>
-        <w:t>Cha mẹ hơi thấp → con cao hơn</w:t>
-      </w:r>
-    </w:p>
-    <w:p>
-      <w:r>
-        <w:t>Gần trung bình</w:t>
-      </w:r>
-    </w:p>
-    <w:p>
-      <w:r>
-        <w:t>Gần trung bình</w:t>
-      </w:r>
-    </w:p>
-    <w:p>
-      <w:r>
-        <w:t>STT</w:t>
-      </w:r>
-    </w:p>
-    <w:p>
-      <w:r>
-        <w:t>Chiều cao TB cha mẹ (X)</w:t>
-      </w:r>
-    </w:p>
-    <w:p>
-      <w:r>
-        <w:t>Chiều cao TB con cái (Y)</w:t>
-      </w:r>
-    </w:p>
-    <w:p>
-      <w:r>
-        <w:t>Nhận xét</w:t>
-      </w:r>
-    </w:p>
-    <w:p>
-      <w:r>
-        <w:t>Gần trung bình</w:t>
-      </w:r>
-    </w:p>
-    <w:p>
-      <w:r>
-        <w:t>Gần trung bình</w:t>
-      </w:r>
-    </w:p>
-    <w:p>
-      <w:r>
-        <w:t>Cha mẹ cao → con thấp hơn</w:t>
-      </w:r>
-    </w:p>
-    <w:p>
-      <w:r>
-        <w:t>Cha mẹ cao → con thấp hơn</w:t>
-      </w:r>
-    </w:p>
-    <w:p>
-      <w:r>
-        <w:t>Cha mẹ rất cao → con thấp hơn</w:t>
-      </w:r>
-    </w:p>
-    <w:p>
-      <w:r>
-        <w:t>Cha mẹ rất cao → con thấp hơn</w:t>
-      </w:r>
-    </w:p>
-    <w:p>
-      <w:pPr>
-        <w:pStyle w:val="ListBullet"/>
-      </w:pPr>
-      <w:r>
-        <w:t>Hiện tượng này được gọi là hồi quy vềtrung bình (regression toward the mean).</w:t>
-      </w:r>
-    </w:p>
-    <w:p>
-      <w:pPr>
-        <w:pStyle w:val="ListBullet"/>
-      </w:pPr>
-      <w:r>
-        <w:t>Sau đó, khái niệm hồi quy được mởrộng thành một phương pháp thống kê dùng đểmô tảvà ước lượng mối quan hệgiữa các biến.</w:t>
-      </w:r>
-    </w:p>
-    <w:p>
-      <w:pPr>
-        <w:pStyle w:val="Heading2"/>
-      </w:pPr>
-      <w:r>
-        <w:t>Từ … đến hồi quy tuyến tính đơn biến</w:t>
-      </w:r>
-    </w:p>
-    <w:p>
-      <w:pPr>
-        <w:pStyle w:val="ListBullet"/>
-      </w:pPr>
-      <w:r>
-        <w:t>Điểm quan trọng cần phân biệt:</w:t>
-      </w:r>
-    </w:p>
-    <w:p>
-      <w:pPr>
-        <w:pStyle w:val="ListBullet2"/>
-      </w:pPr>
-      <w:r>
-        <w:t>Bình phương tối thiểu là một phương pháp ước lượng các hệ sốbằng cách tối thiểu hóa tổng bình phương sai số.</w:t>
-      </w:r>
-    </w:p>
-    <w:p>
-      <w:pPr>
-        <w:pStyle w:val="ListBullet2"/>
-      </w:pPr>
-      <w:r>
-        <w:t>Hồi quy tuyến tính đơn biến là mô hình mô tảmối quan hệ tuyến tính giữa một biến độc lập 𝑋và một biến phụthuộc 𝑌.</w:t>
-      </w:r>
-    </w:p>
-    <w:p>
-      <w:pPr>
-        <w:pStyle w:val="ListBullet"/>
-      </w:pPr>
-      <w:r>
-        <w:t>Phương pháp bình phương tối thiểu đã xuất hiện trước khi thuật ngữhồi quy được sửdụng theo nghĩa thống kê hiện đại khoảng</w:t>
-      </w:r>
-    </w:p>
-    <w:p>
-      <w:r>
-        <w:t>80 năm.</w:t>
-      </w:r>
-    </w:p>
-    <w:p>
-      <w:pPr>
-        <w:pStyle w:val="Heading2"/>
-      </w:pPr>
-      <w:r>
-        <w:t>GIỚI THIỆU</w:t>
-      </w:r>
-    </w:p>
-    <w:p>
-      <w:r>
-        <w:t>HỒI QUY TUYẾN TÍNH ĐƠN BIẾN</w:t>
-      </w:r>
-    </w:p>
-    <w:p>
-      <w:pPr>
-        <w:pStyle w:val="Heading2"/>
-      </w:pPr>
-      <w:r>
-        <w:t>Giới thiệu</w:t>
-      </w:r>
-    </w:p>
-    <w:p>
-      <w:pPr>
-        <w:pStyle w:val="ListBullet"/>
-      </w:pPr>
-      <w:r>
-        <w:t>Simple linear regression.</w:t>
-      </w:r>
-    </w:p>
-    <w:p>
-      <w:pPr>
-        <w:pStyle w:val="ListBullet"/>
-      </w:pPr>
-      <w:r>
-        <w:t>Hồi qui tuyến tính đơn biến.</w:t>
-      </w:r>
-    </w:p>
-    <w:p>
-      <w:pPr>
-        <w:pStyle w:val="ListBullet"/>
-      </w:pPr>
-      <w:r>
-        <w:t>In statistics, simple linear regression is a linear regression model with a single explanatory variable.</w:t>
-      </w:r>
-    </w:p>
-    <w:p>
-      <w:pPr>
-        <w:pStyle w:val="ListBullet"/>
-      </w:pPr>
-      <w:r>
-        <w:t>Trong thống kê, học máy, hồi quy tuyến tính đơn biến là một mô hình hồi qui tuyến tính với duy nhất một biến độc lập.</w:t>
-      </w:r>
-    </w:p>
-    <w:p>
-      <w:pPr>
-        <w:pStyle w:val="ListBullet"/>
-      </w:pPr>
-      <w:r>
-        <w:t>Sample points with one independent variable and one dependent variable (conventionally, the x and y coordinates in a Cartesian coordinate system).</w:t>
-      </w:r>
-    </w:p>
-    <w:p>
-      <w:pPr>
-        <w:pStyle w:val="ListBullet"/>
-      </w:pPr>
-      <w:r>
-        <w:t>Điểm dữliệu trong bài giảng hồi quy tuyến tính đơn biến là sự tích hợp của một biến phụthuộc và một biến độc lập.</w:t>
-      </w:r>
-    </w:p>
-    <w:p>
-      <w:pPr>
-        <w:pStyle w:val="ListBullet"/>
-      </w:pPr>
-      <w:r>
-        <w:t>Điểm dữliệu có thểbiểu diễn trên hệtrục tọa độCartesian.</w:t>
-      </w:r>
-    </w:p>
-    <w:p>
-      <w:pPr>
-        <w:pStyle w:val="ListBullet"/>
-      </w:pPr>
-      <w:r>
-        <w:t>Finds a linear function (a non-vertical straight line) that, as accurately as possible.</w:t>
-      </w:r>
-    </w:p>
-    <w:p>
-      <w:pPr>
-        <w:pStyle w:val="ListBullet"/>
-      </w:pPr>
-      <w:r>
-        <w:t>Hồi qui tuyến tính đơn biến là tìm một hàm tuyến tính mà độ chính xác tốt nhất có thể.</w:t>
-      </w:r>
-    </w:p>
-    <w:p>
-      <w:pPr>
-        <w:pStyle w:val="ListBullet"/>
-      </w:pPr>
-      <w:r>
-        <w:t>Predicts the dependent variable values as a function of the independent variables.</w:t>
-      </w:r>
-    </w:p>
-    <w:p>
-      <w:pPr>
-        <w:pStyle w:val="ListBullet"/>
-      </w:pPr>
-      <w:r>
-        <w:t>Dựbáo giá trịcủa "biến phụthuộc" dựa theo hàm số(hàm tuyến tính) của "biến độc lập".</w:t>
-      </w:r>
-    </w:p>
-    <w:p>
-      <w:pPr>
-        <w:pStyle w:val="ListBullet"/>
-      </w:pPr>
-      <w:r>
-        <w:t>Nói một cách trừu tượng hơn thì dựbáo giá trịcủa "biến phụ thuộc" dựa theo mô hình.</w:t>
-      </w:r>
-    </w:p>
-    <w:p>
-      <w:pPr>
-        <w:pStyle w:val="Heading1"/>
-      </w:pPr>
-      <w:r>
-        <w:t>HỒI QUY TUYẾN TÍNH ĐƠN BIẾN</w:t>
-      </w:r>
-    </w:p>
-    <w:p>
-      <w:pPr>
-        <w:pStyle w:val="Heading2"/>
-      </w:pPr>
-      <w:r>
-        <w:t>Bài toán hồi quy tuyến tính đơn biến</w:t>
-      </w:r>
-    </w:p>
-    <w:p>
-      <w:pPr>
-        <w:pStyle w:val="ListBullet"/>
-      </w:pPr>
-      <w:r>
-        <w:t>Input:</w:t>
-      </w:r>
-    </w:p>
-    <w:p>
-      <w:pPr>
-        <w:pStyle w:val="ListBullet2"/>
-      </w:pPr>
-      <w:r>
-        <w:t>𝑥1, 𝑦1 .</w:t>
-      </w:r>
-    </w:p>
-    <w:p>
-      <w:pPr>
-        <w:pStyle w:val="ListBullet2"/>
-      </w:pPr>
-      <w:r>
-        <w:t>𝑥2, 𝑦2 .</w:t>
-      </w:r>
-    </w:p>
-    <w:p>
-      <w:pPr>
-        <w:pStyle w:val="ListBullet2"/>
-      </w:pPr>
-      <w:r>
-        <w:t>⋯</w:t>
-      </w:r>
-    </w:p>
-    <w:p>
-      <w:pPr>
-        <w:pStyle w:val="ListBullet2"/>
-      </w:pPr>
-      <w:r>
-        <w:t>𝑥𝑖, 𝑦𝑖.</w:t>
-      </w:r>
-    </w:p>
-    <w:p>
-      <w:pPr>
-        <w:pStyle w:val="ListBullet2"/>
-      </w:pPr>
-      <w:r>
-        <w:t>⋯</w:t>
-      </w:r>
-    </w:p>
-    <w:p>
-      <w:pPr>
-        <w:pStyle w:val="ListBullet2"/>
-      </w:pPr>
-      <w:r>
-        <w:t>𝑥𝑛−1, 𝑦𝑛−1 .</w:t>
-      </w:r>
-    </w:p>
-    <w:p>
-      <w:pPr>
-        <w:pStyle w:val="ListBullet2"/>
-      </w:pPr>
-      <w:r>
-        <w:t>𝑥𝑛, 𝑦𝑛.</w:t>
-      </w:r>
-    </w:p>
-    <w:p>
-      <w:pPr>
-        <w:pStyle w:val="ListBullet"/>
-      </w:pPr>
-      <w:r>
-        <w:t>Output: Hàm sốf thật tốt để khi có một dữliệu 𝑥 mới, chúng ta có thểtính được (dự báo) ො𝑦của nó với ො𝑦= f 𝑥.</w:t>
-      </w:r>
-    </w:p>
-    <w:p>
-      <w:pPr>
-        <w:pStyle w:val="Heading2"/>
-      </w:pPr>
-      <w:r>
-        <w:t>Mô hình hồi quy tuyến tính đơn biến</w:t>
-      </w:r>
-    </w:p>
-    <w:p>
-      <w:pPr>
-        <w:pStyle w:val="ListBullet"/>
-      </w:pPr>
-      <w:r>
-        <w:t>Mô hình hồi quy tuyến tính đơn giản là hàm sốf có dạng: 𝑦= 𝑤0 + 𝑤1𝑥</w:t>
-      </w:r>
-    </w:p>
-    <w:p>
-      <w:pPr>
-        <w:pStyle w:val="ListBullet"/>
-      </w:pPr>
-      <w:r>
-        <w:t>Trong đó:</w:t>
-      </w:r>
-    </w:p>
-    <w:p>
-      <w:r>
-        <w:t>1. Biến 𝑥được gọi biến độc lập.</w:t>
-      </w:r>
-    </w:p>
-    <w:p>
-      <w:r>
-        <w:t>2. Biến 𝑦được gọi là biến phụthuộc (biến 𝑦phụthuộc vào biến độc lập 𝑥).</w:t>
-      </w:r>
-    </w:p>
-    <w:p>
-      <w:pPr>
-        <w:pStyle w:val="ListBullet"/>
-      </w:pPr>
-      <w:r>
-        <w:t>Mô hình hồi quy tuyến tính đơn giản là hàm sốf có dạng: 𝑦= 𝑤0 + 𝑤1𝑥</w:t>
-      </w:r>
-    </w:p>
-    <w:p>
-      <w:pPr>
-        <w:pStyle w:val="ListBullet"/>
-      </w:pPr>
-      <w:r>
-        <w:t>Trong đó:</w:t>
-      </w:r>
-    </w:p>
-    <w:p>
-      <w:r>
-        <w:t>3. w0 và w1 được gọi là các tham sốcủa mô hình.</w:t>
-      </w:r>
-    </w:p>
-    <w:p>
-      <w:r>
-        <w:t>4. Các tham sốw0 và w1 không được biết trước.</w:t>
-      </w:r>
-    </w:p>
-    <w:p>
-      <w:r>
-        <w:t>5. Các tham sốw0 và w1 sẽđược ước lượng dựa vào dữliệu (we estimate them from data).</w:t>
-      </w:r>
-    </w:p>
-    <w:p>
-      <w:pPr>
-        <w:pStyle w:val="ListBullet"/>
-      </w:pPr>
-      <w:r>
-        <w:t>Dựbáo với mô hình hồi quy tuyến tính:</w:t>
-      </w:r>
-    </w:p>
-    <w:p>
-      <w:r>
-        <w:t>ො𝑦= 𝑤0 + 𝑤1𝑥</w:t>
-      </w:r>
-    </w:p>
-    <w:p>
-      <w:pPr>
-        <w:pStyle w:val="ListBullet"/>
-      </w:pPr>
-      <w:r>
-        <w:t>Trong đó:</w:t>
-      </w:r>
-    </w:p>
-    <w:p>
-      <w:r>
-        <w:t>1. w0 là tung độgốc của đường thẳng.</w:t>
-      </w:r>
-    </w:p>
-    <w:p>
-      <w:r>
-        <w:t>2. w1 là hệsốgóc của đường thẳng.</w:t>
-      </w:r>
-    </w:p>
-    <w:p>
-      <w:r>
-        <w:t>3. ො𝑦giá trịdựbáo khi biết giá trị𝑥.</w:t>
-      </w:r>
-    </w:p>
-    <w:p>
-      <w:pPr>
-        <w:pStyle w:val="ListBullet"/>
-      </w:pPr>
-      <w:r>
-        <w:t>Hệsốgốc (slope) của phương trình hồi quy tuyến tính. 𝑤1 = σ(𝑥𝑖−ǉ𝑥)(𝑦𝑖−ǉ𝑦) σ(𝑥𝑖−ǉ𝑥)2</w:t>
-      </w:r>
-    </w:p>
-    <w:p>
-      <w:pPr>
-        <w:pStyle w:val="ListBullet"/>
-      </w:pPr>
-      <w:r>
-        <w:t>𝑤0 là tung độgốc (y-intercept) hoặc hệsốchặn của phương trình hồi quy tuyến tính. 𝑤0 = ത𝑦−𝑤1𝑥</w:t>
-      </w:r>
-    </w:p>
-    <w:p>
-      <w:pPr>
-        <w:pStyle w:val="ListBullet"/>
-      </w:pPr>
-      <w:r>
-        <w:t>Trong đó:</w:t>
-      </w:r>
-    </w:p>
-    <w:p>
-      <w:pPr>
-        <w:pStyle w:val="ListBullet2"/>
-      </w:pPr>
-      <w:r>
-        <w:t>𝑥𝑖= giá trịcủa biến độc lập trong quan sát thứ𝑖.</w:t>
-      </w:r>
-    </w:p>
-    <w:p>
-      <w:pPr>
-        <w:pStyle w:val="ListBullet2"/>
-      </w:pPr>
-      <w:r>
-        <w:t>𝑦𝑖= giá trịcủa biến phụ thuộc trong quan sát thứ𝑖.</w:t>
-      </w:r>
-    </w:p>
-    <w:p>
-      <w:pPr>
-        <w:pStyle w:val="ListBullet2"/>
-      </w:pPr>
-      <w:r>
-        <w:t>ҧ𝑥= giá trịtrung bình của biến độc lập.</w:t>
-      </w:r>
-    </w:p>
-    <w:p>
-      <w:pPr>
-        <w:pStyle w:val="ListBullet2"/>
-      </w:pPr>
-      <w:r>
-        <w:t>ത𝑦= giá trịtrung bình của biến phụthuộc.</w:t>
-      </w:r>
-    </w:p>
-    <w:p>
-      <w:pPr>
-        <w:pStyle w:val="ListBullet"/>
-      </w:pPr>
-      <w:r>
-        <w:t>Input:</w:t>
-      </w:r>
-    </w:p>
-    <w:p>
-      <w:pPr>
-        <w:pStyle w:val="ListBullet2"/>
-      </w:pPr>
-      <w:r>
-        <w:t>𝑥1, 𝑦1 .</w:t>
-      </w:r>
-    </w:p>
-    <w:p>
-      <w:pPr>
-        <w:pStyle w:val="ListBullet2"/>
-      </w:pPr>
-      <w:r>
-        <w:t>𝑥2, 𝑦2 .</w:t>
-      </w:r>
-    </w:p>
-    <w:p>
-      <w:pPr>
-        <w:pStyle w:val="ListBullet2"/>
-      </w:pPr>
-      <w:r>
-        <w:t>⋯</w:t>
-      </w:r>
-    </w:p>
-    <w:p>
-      <w:pPr>
-        <w:pStyle w:val="ListBullet2"/>
-      </w:pPr>
-      <w:r>
-        <w:t>𝑥𝑖, 𝑦𝑖.</w:t>
-      </w:r>
-    </w:p>
-    <w:p>
-      <w:pPr>
-        <w:pStyle w:val="ListBullet2"/>
-      </w:pPr>
-      <w:r>
-        <w:t>⋯</w:t>
-      </w:r>
-    </w:p>
-    <w:p>
-      <w:pPr>
-        <w:pStyle w:val="ListBullet2"/>
-      </w:pPr>
-      <w:r>
-        <w:t>𝑥𝑛−1, 𝑦𝑛−1 .</w:t>
-      </w:r>
-    </w:p>
-    <w:p>
-      <w:pPr>
-        <w:pStyle w:val="ListBullet2"/>
-      </w:pPr>
-      <w:r>
-        <w:t>𝑥𝑛, 𝑦𝑛.</w:t>
-      </w:r>
-    </w:p>
-    <w:p>
-      <w:pPr>
-        <w:pStyle w:val="ListBullet"/>
-      </w:pPr>
-      <w:r>
-        <w:t>Mô hình hồi quy tuyến tính đơn biến: 𝑦= 𝑤0 + 𝑤1𝑥</w:t>
-      </w:r>
-    </w:p>
-    <w:p>
-      <w:pPr>
-        <w:pStyle w:val="ListBullet"/>
-      </w:pPr>
-      <w:r>
-        <w:t>Giá trị 𝑥mean được tính như sau: ҧ𝑥= 𝑥1 + 𝑥2 + 𝑥3 + ⋯+ 𝑥𝑛 𝑛</w:t>
-      </w:r>
-    </w:p>
-    <w:p>
-      <w:pPr>
-        <w:pStyle w:val="ListBullet"/>
-      </w:pPr>
-      <w:r>
-        <w:t>Input:</w:t>
-      </w:r>
-    </w:p>
-    <w:p>
-      <w:pPr>
-        <w:pStyle w:val="ListBullet2"/>
-      </w:pPr>
-      <w:r>
-        <w:t>𝑥1, 𝑦1 .</w:t>
-      </w:r>
-    </w:p>
-    <w:p>
-      <w:pPr>
-        <w:pStyle w:val="ListBullet2"/>
-      </w:pPr>
-      <w:r>
-        <w:t>𝑥2, 𝑦2 .</w:t>
-      </w:r>
-    </w:p>
-    <w:p>
-      <w:pPr>
-        <w:pStyle w:val="ListBullet2"/>
-      </w:pPr>
-      <w:r>
-        <w:t>⋯</w:t>
-      </w:r>
-    </w:p>
-    <w:p>
-      <w:pPr>
-        <w:pStyle w:val="ListBullet2"/>
-      </w:pPr>
-      <w:r>
-        <w:t>𝑥𝑖, 𝑦𝑖.</w:t>
-      </w:r>
-    </w:p>
-    <w:p>
-      <w:pPr>
-        <w:pStyle w:val="ListBullet2"/>
-      </w:pPr>
-      <w:r>
-        <w:t>⋯</w:t>
-      </w:r>
-    </w:p>
-    <w:p>
-      <w:pPr>
-        <w:pStyle w:val="ListBullet2"/>
-      </w:pPr>
-      <w:r>
-        <w:t>𝑥𝑛−1, 𝑦𝑛−1 .</w:t>
-      </w:r>
-    </w:p>
-    <w:p>
-      <w:pPr>
-        <w:pStyle w:val="ListBullet2"/>
-      </w:pPr>
-      <w:r>
-        <w:t>𝑥𝑛, 𝑦𝑛.</w:t>
-      </w:r>
-    </w:p>
-    <w:p>
-      <w:pPr>
-        <w:pStyle w:val="ListBullet"/>
-      </w:pPr>
-      <w:r>
-        <w:t>Mô hình hồi quy tuyến tính đơn biến: 𝑦= 𝑤0 + 𝑤1𝑥</w:t>
-      </w:r>
-    </w:p>
-    <w:p>
-      <w:pPr>
-        <w:pStyle w:val="ListBullet"/>
-      </w:pPr>
-      <w:r>
-        <w:t>Giá trị 𝑦mean được tính như sau:</w:t>
-      </w:r>
-    </w:p>
-    <w:p>
-      <w:r>
-        <w:t>ത𝑦= 𝑦1 + 𝑦2 + 𝑦3 + ⋯+ 𝑦𝑛 𝑛</w:t>
-      </w:r>
-    </w:p>
-    <w:p>
-      <w:pPr>
-        <w:pStyle w:val="Heading2"/>
-      </w:pPr>
-      <w:r>
-        <w:t>ỨNG DỤNG HỒI QUY</w:t>
-      </w:r>
-    </w:p>
-    <w:p>
-      <w:r>
-        <w:t>TUYẾN TÍNH ĐƠN BIẾN</w:t>
-      </w:r>
-    </w:p>
-    <w:p>
-      <w:pPr>
-        <w:pStyle w:val="Heading2"/>
-      </w:pPr>
-      <w:r>
-        <w:t>Ví dụ</w:t>
-      </w:r>
-    </w:p>
-    <w:p>
-      <w:pPr>
-        <w:pStyle w:val="ListBullet"/>
-      </w:pPr>
-      <w:r>
-        <w:t>Example:  Reed Auto Sales</w:t>
-      </w:r>
-    </w:p>
-    <w:p>
-      <w:pPr>
-        <w:pStyle w:val="ListBullet"/>
-      </w:pPr>
-      <w:r>
-        <w:t>Reed Auto periodically has a special week-long sale.</w:t>
-      </w:r>
-    </w:p>
-    <w:p>
-      <w:r>
-        <w:t>As part of the advertising campaign Reed runs one or more television commercials during the weekend preceding the sale. Data from a sample of 5 previous sales are shown on the next slide.</w:t>
-      </w:r>
-    </w:p>
-    <w:p>
-      <w:r>
-        <w:t>Number of TV</w:t>
-      </w:r>
-    </w:p>
-    <w:p>
-      <w:r>
-        <w:t>Ads(x)</w:t>
-      </w:r>
-    </w:p>
-    <w:p>
-      <w:r>
-        <w:t>Number of Cars</w:t>
-      </w:r>
-    </w:p>
-    <w:p>
-      <w:r>
-        <w:t>Sold(y)</w:t>
-      </w:r>
-    </w:p>
-    <w:p>
-      <w:r>
-        <w:t>෍𝑥= 10</w:t>
-      </w:r>
-    </w:p>
-    <w:p>
-      <w:r>
-        <w:t>෍𝑦= 100 ҧ𝑥= 2</w:t>
-      </w:r>
-    </w:p>
-    <w:p>
-      <w:r>
-        <w:t>ത𝑦= 20</w:t>
-      </w:r>
-    </w:p>
-    <w:p>
-      <w:pPr>
-        <w:pStyle w:val="Heading2"/>
-      </w:pPr>
-      <w:r>
-        <w:t>Number of</w:t>
-      </w:r>
-    </w:p>
-    <w:p>
-      <w:r>
-        <w:t>TV Ads(x)</w:t>
-      </w:r>
-    </w:p>
-    <w:p>
-      <w:r>
-        <w:t>Cars</w:t>
-      </w:r>
-    </w:p>
-    <w:p>
-      <w:r>
-        <w:t>Sold(y) 𝑥𝑖−ǉ𝑥 (𝑦𝑖−ǉ𝑦) 𝑥𝑖−ǉ𝑥(𝑦𝑖−ǉ𝑦) (𝑥𝑖−ǉ𝑥)2</w:t>
-      </w:r>
-    </w:p>
-    <w:p>
-      <w:r>
-        <w:t>TV Ads(x)</w:t>
-      </w:r>
-    </w:p>
-    <w:p>
-      <w:r>
-        <w:t>Cars</w:t>
-      </w:r>
-    </w:p>
-    <w:p>
-      <w:r>
-        <w:t>Sold(y) 𝑥𝑖−ǉ𝑥 (𝑦𝑖−ǉ𝑦) 𝑥𝑖−ǉ𝑥(𝑦𝑖−ǉ𝑦) (𝑥𝑖−ǉ𝑥)2</w:t>
-      </w:r>
-    </w:p>
-    <w:p>
-      <w:r>
-        <w:t>෍𝑥= 10</w:t>
-      </w:r>
-    </w:p>
-    <w:p>
-      <w:r>
-        <w:t>TV Ads(x)</w:t>
-      </w:r>
-    </w:p>
-    <w:p>
-      <w:r>
-        <w:t>Cars</w:t>
-      </w:r>
-    </w:p>
-    <w:p>
-      <w:r>
-        <w:t>Sold(y) 𝑥𝑖−ǉ𝑥 (𝑦𝑖−ǉ𝑦) 𝑥𝑖−ǉ𝑥(𝑦𝑖−ǉ𝑦) (𝑥𝑖−ǉ𝑥)2</w:t>
-      </w:r>
-    </w:p>
-    <w:p>
-      <w:r>
-        <w:t>෍𝑥= 10</w:t>
-      </w:r>
-    </w:p>
-    <w:p>
-      <w:r>
-        <w:t>TV Ads(x)</w:t>
-      </w:r>
-    </w:p>
-    <w:p>
-      <w:r>
-        <w:t>Cars</w:t>
-      </w:r>
-    </w:p>
-    <w:p>
-      <w:r>
-        <w:t>Sold(y) 𝑥𝑖−ǉ𝑥 (𝑦𝑖−ǉ𝑦) 𝑥𝑖−ǉ𝑥(𝑦𝑖−ǉ𝑦) (𝑥𝑖−ǉ𝑥)2</w:t>
-      </w:r>
-    </w:p>
-    <w:p>
-      <w:r>
-        <w:t>෍𝑥= 10 ҧ𝑥= 2</w:t>
-      </w:r>
-    </w:p>
-    <w:p>
-      <w:r>
-        <w:t>TV Ads(x)</w:t>
-      </w:r>
-    </w:p>
-    <w:p>
-      <w:r>
-        <w:t>Cars</w:t>
-      </w:r>
-    </w:p>
-    <w:p>
-      <w:r>
-        <w:t>Sold(y) 𝑥𝑖−ǉ𝑥 (𝑦𝑖−ǉ𝑦) 𝑥𝑖−ǉ𝑥(𝑦𝑖−ǉ𝑦) (𝑥𝑖−ǉ𝑥)2</w:t>
-      </w:r>
-    </w:p>
-    <w:p>
-      <w:r>
-        <w:t>෍𝑥= 10 ҧ𝑥= 2</w:t>
-      </w:r>
-    </w:p>
-    <w:p>
-      <w:r>
-        <w:t>TV Ads(x)</w:t>
-      </w:r>
-    </w:p>
-    <w:p>
-      <w:r>
-        <w:t>Cars</w:t>
-      </w:r>
-    </w:p>
-    <w:p>
-      <w:r>
-        <w:t>Sold(y) 𝑥𝑖−ǉ𝑥 (𝑦𝑖−ǉ𝑦) 𝑥𝑖−ǉ𝑥(𝑦𝑖−ǉ𝑦) (𝑥𝑖−ǉ𝑥)2</w:t>
-      </w:r>
-    </w:p>
-    <w:p>
-      <w:r>
-        <w:t>෍𝑥= 10</w:t>
-      </w:r>
-    </w:p>
-    <w:p>
-      <w:r>
-        <w:t>෍𝑦= 100 ҧ𝑥= 2</w:t>
-      </w:r>
-    </w:p>
-    <w:p>
-      <w:r>
-        <w:t>TV Ads(x)</w:t>
-      </w:r>
-    </w:p>
-    <w:p>
-      <w:r>
-        <w:t>Cars</w:t>
-      </w:r>
-    </w:p>
-    <w:p>
-      <w:r>
-        <w:t>Sold(y) 𝑥𝑖−ǉ𝑥 (𝑦𝑖−ǉ𝑦) 𝑥𝑖−ǉ𝑥(𝑦𝑖−ǉ𝑦) (𝑥𝑖−ǉ𝑥)2</w:t>
-      </w:r>
-    </w:p>
-    <w:p>
-      <w:r>
-        <w:t>෍𝑥= 10</w:t>
-      </w:r>
-    </w:p>
-    <w:p>
-      <w:r>
-        <w:t>෍𝑦= 100 ҧ𝑥= 2</w:t>
-      </w:r>
-    </w:p>
-    <w:p>
-      <w:r>
-        <w:t>TV Ads(x)</w:t>
-      </w:r>
-    </w:p>
-    <w:p>
-      <w:r>
-        <w:t>Cars</w:t>
-      </w:r>
-    </w:p>
-    <w:p>
-      <w:r>
-        <w:t>Sold(y) 𝑥𝑖−ǉ𝑥 (𝑦𝑖−ǉ𝑦) 𝑥𝑖−ǉ𝑥(𝑦𝑖−ǉ𝑦) (𝑥𝑖−ǉ𝑥)2</w:t>
-      </w:r>
-    </w:p>
-    <w:p>
-      <w:r>
-        <w:t>෍𝑥= 10</w:t>
-      </w:r>
-    </w:p>
-    <w:p>
-      <w:r>
-        <w:t>෍𝑦= 100 ҧ𝑥= 2</w:t>
-      </w:r>
-    </w:p>
-    <w:p>
-      <w:r>
-        <w:t>ത𝑦= 20</w:t>
-      </w:r>
-    </w:p>
-    <w:p>
-      <w:r>
-        <w:t>TV Ads(x)</w:t>
-      </w:r>
-    </w:p>
-    <w:p>
-      <w:r>
-        <w:t>Cars</w:t>
-      </w:r>
-    </w:p>
-    <w:p>
-      <w:r>
-        <w:t>Sold(y) 𝑥𝑖−ǉ𝑥 (𝑦𝑖−ǉ𝑦) 𝑥𝑖−ǉ𝑥(𝑦𝑖−ǉ𝑦) (𝑥𝑖−ǉ𝑥)2</w:t>
-      </w:r>
-    </w:p>
-    <w:p>
-      <w:r>
-        <w:t>෍𝑥= 10</w:t>
-      </w:r>
-    </w:p>
-    <w:p>
-      <w:r>
-        <w:t>෍𝑦= 100 ҧ𝑥= 2</w:t>
-      </w:r>
-    </w:p>
-    <w:p>
-      <w:r>
-        <w:t>ത𝑦= 20</w:t>
-      </w:r>
-    </w:p>
-    <w:p>
-      <w:r>
-        <w:t>TV Ads(x)</w:t>
-      </w:r>
-    </w:p>
-    <w:p>
-      <w:r>
-        <w:t>Cars</w:t>
-      </w:r>
-    </w:p>
-    <w:p>
-      <w:r>
-        <w:t>Sold(y) 𝑥𝑖−ǉ𝑥 (𝑦𝑖−ǉ𝑦) 𝑥𝑖−ǉ𝑥(𝑦𝑖−ǉ𝑦) (𝑥𝑖−ǉ𝑥)2</w:t>
-      </w:r>
-    </w:p>
-    <w:p>
-      <w:r>
-        <w:t>෍𝑥= 10</w:t>
-      </w:r>
-    </w:p>
-    <w:p>
-      <w:r>
-        <w:t>෍𝑦= 100 ҧ𝑥= 2</w:t>
-      </w:r>
-    </w:p>
-    <w:p>
-      <w:r>
-        <w:t>ത𝑦= 20</w:t>
-      </w:r>
-    </w:p>
-    <w:p>
-      <w:r>
-        <w:t>TV Ads(x)</w:t>
-      </w:r>
-    </w:p>
-    <w:p>
-      <w:r>
-        <w:t>Cars</w:t>
-      </w:r>
-    </w:p>
-    <w:p>
-      <w:r>
-        <w:t>Sold(y) 𝑥𝑖−ǉ𝑥 (𝑦𝑖−ǉ𝑦) 𝑥𝑖−ǉ𝑥(𝑦𝑖−ǉ𝑦) (𝑥𝑖−ǉ𝑥)2</w:t>
-      </w:r>
-    </w:p>
-    <w:p>
-      <w:r>
-        <w:t>−1</w:t>
-      </w:r>
-    </w:p>
-    <w:p>
-      <w:r>
-        <w:t>෍𝑥= 10</w:t>
-      </w:r>
-    </w:p>
-    <w:p>
-      <w:r>
-        <w:t>෍𝑦= 100 ҧ𝑥= 2</w:t>
-      </w:r>
-    </w:p>
-    <w:p>
-      <w:r>
-        <w:t>ത𝑦= 20</w:t>
-      </w:r>
-    </w:p>
-    <w:p>
-      <w:r>
-        <w:t>TV Ads(x)</w:t>
-      </w:r>
-    </w:p>
-    <w:p>
-      <w:r>
-        <w:t>Cars</w:t>
-      </w:r>
-    </w:p>
-    <w:p>
-      <w:r>
-        <w:t>Sold(y) 𝑥𝑖−ǉ𝑥 (𝑦𝑖−ǉ𝑦) 𝑥𝑖−ǉ𝑥(𝑦𝑖−ǉ𝑦) (𝑥𝑖−ǉ𝑥)2</w:t>
-      </w:r>
-    </w:p>
-    <w:p>
-      <w:r>
-        <w:t>−1</w:t>
-      </w:r>
-    </w:p>
-    <w:p>
-      <w:r>
-        <w:t>෍𝑥= 10</w:t>
-      </w:r>
-    </w:p>
-    <w:p>
-      <w:r>
-        <w:t>෍𝑦= 100 ҧ𝑥= 2</w:t>
-      </w:r>
-    </w:p>
-    <w:p>
-      <w:r>
-        <w:t>ത𝑦= 20</w:t>
-      </w:r>
-    </w:p>
-    <w:p>
-      <w:r>
-        <w:t>TV Ads(x)</w:t>
-      </w:r>
-    </w:p>
-    <w:p>
-      <w:r>
-        <w:t>Cars</w:t>
-      </w:r>
-    </w:p>
-    <w:p>
-      <w:r>
-        <w:t>Sold(y) 𝑥𝑖−ǉ𝑥 (𝑦𝑖−ǉ𝑦) 𝑥𝑖−ǉ𝑥(𝑦𝑖−ǉ𝑦) (𝑥𝑖−ǉ𝑥)2</w:t>
-      </w:r>
-    </w:p>
-    <w:p>
-      <w:r>
-        <w:t>−1</w:t>
-      </w:r>
-    </w:p>
-    <w:p>
-      <w:r>
-        <w:t>෍𝑥= 10</w:t>
-      </w:r>
-    </w:p>
-    <w:p>
-      <w:r>
-        <w:t>෍𝑦= 100 ҧ𝑥= 2</w:t>
-      </w:r>
-    </w:p>
-    <w:p>
-      <w:r>
-        <w:t>ത𝑦= 20</w:t>
-      </w:r>
-    </w:p>
-    <w:p>
-      <w:r>
-        <w:t>TV Ads(x)</w:t>
-      </w:r>
-    </w:p>
-    <w:p>
-      <w:r>
-        <w:t>Cars</w:t>
-      </w:r>
-    </w:p>
-    <w:p>
-      <w:r>
-        <w:t>Sold(y) 𝑥𝑖−ǉ𝑥 (𝑦𝑖−ǉ𝑦) 𝑥𝑖−ǉ𝑥(𝑦𝑖−ǉ𝑦) (𝑥𝑖−ǉ𝑥)2</w:t>
-      </w:r>
-    </w:p>
-    <w:p>
-      <w:r>
-        <w:t>−1</w:t>
-      </w:r>
-    </w:p>
-    <w:p>
-      <w:r>
-        <w:t>−1</w:t>
-      </w:r>
-    </w:p>
-    <w:p>
-      <w:r>
-        <w:t>෍𝑥= 10</w:t>
-      </w:r>
-    </w:p>
-    <w:p>
-      <w:r>
-        <w:t>෍𝑦= 100 ҧ𝑥= 2</w:t>
-      </w:r>
-    </w:p>
-    <w:p>
-      <w:r>
-        <w:t>ത𝑦= 20</w:t>
-      </w:r>
-    </w:p>
-    <w:p>
-      <w:r>
-        <w:t>TV Ads(x)</w:t>
-      </w:r>
-    </w:p>
-    <w:p>
-      <w:r>
-        <w:t>Cars</w:t>
-      </w:r>
-    </w:p>
-    <w:p>
-      <w:r>
-        <w:t>Sold(y) 𝑥𝑖−ǉ𝑥 (𝑦𝑖−ǉ𝑦) 𝑥𝑖−ǉ𝑥(𝑦𝑖−ǉ𝑦) (𝑥𝑖−ǉ𝑥)2</w:t>
-      </w:r>
-    </w:p>
-    <w:p>
-      <w:r>
-        <w:t>−1</w:t>
-      </w:r>
-    </w:p>
-    <w:p>
-      <w:r>
-        <w:t>−1</w:t>
-      </w:r>
-    </w:p>
-    <w:p>
-      <w:r>
-        <w:t>෍𝑥= 10</w:t>
-      </w:r>
-    </w:p>
-    <w:p>
-      <w:r>
-        <w:t>෍𝑦= 100 ҧ𝑥= 2</w:t>
-      </w:r>
-    </w:p>
-    <w:p>
-      <w:r>
-        <w:t>ത𝑦= 20</w:t>
-      </w:r>
-    </w:p>
-    <w:p>
-      <w:r>
-        <w:t>TV Ads(x)</w:t>
-      </w:r>
-    </w:p>
-    <w:p>
-      <w:r>
-        <w:t>Cars</w:t>
-      </w:r>
-    </w:p>
-    <w:p>
-      <w:r>
-        <w:t>Sold(y) 𝑥𝑖−ǉ𝑥 (𝑦𝑖−ǉ𝑦) 𝑥𝑖−ǉ𝑥(𝑦𝑖−ǉ𝑦) (𝑥𝑖−ǉ𝑥)2</w:t>
-      </w:r>
-    </w:p>
-    <w:p>
-      <w:r>
-        <w:t>−1</w:t>
-      </w:r>
-    </w:p>
-    <w:p>
-      <w:r>
-        <w:t>−1</w:t>
-      </w:r>
-    </w:p>
-    <w:p>
-      <w:r>
-        <w:t>෍𝑥= 10</w:t>
-      </w:r>
-    </w:p>
-    <w:p>
-      <w:r>
-        <w:t>෍𝑦= 100 ҧ𝑥= 2</w:t>
-      </w:r>
-    </w:p>
-    <w:p>
-      <w:r>
-        <w:t>ത𝑦= 20</w:t>
-      </w:r>
-    </w:p>
-    <w:p>
-      <w:r>
-        <w:t>TV Ads(x)</w:t>
-      </w:r>
-    </w:p>
-    <w:p>
-      <w:r>
-        <w:t>Cars</w:t>
-      </w:r>
-    </w:p>
-    <w:p>
-      <w:r>
-        <w:t>Sold(y) 𝑥𝑖−ǉ𝑥 (𝑦𝑖−ǉ𝑦) 𝑥𝑖−ǉ𝑥(𝑦𝑖−ǉ𝑦) (𝑥𝑖−ǉ𝑥)2</w:t>
-      </w:r>
-    </w:p>
-    <w:p>
-      <w:r>
-        <w:t>−1</w:t>
-      </w:r>
-    </w:p>
-    <w:p>
-      <w:r>
-        <w:t>−6</w:t>
-      </w:r>
-    </w:p>
-    <w:p>
-      <w:r>
-        <w:t>−1</w:t>
-      </w:r>
-    </w:p>
-    <w:p>
-      <w:r>
-        <w:t>෍𝑥= 10</w:t>
-      </w:r>
-    </w:p>
-    <w:p>
-      <w:r>
-        <w:t>෍𝑦= 100 ҧ𝑥= 2</w:t>
-      </w:r>
-    </w:p>
-    <w:p>
-      <w:r>
-        <w:t>ത𝑦= 20</w:t>
-      </w:r>
-    </w:p>
-    <w:p>
-      <w:r>
-        <w:t>TV Ads(x)</w:t>
-      </w:r>
-    </w:p>
-    <w:p>
-      <w:r>
-        <w:t>Cars</w:t>
-      </w:r>
-    </w:p>
-    <w:p>
-      <w:r>
-        <w:t>Sold(y) 𝑥𝑖−ǉ𝑥 (𝑦𝑖−ǉ𝑦) 𝑥𝑖−ǉ𝑥(𝑦𝑖−ǉ𝑦) (𝑥𝑖−ǉ𝑥)2</w:t>
-      </w:r>
-    </w:p>
-    <w:p>
-      <w:r>
-        <w:t>−1</w:t>
-      </w:r>
-    </w:p>
-    <w:p>
-      <w:r>
-        <w:t>−6</w:t>
-      </w:r>
-    </w:p>
-    <w:p>
-      <w:r>
-        <w:t>−1</w:t>
-      </w:r>
-    </w:p>
-    <w:p>
-      <w:r>
-        <w:t>෍𝑥= 10</w:t>
-      </w:r>
-    </w:p>
-    <w:p>
-      <w:r>
-        <w:t>෍𝑦= 100 ҧ𝑥= 2</w:t>
-      </w:r>
-    </w:p>
-    <w:p>
-      <w:r>
-        <w:t>ത𝑦= 20</w:t>
-      </w:r>
-    </w:p>
-    <w:p>
-      <w:r>
-        <w:t>TV Ads(x)</w:t>
-      </w:r>
-    </w:p>
-    <w:p>
-      <w:r>
-        <w:t>Cars</w:t>
-      </w:r>
-    </w:p>
-    <w:p>
-      <w:r>
-        <w:t>Sold(y) 𝑥𝑖−ǉ𝑥 (𝑦𝑖−ǉ𝑦) 𝑥𝑖−ǉ𝑥(𝑦𝑖−ǉ𝑦) (𝑥𝑖−ǉ𝑥)2</w:t>
-      </w:r>
-    </w:p>
-    <w:p>
-      <w:r>
-        <w:t>−1</w:t>
-      </w:r>
-    </w:p>
-    <w:p>
-      <w:r>
-        <w:t>−6</w:t>
-      </w:r>
-    </w:p>
-    <w:p>
-      <w:r>
-        <w:t>−2</w:t>
-      </w:r>
-    </w:p>
-    <w:p>
-      <w:r>
-        <w:t>−1</w:t>
-      </w:r>
-    </w:p>
-    <w:p>
-      <w:r>
-        <w:t>෍𝑥= 10</w:t>
-      </w:r>
-    </w:p>
-    <w:p>
-      <w:r>
-        <w:t>෍𝑦= 100 ҧ𝑥= 2</w:t>
-      </w:r>
-    </w:p>
-    <w:p>
-      <w:r>
-        <w:t>ത𝑦= 20</w:t>
-      </w:r>
-    </w:p>
-    <w:p>
-      <w:r>
-        <w:t>TV Ads(x)</w:t>
-      </w:r>
-    </w:p>
-    <w:p>
-      <w:r>
-        <w:t>Cars</w:t>
-      </w:r>
-    </w:p>
-    <w:p>
-      <w:r>
-        <w:t>Sold(y) 𝑥𝑖−ǉ𝑥 (𝑦𝑖−ǉ𝑦) 𝑥𝑖−ǉ𝑥(𝑦𝑖−ǉ𝑦) (𝑥𝑖−ǉ𝑥)2</w:t>
-      </w:r>
-    </w:p>
-    <w:p>
-      <w:r>
-        <w:t>−1</w:t>
-      </w:r>
-    </w:p>
-    <w:p>
-      <w:r>
-        <w:t>−6</w:t>
-      </w:r>
-    </w:p>
-    <w:p>
-      <w:r>
-        <w:t>−2</w:t>
-      </w:r>
-    </w:p>
-    <w:p>
-      <w:r>
-        <w:t>−1</w:t>
-      </w:r>
-    </w:p>
-    <w:p>
-      <w:r>
-        <w:t>−3</w:t>
-      </w:r>
-    </w:p>
-    <w:p>
-      <w:r>
-        <w:t>෍𝑥= 10</w:t>
-      </w:r>
-    </w:p>
-    <w:p>
-      <w:r>
-        <w:t>෍𝑦= 100 ҧ𝑥= 2</w:t>
-      </w:r>
-    </w:p>
-    <w:p>
-      <w:r>
-        <w:t>ത𝑦= 20</w:t>
-      </w:r>
-    </w:p>
-    <w:p>
-      <w:r>
-        <w:t>TV Ads(x)</w:t>
-      </w:r>
-    </w:p>
-    <w:p>
-      <w:r>
-        <w:t>Cars</w:t>
-      </w:r>
-    </w:p>
-    <w:p>
-      <w:r>
-        <w:t>Sold(y) 𝑥𝑖−ǉ𝑥 (𝑦𝑖−ǉ𝑦) 𝑥𝑖−ǉ𝑥(𝑦𝑖−ǉ𝑦) (𝑥𝑖−ǉ𝑥)2</w:t>
-      </w:r>
-    </w:p>
-    <w:p>
-      <w:r>
-        <w:t>−1</w:t>
-      </w:r>
-    </w:p>
-    <w:p>
-      <w:r>
-        <w:t>−6</w:t>
-      </w:r>
-    </w:p>
-    <w:p>
-      <w:r>
-        <w:t>−2</w:t>
-      </w:r>
-    </w:p>
-    <w:p>
-      <w:r>
-        <w:t>−1</w:t>
-      </w:r>
-    </w:p>
-    <w:p>
-      <w:r>
-        <w:t>−3</w:t>
-      </w:r>
-    </w:p>
-    <w:p>
-      <w:r>
-        <w:t>෍𝑥= 10</w:t>
-      </w:r>
-    </w:p>
-    <w:p>
-      <w:r>
-        <w:t>෍𝑦= 100 ҧ𝑥= 2</w:t>
-      </w:r>
-    </w:p>
-    <w:p>
-      <w:r>
-        <w:t>ത𝑦= 20</w:t>
-      </w:r>
-    </w:p>
-    <w:p>
-      <w:r>
-        <w:t>TV Ads(x)</w:t>
-      </w:r>
-    </w:p>
-    <w:p>
-      <w:r>
-        <w:t>Cars</w:t>
-      </w:r>
-    </w:p>
-    <w:p>
-      <w:r>
-        <w:t>Sold(y) 𝑥𝑖−ǉ𝑥 (𝑦𝑖−ǉ𝑦) 𝑥𝑖−ǉ𝑥(𝑦𝑖−ǉ𝑦) (𝑥𝑖−ǉ𝑥)2</w:t>
-      </w:r>
-    </w:p>
-    <w:p>
-      <w:r>
-        <w:t>−1</w:t>
-      </w:r>
-    </w:p>
-    <w:p>
-      <w:r>
-        <w:t>−6</w:t>
-      </w:r>
-    </w:p>
-    <w:p>
-      <w:r>
-        <w:t>−2</w:t>
-      </w:r>
-    </w:p>
-    <w:p>
-      <w:r>
-        <w:t>−1</w:t>
-      </w:r>
-    </w:p>
-    <w:p>
-      <w:r>
-        <w:t>−3</w:t>
-      </w:r>
-    </w:p>
-    <w:p>
-      <w:r>
-        <w:t>෍𝑥= 10</w:t>
-      </w:r>
-    </w:p>
-    <w:p>
-      <w:r>
-        <w:t>෍𝑦= 100 ҧ𝑥= 2</w:t>
-      </w:r>
-    </w:p>
-    <w:p>
-      <w:r>
-        <w:t>ത𝑦= 20</w:t>
-      </w:r>
-    </w:p>
-    <w:p>
-      <w:r>
-        <w:t>TV Ads(x)</w:t>
-      </w:r>
-    </w:p>
-    <w:p>
-      <w:r>
-        <w:t>Cars</w:t>
-      </w:r>
-    </w:p>
-    <w:p>
-      <w:r>
-        <w:t>Sold(y) 𝑥𝑖−ǉ𝑥 (𝑦𝑖−ǉ𝑦) 𝑥𝑖−ǉ𝑥(𝑦𝑖−ǉ𝑦) (𝑥𝑖−ǉ𝑥)2</w:t>
-      </w:r>
-    </w:p>
-    <w:p>
-      <w:r>
-        <w:t>−1</w:t>
-      </w:r>
-    </w:p>
-    <w:p>
-      <w:r>
-        <w:t>−6</w:t>
-      </w:r>
-    </w:p>
-    <w:p>
-      <w:r>
-        <w:t>−2</w:t>
-      </w:r>
-    </w:p>
-    <w:p>
-      <w:r>
-        <w:t>−1</w:t>
-      </w:r>
-    </w:p>
-    <w:p>
-      <w:r>
-        <w:t>−3</w:t>
-      </w:r>
-    </w:p>
-    <w:p>
-      <w:r>
-        <w:t>෍𝑥= 10</w:t>
-      </w:r>
-    </w:p>
-    <w:p>
-      <w:r>
-        <w:t>෍𝑦= 100 ҧ𝑥= 2</w:t>
-      </w:r>
-    </w:p>
-    <w:p>
-      <w:r>
-        <w:t>ത𝑦= 20</w:t>
-      </w:r>
-    </w:p>
-    <w:p>
-      <w:r>
-        <w:t>TV Ads(x)</w:t>
-      </w:r>
-    </w:p>
-    <w:p>
-      <w:r>
-        <w:t>Cars</w:t>
-      </w:r>
-    </w:p>
-    <w:p>
-      <w:r>
-        <w:t>Sold(y) 𝑥𝑖−ǉ𝑥 (𝑦𝑖−ǉ𝑦) 𝑥𝑖−ǉ𝑥(𝑦𝑖−ǉ𝑦) (𝑥𝑖−ǉ𝑥)2</w:t>
-      </w:r>
-    </w:p>
-    <w:p>
-      <w:r>
-        <w:t>−1</w:t>
-      </w:r>
-    </w:p>
-    <w:p>
-      <w:r>
-        <w:t>−6</w:t>
-      </w:r>
-    </w:p>
-    <w:p>
-      <w:r>
-        <w:t>−2</w:t>
-      </w:r>
-    </w:p>
-    <w:p>
-      <w:r>
-        <w:t>−1</w:t>
-      </w:r>
-    </w:p>
-    <w:p>
-      <w:r>
-        <w:t>−3</w:t>
-      </w:r>
-    </w:p>
-    <w:p>
-      <w:r>
-        <w:t>෍𝑥= 10</w:t>
-      </w:r>
-    </w:p>
-    <w:p>
-      <w:r>
-        <w:t>෍𝑦= 100 ҧ𝑥= 2</w:t>
-      </w:r>
-    </w:p>
-    <w:p>
-      <w:r>
-        <w:t>ത𝑦= 20</w:t>
-      </w:r>
-    </w:p>
-    <w:p>
-      <w:r>
-        <w:t>TV Ads(x)</w:t>
-      </w:r>
-    </w:p>
-    <w:p>
-      <w:r>
-        <w:t>Cars</w:t>
-      </w:r>
-    </w:p>
-    <w:p>
-      <w:r>
-        <w:t>Sold(y) 𝑥𝑖−ǉ𝑥 (𝑦𝑖−ǉ𝑦) 𝑥𝑖−ǉ𝑥(𝑦𝑖−ǉ𝑦) (𝑥𝑖−ǉ𝑥)2</w:t>
-      </w:r>
-    </w:p>
-    <w:p>
-      <w:r>
-        <w:t>−1</w:t>
-      </w:r>
-    </w:p>
-    <w:p>
-      <w:r>
-        <w:t>−6</w:t>
-      </w:r>
-    </w:p>
-    <w:p>
-      <w:r>
-        <w:t>−2</w:t>
-      </w:r>
-    </w:p>
-    <w:p>
-      <w:r>
-        <w:t>−1</w:t>
-      </w:r>
-    </w:p>
-    <w:p>
-      <w:r>
-        <w:t>−3</w:t>
-      </w:r>
-    </w:p>
-    <w:p>
-      <w:r>
-        <w:t>෍𝑥= 10</w:t>
-      </w:r>
-    </w:p>
-    <w:p>
-      <w:r>
-        <w:t>෍𝑦= 100 ҧ𝑥= 2</w:t>
-      </w:r>
-    </w:p>
-    <w:p>
-      <w:r>
-        <w:t>ത𝑦= 20</w:t>
-      </w:r>
-    </w:p>
-    <w:p>
-      <w:r>
-        <w:t>TV Ads(x)</w:t>
-      </w:r>
-    </w:p>
-    <w:p>
-      <w:r>
-        <w:t>Cars</w:t>
-      </w:r>
-    </w:p>
-    <w:p>
-      <w:r>
-        <w:t>Sold(y) 𝑥𝑖−ǉ𝑥 (𝑦𝑖−ǉ𝑦) 𝑥𝑖−ǉ𝑥(𝑦𝑖−ǉ𝑦) (𝑥𝑖−ǉ𝑥)2</w:t>
-      </w:r>
-    </w:p>
-    <w:p>
-      <w:r>
-        <w:t>−1</w:t>
-      </w:r>
-    </w:p>
-    <w:p>
-      <w:r>
-        <w:t>−6</w:t>
-      </w:r>
-    </w:p>
-    <w:p>
-      <w:r>
-        <w:t>−2</w:t>
-      </w:r>
-    </w:p>
-    <w:p>
-      <w:r>
-        <w:t>−1</w:t>
-      </w:r>
-    </w:p>
-    <w:p>
-      <w:r>
-        <w:t>−3</w:t>
-      </w:r>
-    </w:p>
-    <w:p>
-      <w:r>
-        <w:t>෍𝑥= 10</w:t>
-      </w:r>
-    </w:p>
-    <w:p>
-      <w:r>
-        <w:t>෍𝑦= 100 ҧ𝑥= 2</w:t>
-      </w:r>
-    </w:p>
-    <w:p>
-      <w:r>
-        <w:t>ത𝑦= 20</w:t>
-      </w:r>
-    </w:p>
-    <w:p>
-      <w:r>
-        <w:t>TV Ads(x)</w:t>
-      </w:r>
-    </w:p>
-    <w:p>
-      <w:r>
-        <w:t>Cars</w:t>
-      </w:r>
-    </w:p>
-    <w:p>
-      <w:r>
-        <w:t>Sold(y) 𝑥𝑖−ǉ𝑥 (𝑦𝑖−ǉ𝑦) 𝑥𝑖−ǉ𝑥(𝑦𝑖−ǉ𝑦) (𝑥𝑖−ǉ𝑥)2</w:t>
-      </w:r>
-    </w:p>
-    <w:p>
-      <w:r>
-        <w:t>−1</w:t>
-      </w:r>
-    </w:p>
-    <w:p>
-      <w:r>
-        <w:t>−6</w:t>
-      </w:r>
-    </w:p>
-    <w:p>
-      <w:r>
-        <w:t>−2</w:t>
-      </w:r>
-    </w:p>
-    <w:p>
-      <w:r>
-        <w:t>−1</w:t>
-      </w:r>
-    </w:p>
-    <w:p>
-      <w:r>
-        <w:t>−3</w:t>
-      </w:r>
-    </w:p>
-    <w:p>
-      <w:r>
-        <w:t>෍𝑥= 10</w:t>
-      </w:r>
-    </w:p>
-    <w:p>
-      <w:r>
-        <w:t>෍𝑦= 100 ҧ𝑥= 2</w:t>
-      </w:r>
-    </w:p>
-    <w:p>
-      <w:r>
-        <w:t>ത𝑦= 20</w:t>
-      </w:r>
-    </w:p>
-    <w:p>
-      <w:r>
-        <w:t>TV Ads(x)</w:t>
-      </w:r>
-    </w:p>
-    <w:p>
-      <w:r>
-        <w:t>Cars</w:t>
-      </w:r>
-    </w:p>
-    <w:p>
-      <w:r>
-        <w:t>Sold(y) 𝑥𝑖−ǉ𝑥 (𝑦𝑖−ǉ𝑦) 𝑥𝑖−ǉ𝑥(𝑦𝑖−ǉ𝑦) (𝑥𝑖−ǉ𝑥)2</w:t>
-      </w:r>
-    </w:p>
-    <w:p>
-      <w:r>
-        <w:t>−1</w:t>
-      </w:r>
-    </w:p>
-    <w:p>
-      <w:r>
-        <w:t>−6</w:t>
-      </w:r>
-    </w:p>
-    <w:p>
-      <w:r>
-        <w:t>−2</w:t>
-      </w:r>
-    </w:p>
-    <w:p>
-      <w:r>
-        <w:t>−1</w:t>
-      </w:r>
-    </w:p>
-    <w:p>
-      <w:r>
-        <w:t>−3</w:t>
-      </w:r>
-    </w:p>
-    <w:p>
-      <w:r>
-        <w:t>෍𝑥= 10</w:t>
-      </w:r>
-    </w:p>
-    <w:p>
-      <w:r>
-        <w:t>෍𝑦= 100 ҧ𝑥= 2</w:t>
-      </w:r>
-    </w:p>
-    <w:p>
-      <w:r>
-        <w:t>ത𝑦= 20</w:t>
-      </w:r>
-    </w:p>
-    <w:p>
-      <w:r>
-        <w:t>TV Ads(x)</w:t>
-      </w:r>
-    </w:p>
-    <w:p>
-      <w:r>
-        <w:t>Cars</w:t>
-      </w:r>
-    </w:p>
-    <w:p>
-      <w:r>
-        <w:t>Sold(y) 𝑥𝑖−ǉ𝑥 (𝑦𝑖−ǉ𝑦) 𝑥𝑖−ǉ𝑥(𝑦𝑖−ǉ𝑦) (𝑥𝑖−ǉ𝑥)2</w:t>
-      </w:r>
-    </w:p>
-    <w:p>
-      <w:r>
-        <w:t>−1</w:t>
-      </w:r>
-    </w:p>
-    <w:p>
-      <w:r>
-        <w:t>−6</w:t>
-      </w:r>
-    </w:p>
-    <w:p>
-      <w:r>
-        <w:t>−2</w:t>
-      </w:r>
-    </w:p>
-    <w:p>
-      <w:r>
-        <w:t>−1</w:t>
-      </w:r>
-    </w:p>
-    <w:p>
-      <w:r>
-        <w:t>−3</w:t>
-      </w:r>
-    </w:p>
-    <w:p>
-      <w:r>
-        <w:t>෍𝑥= 10</w:t>
-      </w:r>
-    </w:p>
-    <w:p>
-      <w:r>
-        <w:t>෍𝑦= 100 ҧ𝑥= 2</w:t>
-      </w:r>
-    </w:p>
-    <w:p>
-      <w:r>
-        <w:t>ത𝑦= 20</w:t>
-      </w:r>
-    </w:p>
-    <w:p>
-      <w:r>
-        <w:t>TV Ads(x)</w:t>
-      </w:r>
-    </w:p>
-    <w:p>
-      <w:r>
-        <w:t>Cars</w:t>
-      </w:r>
-    </w:p>
-    <w:p>
-      <w:r>
-        <w:t>Sold(y) 𝑥𝑖−ǉ𝑥 (𝑦𝑖−ǉ𝑦) 𝑥𝑖−ǉ𝑥(𝑦𝑖−ǉ𝑦) (𝑥𝑖−ǉ𝑥)2</w:t>
-      </w:r>
-    </w:p>
-    <w:p>
-      <w:r>
-        <w:t>−1</w:t>
-      </w:r>
-    </w:p>
-    <w:p>
-      <w:r>
-        <w:t>−6</w:t>
-      </w:r>
-    </w:p>
-    <w:p>
-      <w:r>
-        <w:t>−2</w:t>
-      </w:r>
-    </w:p>
-    <w:p>
-      <w:r>
-        <w:t>−1</w:t>
-      </w:r>
-    </w:p>
-    <w:p>
-      <w:r>
-        <w:t>−3</w:t>
-      </w:r>
-    </w:p>
-    <w:p>
-      <w:r>
-        <w:t>෍𝑥= 10</w:t>
-      </w:r>
-    </w:p>
-    <w:p>
-      <w:r>
-        <w:t>෍𝑦= 100 ҧ𝑥= 2</w:t>
-      </w:r>
-    </w:p>
-    <w:p>
-      <w:r>
-        <w:t>ത𝑦= 20</w:t>
-      </w:r>
-    </w:p>
-    <w:p>
-      <w:r>
-        <w:t>TV Ads(x)</w:t>
-      </w:r>
-    </w:p>
-    <w:p>
-      <w:r>
-        <w:t>Cars</w:t>
-      </w:r>
-    </w:p>
-    <w:p>
-      <w:r>
-        <w:t>Sold(y) 𝑥𝑖−ǉ𝑥 (𝑦𝑖−ǉ𝑦) 𝑥𝑖−ǉ𝑥(𝑦𝑖−ǉ𝑦) (𝑥𝑖−ǉ𝑥)2</w:t>
-      </w:r>
-    </w:p>
-    <w:p>
-      <w:r>
-        <w:t>−1</w:t>
-      </w:r>
-    </w:p>
-    <w:p>
-      <w:r>
-        <w:t>−6</w:t>
-      </w:r>
-    </w:p>
-    <w:p>
-      <w:r>
-        <w:t>−2</w:t>
-      </w:r>
-    </w:p>
-    <w:p>
-      <w:r>
-        <w:t>−1</w:t>
-      </w:r>
-    </w:p>
-    <w:p>
-      <w:r>
-        <w:t>−3</w:t>
-      </w:r>
-    </w:p>
-    <w:p>
-      <w:r>
-        <w:t>෍𝑥= 10</w:t>
-      </w:r>
-    </w:p>
-    <w:p>
-      <w:r>
-        <w:t>෍𝑦= 100 ҧ𝑥= 2</w:t>
-      </w:r>
-    </w:p>
-    <w:p>
-      <w:r>
-        <w:t>ത𝑦= 20</w:t>
-      </w:r>
-    </w:p>
-    <w:p>
-      <w:r>
-        <w:t>TV Ads(x)</w:t>
-      </w:r>
-    </w:p>
-    <w:p>
-      <w:r>
-        <w:t>Cars</w:t>
-      </w:r>
-    </w:p>
-    <w:p>
-      <w:r>
-        <w:t>Sold(y) 𝑥𝑖−ǉ𝑥 (𝑦𝑖−ǉ𝑦) 𝑥𝑖−ǉ𝑥(𝑦𝑖−ǉ𝑦) (𝑥𝑖−ǉ𝑥)2</w:t>
-      </w:r>
-    </w:p>
-    <w:p>
-      <w:r>
-        <w:t>−1</w:t>
-      </w:r>
-    </w:p>
-    <w:p>
-      <w:r>
-        <w:t>−6</w:t>
-      </w:r>
-    </w:p>
-    <w:p>
-      <w:r>
-        <w:t>−2</w:t>
-      </w:r>
-    </w:p>
-    <w:p>
-      <w:r>
-        <w:t>−1</w:t>
-      </w:r>
-    </w:p>
-    <w:p>
-      <w:r>
-        <w:t>−3</w:t>
-      </w:r>
-    </w:p>
-    <w:p>
-      <w:r>
-        <w:t>෍𝑥= 10</w:t>
-      </w:r>
-    </w:p>
-    <w:p>
-      <w:r>
-        <w:t>෍𝑦= 100 ҧ𝑥= 2</w:t>
-      </w:r>
-    </w:p>
-    <w:p>
-      <w:r>
-        <w:t>ത𝑦= 20</w:t>
-      </w:r>
-    </w:p>
-    <w:p>
-      <w:r>
-        <w:t>TV Ads(x)</w:t>
-      </w:r>
-    </w:p>
-    <w:p>
-      <w:r>
-        <w:t>Cars</w:t>
-      </w:r>
-    </w:p>
-    <w:p>
-      <w:r>
-        <w:t>Sold(y) 𝑥𝑖−ǉ𝑥 (𝑦𝑖−ǉ𝑦) 𝑥𝑖−ǉ𝑥(𝑦𝑖−ǉ𝑦) (𝑥𝑖−ǉ𝑥)2</w:t>
-      </w:r>
-    </w:p>
-    <w:p>
-      <w:r>
-        <w:t>−1</w:t>
-      </w:r>
-    </w:p>
-    <w:p>
-      <w:r>
-        <w:t>−6</w:t>
-      </w:r>
-    </w:p>
-    <w:p>
-      <w:r>
-        <w:t>−2</w:t>
-      </w:r>
-    </w:p>
-    <w:p>
-      <w:r>
-        <w:t>−1</w:t>
-      </w:r>
-    </w:p>
-    <w:p>
-      <w:r>
-        <w:t>−3</w:t>
-      </w:r>
-    </w:p>
-    <w:p>
-      <w:r>
-        <w:t>෍𝑥= 10</w:t>
-      </w:r>
-    </w:p>
-    <w:p>
-      <w:r>
-        <w:t>෍𝑦= 100 ҧ𝑥= 2</w:t>
-      </w:r>
-    </w:p>
-    <w:p>
-      <w:r>
-        <w:t>ത𝑦= 20</w:t>
-      </w:r>
-    </w:p>
-    <w:p>
-      <w:r>
-        <w:t>TV Ads(x)</w:t>
-      </w:r>
-    </w:p>
-    <w:p>
-      <w:r>
-        <w:t>Cars</w:t>
-      </w:r>
-    </w:p>
-    <w:p>
-      <w:r>
-        <w:t>Sold(y) 𝑥𝑖−ǉ𝑥 (𝑦𝑖−ǉ𝑦) 𝑥𝑖−ǉ𝑥(𝑦𝑖−ǉ𝑦) (𝑥𝑖−ǉ𝑥)2</w:t>
-      </w:r>
-    </w:p>
-    <w:p>
-      <w:r>
-        <w:t>−1</w:t>
-      </w:r>
-    </w:p>
-    <w:p>
-      <w:r>
-        <w:t>−6</w:t>
-      </w:r>
-    </w:p>
-    <w:p>
-      <w:r>
-        <w:t>−2</w:t>
-      </w:r>
-    </w:p>
-    <w:p>
-      <w:r>
-        <w:t>−1</w:t>
-      </w:r>
-    </w:p>
-    <w:p>
-      <w:r>
-        <w:t>−3</w:t>
-      </w:r>
-    </w:p>
-    <w:p>
-      <w:r>
-        <w:t>෍𝑥= 10</w:t>
-      </w:r>
-    </w:p>
-    <w:p>
-      <w:r>
-        <w:t>෍𝑦= 100</w:t>
-      </w:r>
-    </w:p>
-    <w:p>
-      <w:r>
-        <w:t>෍𝑥𝑖−ǉ𝑥(𝑦𝑖−ǉ𝑦) = 20 ҧ𝑥= 2</w:t>
-      </w:r>
-    </w:p>
-    <w:p>
-      <w:r>
-        <w:t>ത𝑦= 20</w:t>
-      </w:r>
-    </w:p>
-    <w:p>
-      <w:r>
-        <w:t>TV Ads(x)</w:t>
-      </w:r>
-    </w:p>
-    <w:p>
-      <w:r>
-        <w:t>Cars</w:t>
-      </w:r>
-    </w:p>
-    <w:p>
-      <w:r>
-        <w:t>Sold(y) 𝑥𝑖−ǉ𝑥 (𝑦𝑖−ǉ𝑦) 𝑥𝑖−ǉ𝑥(𝑦𝑖−ǉ𝑦) (𝑥𝑖−ǉ𝑥)2</w:t>
-      </w:r>
-    </w:p>
-    <w:p>
-      <w:r>
-        <w:t>−1</w:t>
-      </w:r>
-    </w:p>
-    <w:p>
-      <w:r>
-        <w:t>−6</w:t>
-      </w:r>
-    </w:p>
-    <w:p>
-      <w:r>
-        <w:t>−2</w:t>
-      </w:r>
-    </w:p>
-    <w:p>
-      <w:r>
-        <w:t>−1</w:t>
-      </w:r>
-    </w:p>
-    <w:p>
-      <w:r>
-        <w:t>−3</w:t>
-      </w:r>
-    </w:p>
-    <w:p>
-      <w:r>
-        <w:t>෍𝑥= 10</w:t>
-      </w:r>
-    </w:p>
-    <w:p>
-      <w:r>
-        <w:t>෍𝑦= 100</w:t>
-      </w:r>
-    </w:p>
-    <w:p>
-      <w:r>
-        <w:t>෍𝑥𝑖−ǉ𝑥(𝑦𝑖−ǉ𝑦) = 20 ҧ𝑥= 2</w:t>
-      </w:r>
-    </w:p>
-    <w:p>
-      <w:r>
-        <w:t>ത𝑦= 20</w:t>
-      </w:r>
-    </w:p>
-    <w:p>
-      <w:r>
-        <w:t>TV Ads(x)</w:t>
-      </w:r>
-    </w:p>
-    <w:p>
-      <w:r>
-        <w:t>Cars</w:t>
-      </w:r>
-    </w:p>
-    <w:p>
-      <w:r>
-        <w:t>Sold(y) 𝑥𝑖−ǉ𝑥 (𝑦𝑖−ǉ𝑦) 𝑥𝑖−ǉ𝑥(𝑦𝑖−ǉ𝑦) (𝑥𝑖−ǉ𝑥)2</w:t>
-      </w:r>
-    </w:p>
-    <w:p>
-      <w:r>
-        <w:t>−1</w:t>
-      </w:r>
-    </w:p>
-    <w:p>
-      <w:r>
-        <w:t>−6</w:t>
-      </w:r>
-    </w:p>
-    <w:p>
-      <w:r>
-        <w:t>−2</w:t>
-      </w:r>
-    </w:p>
-    <w:p>
-      <w:r>
-        <w:t>−1</w:t>
-      </w:r>
-    </w:p>
-    <w:p>
-      <w:r>
-        <w:t>−3</w:t>
-      </w:r>
-    </w:p>
-    <w:p>
-      <w:r>
-        <w:t>෍𝑥= 10</w:t>
-      </w:r>
-    </w:p>
-    <w:p>
-      <w:r>
-        <w:t>෍𝑦= 100</w:t>
-      </w:r>
-    </w:p>
-    <w:p>
-      <w:r>
-        <w:t>෍𝑥𝑖−ǉ𝑥(𝑦𝑖−ǉ𝑦) = 20</w:t>
-      </w:r>
-    </w:p>
-    <w:p>
-      <w:r>
-        <w:t>෍(𝑥𝑖−ǉ𝑥)2</w:t>
-      </w:r>
-    </w:p>
-    <w:p>
-      <w:r>
-        <w:t>= 4 ҧ𝑥= 2</w:t>
-      </w:r>
-    </w:p>
-    <w:p>
-      <w:r>
-        <w:t>ത𝑦= 20</w:t>
-      </w:r>
-    </w:p>
-    <w:p>
-      <w:r>
-        <w:t>TV Ads(x)</w:t>
-      </w:r>
-    </w:p>
-    <w:p>
-      <w:r>
-        <w:t>Cars</w:t>
-      </w:r>
-    </w:p>
-    <w:p>
-      <w:r>
-        <w:t>Sold(y) 𝑥𝑖−ǉ𝑥 (𝑦𝑖−ǉ𝑦) 𝑥𝑖−ǉ𝑥(𝑦𝑖−ǉ𝑦) (𝑥𝑖−ǉ𝑥)2</w:t>
-      </w:r>
-    </w:p>
-    <w:p>
-      <w:r>
-        <w:t>−1</w:t>
-      </w:r>
-    </w:p>
-    <w:p>
-      <w:r>
-        <w:t>−6</w:t>
-      </w:r>
-    </w:p>
-    <w:p>
-      <w:r>
-        <w:t>−2</w:t>
-      </w:r>
-    </w:p>
-    <w:p>
-      <w:r>
-        <w:t>−1</w:t>
-      </w:r>
-    </w:p>
-    <w:p>
-      <w:r>
-        <w:t>−3</w:t>
-      </w:r>
-    </w:p>
-    <w:p>
-      <w:r>
-        <w:t>෍𝑥= 10</w:t>
-      </w:r>
-    </w:p>
-    <w:p>
-      <w:r>
-        <w:t>෍𝑦= 100</w:t>
-      </w:r>
-    </w:p>
-    <w:p>
-      <w:r>
-        <w:t>෍𝑥𝑖−ǉ𝑥(𝑦𝑖−ǉ𝑦) = 20</w:t>
-      </w:r>
-    </w:p>
-    <w:p>
-      <w:r>
-        <w:t>෍(𝑥𝑖−ǉ𝑥)2</w:t>
-      </w:r>
-    </w:p>
-    <w:p>
-      <w:r>
-        <w:t>= 4 ҧ𝑥= 2</w:t>
-      </w:r>
-    </w:p>
-    <w:p>
-      <w:r>
-        <w:t>ത𝑦= 20</w:t>
-      </w:r>
-    </w:p>
-    <w:p>
-      <w:r>
-        <w:t>TV Ads(x)</w:t>
-      </w:r>
-    </w:p>
-    <w:p>
-      <w:r>
-        <w:t>Cars</w:t>
-      </w:r>
-    </w:p>
-    <w:p>
-      <w:r>
-        <w:t>Sold(y) 𝑥𝑖−ǉ𝑥 (𝑦𝑖−ǉ𝑦) 𝑥𝑖−ǉ𝑥(𝑦𝑖−ǉ𝑦) (𝑥𝑖−ǉ𝑥)2</w:t>
-      </w:r>
-    </w:p>
-    <w:p>
-      <w:r>
-        <w:t>−1</w:t>
-      </w:r>
-    </w:p>
-    <w:p>
-      <w:r>
-        <w:t>−6</w:t>
-      </w:r>
-    </w:p>
-    <w:p>
-      <w:r>
-        <w:t>−2</w:t>
-      </w:r>
-    </w:p>
-    <w:p>
-      <w:r>
-        <w:t>−1</w:t>
-      </w:r>
-    </w:p>
-    <w:p>
-      <w:r>
-        <w:t>−3</w:t>
-      </w:r>
-    </w:p>
-    <w:p>
-      <w:r>
-        <w:t>෍𝑥= 10</w:t>
-      </w:r>
-    </w:p>
-    <w:p>
-      <w:r>
-        <w:t>෍𝑦= 100</w:t>
-      </w:r>
-    </w:p>
-    <w:p>
-      <w:r>
-        <w:t>෍𝑥𝑖−ǉ𝑥(𝑦𝑖−ǉ𝑦) = 20</w:t>
-      </w:r>
-    </w:p>
-    <w:p>
-      <w:r>
-        <w:t>෍(𝑥𝑖−ǉ𝑥)2</w:t>
-      </w:r>
-    </w:p>
-    <w:p>
-      <w:r>
-        <w:t>= 4 ҧ𝑥= 2</w:t>
-      </w:r>
-    </w:p>
-    <w:p>
-      <w:r>
-        <w:t>ത𝑦= 20</w:t>
-      </w:r>
-    </w:p>
-    <w:p>
-      <w:pPr>
-        <w:pStyle w:val="Heading2"/>
-      </w:pPr>
-      <w:r>
-        <w:t>Ví dụ</w:t>
-      </w:r>
-    </w:p>
-    <w:p>
-      <w:pPr>
-        <w:pStyle w:val="ListBullet"/>
-      </w:pPr>
-      <w:r>
-        <w:t>Hệsốgốc (slope) của phương trình hồi quy tuyến tính: 𝑤1 = σ(𝑥𝑖−ǉ𝑥)(𝑦𝑖−ǉ𝑦) σ(𝑥𝑖−ǉ𝑥)2</w:t>
-      </w:r>
-    </w:p>
-    <w:p>
-      <w:r>
-        <w:t>= 20</w:t>
-      </w:r>
-    </w:p>
-    <w:p>
-      <w:r>
-        <w:t>4 = 5</w:t>
-      </w:r>
-    </w:p>
-    <w:p>
-      <w:pPr>
-        <w:pStyle w:val="ListBullet"/>
-      </w:pPr>
-      <w:r>
-        <w:t>𝑤0 là tung độgốc (y-intercept) hoặc hệsốchặn của phương trình hồi quy tuyến tính. 𝑤0 = ǉ𝑦−𝑤1 ǉ𝑥= 20 −5(2) = 10</w:t>
-      </w:r>
-    </w:p>
-    <w:p>
-      <w:pPr>
-        <w:pStyle w:val="ListBullet"/>
-      </w:pPr>
-      <w:r>
-        <w:t>Phương trình hồi quy ước lượng:</w:t>
-      </w:r>
-    </w:p>
-    <w:p>
-      <w:r>
-        <w:t>ො𝑦= 10 + 5𝑥.</w:t>
-      </w:r>
-    </w:p>
-    <w:p>
-      <w:r>
-        <w:t>Number of</w:t>
-      </w:r>
-    </w:p>
-    <w:p>
-      <w:r>
-        <w:t>TV Ads(x)</w:t>
-      </w:r>
-    </w:p>
-    <w:p>
-      <w:r>
-        <w:t>Number of</w:t>
-      </w:r>
-    </w:p>
-    <w:p>
-      <w:r>
-        <w:t>Cars</w:t>
-      </w:r>
-    </w:p>
-    <w:p>
-      <w:r>
-        <w:t>Sold(y)</w:t>
-      </w:r>
-    </w:p>
-    <w:p>
-      <w:r>
-        <w:t>෍𝑥= 10</w:t>
-      </w:r>
-    </w:p>
-    <w:p>
-      <w:r>
-        <w:t>෍𝑦= 100</w:t>
-      </w:r>
-    </w:p>
-    <w:p>
-      <w:pPr>
-        <w:pStyle w:val="Heading1"/>
-      </w:pPr>
-      <w:r>
-        <w:t>ĐÁNH GIÁ MÔ HÌNH</w:t>
-      </w:r>
-    </w:p>
-    <w:p>
-      <w:pPr>
-        <w:pStyle w:val="Heading2"/>
-      </w:pPr>
-      <w:r>
-        <w:t>Đánh giá mô hình</w:t>
-      </w:r>
-    </w:p>
-    <w:p>
-      <w:pPr>
-        <w:pStyle w:val="ListBullet"/>
-      </w:pPr>
-      <w:r>
-        <w:t>Input:</w:t>
-      </w:r>
-    </w:p>
-    <w:p>
-      <w:pPr>
-        <w:pStyle w:val="ListBullet2"/>
-      </w:pPr>
-      <w:r>
-        <w:t>𝑥1, 𝑦1 .</w:t>
-      </w:r>
-    </w:p>
-    <w:p>
-      <w:pPr>
-        <w:pStyle w:val="ListBullet2"/>
-      </w:pPr>
-      <w:r>
-        <w:t>𝑥2, 𝑦2 .</w:t>
-      </w:r>
-    </w:p>
-    <w:p>
-      <w:pPr>
-        <w:pStyle w:val="ListBullet2"/>
-      </w:pPr>
-      <w:r>
-        <w:t>⋯</w:t>
-      </w:r>
-    </w:p>
-    <w:p>
-      <w:pPr>
-        <w:pStyle w:val="ListBullet2"/>
-      </w:pPr>
-      <w:r>
-        <w:t>𝑥𝑖, 𝑦𝑖.</w:t>
-      </w:r>
-    </w:p>
-    <w:p>
-      <w:pPr>
-        <w:pStyle w:val="ListBullet2"/>
-      </w:pPr>
-      <w:r>
-        <w:t>⋯</w:t>
-      </w:r>
-    </w:p>
-    <w:p>
-      <w:pPr>
-        <w:pStyle w:val="ListBullet2"/>
-      </w:pPr>
-      <w:r>
-        <w:t>𝑥𝑛−1, 𝑦𝑛−1 .</w:t>
-      </w:r>
-    </w:p>
-    <w:p>
-      <w:pPr>
-        <w:pStyle w:val="ListBullet2"/>
-      </w:pPr>
-      <w:r>
-        <w:t>𝑥𝑛, 𝑦𝑛.</w:t>
-      </w:r>
-    </w:p>
-    <w:p>
-      <w:pPr>
-        <w:pStyle w:val="ListBullet"/>
-      </w:pPr>
-      <w:r>
-        <w:t>Phương trình hồi quy ước lượng:</w:t>
-      </w:r>
-    </w:p>
-    <w:p>
-      <w:r>
-        <w:t>ො𝑦= 𝑤0 + 𝑤1𝑥</w:t>
-      </w:r>
-    </w:p>
-    <w:p>
-      <w:pPr>
-        <w:pStyle w:val="ListBullet"/>
-      </w:pPr>
-      <w:r>
-        <w:t>Phương trình hồi quy ước lượng tốt hay không tốt?</w:t>
-      </w:r>
-    </w:p>
-    <w:p>
-      <w:pPr>
-        <w:pStyle w:val="ListBullet"/>
-      </w:pPr>
-      <w:r>
-        <w:t>Tiêu chuẩn bình phương tối thiểu 𝑚𝑖𝑛෍𝑦𝑖−ො𝑦𝑖</w:t>
-      </w:r>
-    </w:p>
-    <w:p>
-      <w:pPr>
-        <w:pStyle w:val="ListBullet"/>
-      </w:pPr>
-      <w:r>
-        <w:t>Input:</w:t>
-      </w:r>
-    </w:p>
-    <w:p>
-      <w:pPr>
-        <w:pStyle w:val="ListBullet2"/>
-      </w:pPr>
-      <w:r>
-        <w:t>𝑥1, 𝑦1 .</w:t>
-      </w:r>
-    </w:p>
-    <w:p>
-      <w:pPr>
-        <w:pStyle w:val="ListBullet2"/>
-      </w:pPr>
-      <w:r>
-        <w:t>𝑥2, 𝑦2 .</w:t>
-      </w:r>
-    </w:p>
-    <w:p>
-      <w:pPr>
-        <w:pStyle w:val="ListBullet2"/>
-      </w:pPr>
-      <w:r>
-        <w:t>⋯</w:t>
-      </w:r>
-    </w:p>
-    <w:p>
-      <w:pPr>
-        <w:pStyle w:val="ListBullet2"/>
-      </w:pPr>
-      <w:r>
-        <w:t>𝑥𝑖, 𝑦𝑖.</w:t>
-      </w:r>
-    </w:p>
-    <w:p>
-      <w:pPr>
-        <w:pStyle w:val="ListBullet2"/>
-      </w:pPr>
-      <w:r>
-        <w:t>⋯</w:t>
-      </w:r>
-    </w:p>
-    <w:p>
-      <w:pPr>
-        <w:pStyle w:val="ListBullet2"/>
-      </w:pPr>
-      <w:r>
-        <w:t>𝑥𝑛−1, 𝑦𝑛−1 .</w:t>
-      </w:r>
-    </w:p>
-    <w:p>
-      <w:pPr>
-        <w:pStyle w:val="ListBullet2"/>
-      </w:pPr>
-      <w:r>
-        <w:t>𝑥𝑛, 𝑦𝑛.</w:t>
-      </w:r>
-    </w:p>
-    <w:p>
-      <w:pPr>
-        <w:pStyle w:val="ListBullet"/>
-      </w:pPr>
-      <w:r>
-        <w:t>Phương trình hồi quy ước lượng:</w:t>
-      </w:r>
-    </w:p>
-    <w:p>
-      <w:r>
-        <w:t>ො𝑦= 𝑤0 + 𝑤1𝑥</w:t>
-      </w:r>
-    </w:p>
-    <w:p>
-      <w:pPr>
-        <w:pStyle w:val="ListBullet"/>
-      </w:pPr>
-      <w:r>
-        <w:t>Phương trình hồi quy ước lượng tốt hay không tốt?</w:t>
-      </w:r>
-    </w:p>
-    <w:p>
-      <w:pPr>
-        <w:pStyle w:val="ListBullet"/>
-      </w:pPr>
-      <w:r>
-        <w:t>Giá trị 𝑥mean được tính như sau: ҧ𝑥= 𝑥1 + 𝑥2 + 𝑥3 + ⋯+ 𝑥𝑛 𝑛</w:t>
-      </w:r>
-    </w:p>
-    <w:p>
-      <w:pPr>
-        <w:pStyle w:val="ListBullet"/>
-      </w:pPr>
-      <w:r>
-        <w:t>Input:</w:t>
-      </w:r>
-    </w:p>
-    <w:p>
-      <w:pPr>
-        <w:pStyle w:val="ListBullet2"/>
-      </w:pPr>
-      <w:r>
-        <w:t>𝑥1, 𝑦1 .</w:t>
-      </w:r>
-    </w:p>
-    <w:p>
-      <w:pPr>
-        <w:pStyle w:val="ListBullet2"/>
-      </w:pPr>
-      <w:r>
-        <w:t>𝑥2, 𝑦2 .</w:t>
-      </w:r>
-    </w:p>
-    <w:p>
-      <w:pPr>
-        <w:pStyle w:val="ListBullet2"/>
-      </w:pPr>
-      <w:r>
-        <w:t>⋯</w:t>
-      </w:r>
-    </w:p>
-    <w:p>
-      <w:pPr>
-        <w:pStyle w:val="ListBullet2"/>
-      </w:pPr>
-      <w:r>
-        <w:t>𝑥𝑖, 𝑦𝑖.</w:t>
-      </w:r>
-    </w:p>
-    <w:p>
-      <w:pPr>
-        <w:pStyle w:val="ListBullet2"/>
-      </w:pPr>
-      <w:r>
-        <w:t>⋯</w:t>
-      </w:r>
-    </w:p>
-    <w:p>
-      <w:pPr>
-        <w:pStyle w:val="ListBullet2"/>
-      </w:pPr>
-      <w:r>
-        <w:t>𝑥𝑛−1, 𝑦𝑛−1 .</w:t>
-      </w:r>
-    </w:p>
-    <w:p>
-      <w:pPr>
-        <w:pStyle w:val="ListBullet2"/>
-      </w:pPr>
-      <w:r>
-        <w:t>𝑥𝑛, 𝑦𝑛.</w:t>
-      </w:r>
-    </w:p>
-    <w:p>
-      <w:pPr>
-        <w:pStyle w:val="ListBullet"/>
-      </w:pPr>
-      <w:r>
-        <w:t>Phương trình hồi quy ước lượng:</w:t>
-      </w:r>
-    </w:p>
-    <w:p>
-      <w:r>
-        <w:t>ො𝑦= 𝑤0 + 𝑤1𝑥</w:t>
-      </w:r>
-    </w:p>
-    <w:p>
-      <w:pPr>
-        <w:pStyle w:val="ListBullet"/>
-      </w:pPr>
-      <w:r>
-        <w:t>Phương trình hồi quy ước lượng tốt hay không tốt?</w:t>
-      </w:r>
-    </w:p>
-    <w:p>
-      <w:pPr>
-        <w:pStyle w:val="ListBullet"/>
-      </w:pPr>
-      <w:r>
-        <w:t>Giá trị 𝑦mean được tính như sau:</w:t>
-      </w:r>
-    </w:p>
-    <w:p>
-      <w:r>
-        <w:t>ത𝑦= 𝑦1 + 𝑦2 + 𝑦3 + ⋯+ 𝑦𝑛 𝑛</w:t>
-      </w:r>
-    </w:p>
-    <w:p>
-      <w:pPr>
-        <w:pStyle w:val="ListBullet"/>
-      </w:pPr>
-      <w:r>
-        <w:t>Input:</w:t>
-      </w:r>
-    </w:p>
-    <w:p>
-      <w:pPr>
-        <w:pStyle w:val="ListBullet2"/>
-      </w:pPr>
-      <w:r>
-        <w:t>𝑥1, 𝑦1 .</w:t>
-      </w:r>
-    </w:p>
-    <w:p>
-      <w:r>
-        <w:t>ොy1</w:t>
-      </w:r>
-    </w:p>
-    <w:p>
-      <w:pPr>
-        <w:pStyle w:val="ListBullet2"/>
-      </w:pPr>
-      <w:r>
-        <w:t>𝑥2, 𝑦2 .</w:t>
-      </w:r>
-    </w:p>
-    <w:p>
-      <w:r>
-        <w:t>ොy2</w:t>
-      </w:r>
-    </w:p>
-    <w:p>
-      <w:pPr>
-        <w:pStyle w:val="ListBullet2"/>
-      </w:pPr>
-      <w:r>
-        <w:t>⋯</w:t>
-      </w:r>
-    </w:p>
-    <w:p>
-      <w:pPr>
-        <w:pStyle w:val="ListBullet2"/>
-      </w:pPr>
-      <w:r>
-        <w:t>𝑥𝑖, 𝑦𝑖.</w:t>
-      </w:r>
-    </w:p>
-    <w:p>
-      <w:r>
-        <w:t>ොy𝑖</w:t>
-      </w:r>
-    </w:p>
-    <w:p>
-      <w:pPr>
-        <w:pStyle w:val="ListBullet2"/>
-      </w:pPr>
-      <w:r>
-        <w:t>⋯</w:t>
-      </w:r>
-    </w:p>
-    <w:p>
-      <w:pPr>
-        <w:pStyle w:val="ListBullet2"/>
-      </w:pPr>
-      <w:r>
-        <w:t>𝑥𝑛−1, 𝑦𝑛−1 .</w:t>
-      </w:r>
-    </w:p>
-    <w:p>
-      <w:r>
-        <w:t>ොy𝑛−1</w:t>
-      </w:r>
-    </w:p>
-    <w:p>
-      <w:pPr>
-        <w:pStyle w:val="ListBullet2"/>
-      </w:pPr>
-      <w:r>
-        <w:t>𝑥𝑛, 𝑦𝑛.</w:t>
-      </w:r>
-    </w:p>
-    <w:p>
-      <w:r>
-        <w:t>ොy𝑛</w:t>
-      </w:r>
-    </w:p>
-    <w:p>
-      <w:pPr>
-        <w:pStyle w:val="ListBullet"/>
-      </w:pPr>
-      <w:r>
-        <w:t>Phương trình hồi quy ước lượng:</w:t>
-      </w:r>
-    </w:p>
-    <w:p>
-      <w:r>
-        <w:t>ො𝑦= 𝑤0 + 𝑤1𝑥</w:t>
-      </w:r>
-    </w:p>
-    <w:p>
-      <w:pPr>
-        <w:pStyle w:val="ListBullet"/>
-      </w:pPr>
-      <w:r>
-        <w:t>Phương trình hồi quy ước lượng tốt hay không tốt?</w:t>
-      </w:r>
-    </w:p>
-    <w:p>
-      <w:pPr>
-        <w:pStyle w:val="ListBullet"/>
-      </w:pPr>
-      <w:r>
-        <w:t>Tiêu chuẩn bình phương tối thiểu 𝑚𝑖𝑛෍𝑦𝑖−ො𝑦𝑖</w:t>
-      </w:r>
-    </w:p>
-    <w:p>
-      <w:pPr>
-        <w:pStyle w:val="ListBullet"/>
-      </w:pPr>
-      <w:r>
-        <w:t>Total sum of squares</w:t>
-      </w:r>
-    </w:p>
-    <w:p>
-      <w:r>
-        <w:t>=</w:t>
-      </w:r>
-    </w:p>
-    <w:p>
-      <w:r>
-        <w:t>Regression sum of squares +</w:t>
-      </w:r>
-    </w:p>
-    <w:p>
-      <w:r>
-        <w:t>Error sum of squares.</w:t>
-      </w:r>
-    </w:p>
-    <w:p>
-      <w:r>
-        <w:t>SST = SSR + SSE</w:t>
-      </w:r>
-    </w:p>
-    <w:p>
-      <w:pPr>
-        <w:pStyle w:val="ListBullet"/>
-      </w:pPr>
-      <w:r>
-        <w:t>Total variation</w:t>
-      </w:r>
-    </w:p>
-    <w:p>
-      <w:r>
-        <w:t>=</w:t>
-      </w:r>
-    </w:p>
-    <w:p>
-      <w:r>
-        <w:t>Explained variation</w:t>
-      </w:r>
-    </w:p>
-    <w:p>
-      <w:r>
-        <w:t>Unexplained variation.</w:t>
-      </w:r>
-    </w:p>
-    <w:p>
-      <w:pPr>
-        <w:pStyle w:val="ListBullet"/>
-      </w:pPr>
-      <w:r>
-        <w:t>Total sum of squares (Total</w:t>
-      </w:r>
-    </w:p>
-    <w:p>
-      <w:r>
-        <w:t>Variation): SST = σ Yi −ഥY 2.</w:t>
-      </w:r>
-    </w:p>
-    <w:p>
-      <w:pPr>
-        <w:pStyle w:val="ListBullet"/>
-      </w:pPr>
-      <w:r>
-        <w:t>Regression sum of squares (Explained</w:t>
-      </w:r>
-    </w:p>
-    <w:p>
-      <w:r>
-        <w:t>Variation by the</w:t>
-      </w:r>
-    </w:p>
-    <w:p>
-      <w:r>
-        <w:t>Regression):</w:t>
-      </w:r>
-    </w:p>
-    <w:p>
-      <w:r>
-        <w:t>SSR = σ൫</w:t>
-      </w:r>
-    </w:p>
-    <w:p>
-      <w:r>
-        <w:t>෡Yi −</w:t>
-      </w:r>
-    </w:p>
-    <w:p>
-      <w:r>
-        <w:t>ഥY</w:t>
-      </w:r>
-    </w:p>
-    <w:p>
-      <w:r>
-        <w:t>2.</w:t>
-      </w:r>
-    </w:p>
-    <w:p>
-      <w:pPr>
-        <w:pStyle w:val="ListBullet"/>
-      </w:pPr>
-      <w:r>
-        <w:t>Error sum of squares (Unexplained Variation): SSE = σ Yi −෡Yi</w:t>
-      </w:r>
-    </w:p>
-    <w:p>
-      <w:r>
-        <w:t>2.</w:t>
-      </w:r>
-    </w:p>
-    <w:p>
-      <w:pPr>
-        <w:pStyle w:val="ListBullet"/>
-      </w:pPr>
-      <w:r>
-        <w:t>Coefficient of Determination – it is a measure of the regression goodness-of-fit</w:t>
-      </w:r>
-    </w:p>
-    <w:p>
-      <w:r>
-        <w:t>R2 =</w:t>
-      </w:r>
-    </w:p>
-    <w:p>
-      <w:r>
-        <w:t>SSR</w:t>
-      </w:r>
-    </w:p>
-    <w:p>
-      <w:r>
-        <w:t>SST =</w:t>
-      </w:r>
-    </w:p>
-    <w:p>
-      <w:r>
-        <w:t>SSR</w:t>
-      </w:r>
-    </w:p>
-    <w:p>
-      <w:r>
-        <w:t>SSR+SSE</w:t>
-      </w:r>
-    </w:p>
-    <w:p>
-      <w:pPr>
-        <w:pStyle w:val="ListBullet"/>
-      </w:pPr>
-      <w:r>
-        <w:t>Ta có: SSR ≥0 và SSE ≥0.</w:t>
-      </w:r>
-    </w:p>
-    <w:p>
-      <w:pPr>
-        <w:pStyle w:val="ListBullet"/>
-      </w:pPr>
-      <w:r>
-        <w:t>Do đó:</w:t>
-      </w:r>
-    </w:p>
-    <w:p>
-      <w:r>
-        <w:t>0 ≤R2 =</w:t>
-      </w:r>
-    </w:p>
-    <w:p>
-      <w:r>
-        <w:t>SSR</w:t>
-      </w:r>
-    </w:p>
-    <w:p>
-      <w:r>
-        <w:t>SSR+SSE ≤1</w:t>
-      </w:r>
-    </w:p>
-    <w:p>
-      <w:pPr>
-        <w:pStyle w:val="ListBullet"/>
-      </w:pPr>
-      <w:r>
-        <w:t>Giá trịcủa hệsố𝑅2 luôn nằm trong đoạn [0,1]:</w:t>
-      </w:r>
-    </w:p>
-    <w:p>
-      <w:pPr>
-        <w:pStyle w:val="ListBullet2"/>
-      </w:pPr>
-      <w:r>
-        <w:t>Nếu 𝑅2 = 0: Mô hình giống như mô hình cơ sở.</w:t>
-      </w:r>
-    </w:p>
-    <w:p>
-      <w:pPr>
-        <w:pStyle w:val="ListBullet2"/>
-      </w:pPr>
-      <w:r>
-        <w:t>Nếu 𝑅2 = 1: Mô hình chính xác tuyệt đối.</w:t>
-      </w:r>
-    </w:p>
-    <w:p>
-      <w:pPr>
-        <w:pStyle w:val="ListBullet"/>
-      </w:pPr>
-      <w:r>
-        <w:t>𝑅2 càng lớn (càng gần 1) thì độchính xác của mô hình với tập dữ liệu đang xét càng cao.</w:t>
-      </w:r>
-    </w:p>
-    <w:p>
-      <w:pPr>
-        <w:pStyle w:val="ListBullet"/>
-      </w:pPr>
-      <w:r>
-        <w:t>Một mô hình được xem là tốt nếu 𝑅2 &gt; 0.8.</w:t>
-      </w:r>
-    </w:p>
-    <w:p>
-      <w:pPr>
-        <w:pStyle w:val="Heading1"/>
-      </w:pPr>
-      <w:r>
-        <w:t>Thân ái chào tạm biệt các bạn</w:t>
-      </w:r>
-    </w:p>
-    <w:p>
-      <w:pPr>
-        <w:pStyle w:val="Heading2"/>
-      </w:pPr>
-      <w:r>
-        <w:t>THỰC HÀNH</w:t>
-      </w:r>
-    </w:p>
-    <w:p>
-      <w:r>
-        <w:t>HỒI QUI TUYẾN TÍNH ĐƠN BIẾN</w:t>
-      </w:r>
-    </w:p>
-    <w:p>
-      <w:pPr>
-        <w:pStyle w:val="Heading1"/>
-      </w:pPr>
-      <w:r>
-        <w:t>TẬP DỮLIỆU – DATASET</w:t>
-      </w:r>
-    </w:p>
-    <w:p>
-      <w:pPr>
-        <w:pStyle w:val="Heading2"/>
-      </w:pPr>
-      <w:r>
-        <w:t>Tập dữliệu – Dataset</w:t>
-      </w:r>
-    </w:p>
-    <w:p>
-      <w:pPr>
-        <w:pStyle w:val="ListBullet"/>
-      </w:pPr>
-      <w:r>
-        <w:t>Tên tập dữliệu: Salary Data.</w:t>
-      </w:r>
-    </w:p>
-    <w:p>
-      <w:pPr>
-        <w:pStyle w:val="ListBullet"/>
-      </w:pPr>
-      <w:r>
-        <w:t>Nguồn: learning.</w:t>
-      </w:r>
-    </w:p>
-    <w:p>
-      <w:pPr>
-        <w:pStyle w:val="ListBullet"/>
-      </w:pPr>
-      <w:r>
-        <w:t>Tập dữliệu gồm 30 điểm dữliệu.</w:t>
-      </w:r>
-    </w:p>
-    <w:p>
-      <w:pPr>
-        <w:pStyle w:val="ListBullet"/>
-      </w:pPr>
-      <w:r>
-        <w:t>Mỗi điểm dữliệu có hai thuộc tính:</w:t>
-      </w:r>
-    </w:p>
-    <w:p>
-      <w:pPr>
-        <w:pStyle w:val="ListBullet2"/>
-      </w:pPr>
-      <w:r>
-        <w:t>Sốnăm kinh nghiệm (năm).</w:t>
-      </w:r>
-    </w:p>
-    <w:p>
-      <w:pPr>
-        <w:pStyle w:val="ListBullet2"/>
-      </w:pPr>
-      <w:r>
-        <w:t>Mức lương (dollars/năm).</w:t>
-      </w:r>
-    </w:p>
-    <w:p>
-      <w:pPr>
-        <w:pStyle w:val="ListBullet"/>
-      </w:pPr>
-      <w:r>
-        <w:t>Tập dữliệu gồm 30 điểm dữ liệu.</w:t>
-      </w:r>
-    </w:p>
-    <w:p>
-      <w:pPr>
-        <w:pStyle w:val="ListBullet"/>
-      </w:pPr>
-      <w:r>
-        <w:t>Mỗi điểm dữliệu có hai thuộc tính:</w:t>
-      </w:r>
-    </w:p>
-    <w:p>
-      <w:pPr>
-        <w:pStyle w:val="ListBullet2"/>
-      </w:pPr>
-      <w:r>
-        <w:t>Sốnăm kinh nghiệm (năm).</w:t>
-      </w:r>
-    </w:p>
-    <w:p>
-      <w:pPr>
-        <w:pStyle w:val="ListBullet2"/>
-      </w:pPr>
-      <w:r>
-        <w:t>Mức lương (dollars/năm).</w:t>
-      </w:r>
-    </w:p>
-    <w:p>
-      <w:pPr>
-        <w:pStyle w:val="ListBullet"/>
-      </w:pPr>
-      <w:r>
-        <w:t>Mỗi điểm dữliệu mô tảmức lương của một người khi biết sốnăm kinh nghiệm của họ.</w:t>
-      </w:r>
-    </w:p>
-    <w:p>
-      <w:r>
-        <w:t>STT Year Experience</w:t>
-      </w:r>
-    </w:p>
-    <w:p>
-      <w:r>
-        <w:t>Salary</w:t>
-      </w:r>
-    </w:p>
-    <w:p>
-      <w:r>
-        <w:t>1.1</w:t>
-      </w:r>
-    </w:p>
-    <w:p>
-      <w:r>
-        <w:t>39,343</w:t>
-      </w:r>
-    </w:p>
-    <w:p>
-      <w:r>
-        <w:t>1.3</w:t>
-      </w:r>
-    </w:p>
-    <w:p>
-      <w:r>
-        <w:t>46,205</w:t>
-      </w:r>
-    </w:p>
-    <w:p>
-      <w:r>
-        <w:t>1.5</w:t>
-      </w:r>
-    </w:p>
-    <w:p>
-      <w:r>
-        <w:t>37,731</w:t>
-      </w:r>
-    </w:p>
-    <w:p>
-      <w:r>
-        <w:t>43,525</w:t>
-      </w:r>
-    </w:p>
-    <w:p>
-      <w:r>
-        <w:t>2.2</w:t>
-      </w:r>
-    </w:p>
-    <w:p>
-      <w:r>
-        <w:t>39,891</w:t>
-      </w:r>
-    </w:p>
-    <w:p>
-      <w:r>
-        <w:t>2.9</w:t>
-      </w:r>
-    </w:p>
-    <w:p>
-      <w:r>
-        <w:t>56,642</w:t>
-      </w:r>
-    </w:p>
-    <w:p>
-      <w:r>
-        <w:t>60,150</w:t>
-      </w:r>
-    </w:p>
-    <w:p>
-      <w:r>
-        <w:t>STT</w:t>
-      </w:r>
-    </w:p>
-    <w:p>
-      <w:r>
-        <w:t>YE</w:t>
-      </w:r>
-    </w:p>
-    <w:p>
-      <w:r>
-        <w:t>Salary</w:t>
-      </w:r>
-    </w:p>
-    <w:p>
-      <w:r>
-        <w:t>1.1</w:t>
-      </w:r>
-    </w:p>
-    <w:p>
-      <w:r>
-        <w:t>39,343</w:t>
-      </w:r>
-    </w:p>
-    <w:p>
-      <w:r>
-        <w:t>1.3</w:t>
-      </w:r>
-    </w:p>
-    <w:p>
-      <w:r>
-        <w:t>46,205</w:t>
-      </w:r>
-    </w:p>
-    <w:p>
-      <w:r>
-        <w:t>1.5</w:t>
-      </w:r>
-    </w:p>
-    <w:p>
-      <w:r>
-        <w:t>37,731</w:t>
-      </w:r>
-    </w:p>
-    <w:p>
-      <w:r>
-        <w:t>43,525</w:t>
-      </w:r>
-    </w:p>
-    <w:p>
-      <w:r>
-        <w:t>2.2</w:t>
-      </w:r>
-    </w:p>
-    <w:p>
-      <w:r>
-        <w:t>39,891</w:t>
-      </w:r>
-    </w:p>
-    <w:p>
-      <w:r>
-        <w:t>2.9</w:t>
-      </w:r>
-    </w:p>
-    <w:p>
-      <w:r>
-        <w:t>56,642</w:t>
-      </w:r>
-    </w:p>
-    <w:p>
-      <w:r>
-        <w:t>60,150</w:t>
-      </w:r>
-    </w:p>
-    <w:p>
-      <w:r>
-        <w:t>STT</w:t>
-      </w:r>
-    </w:p>
-    <w:p>
-      <w:r>
-        <w:t>YE</w:t>
-      </w:r>
-    </w:p>
-    <w:p>
-      <w:r>
-        <w:t>Salary</w:t>
-      </w:r>
-    </w:p>
-    <w:p>
-      <w:r>
-        <w:t>3.2</w:t>
-      </w:r>
-    </w:p>
-    <w:p>
-      <w:r>
-        <w:t>54,445</w:t>
-      </w:r>
-    </w:p>
-    <w:p>
-      <w:r>
-        <w:t>3.2</w:t>
-      </w:r>
-    </w:p>
-    <w:p>
-      <w:r>
-        <w:t>64,445</w:t>
-      </w:r>
-    </w:p>
-    <w:p>
-      <w:r>
-        <w:t>3.7</w:t>
-      </w:r>
-    </w:p>
-    <w:p>
-      <w:r>
-        <w:t>57,189</w:t>
-      </w:r>
-    </w:p>
-    <w:p>
-      <w:r>
-        <w:t>3.9</w:t>
-      </w:r>
-    </w:p>
-    <w:p>
-      <w:r>
-        <w:t>63,218</w:t>
-      </w:r>
-    </w:p>
-    <w:p>
-      <w:r>
-        <w:t>55,794</w:t>
-      </w:r>
-    </w:p>
-    <w:p>
-      <w:r>
-        <w:t>56,957</w:t>
-      </w:r>
-    </w:p>
-    <w:p>
-      <w:r>
-        <w:t>4.1</w:t>
-      </w:r>
-    </w:p>
-    <w:p>
-      <w:r>
-        <w:t>57,081</w:t>
-      </w:r>
-    </w:p>
-    <w:p>
-      <w:r>
-        <w:t>STT</w:t>
-      </w:r>
-    </w:p>
-    <w:p>
-      <w:r>
-        <w:t>YE</w:t>
-      </w:r>
-    </w:p>
-    <w:p>
-      <w:r>
-        <w:t>Salary</w:t>
-      </w:r>
-    </w:p>
-    <w:p>
-      <w:r>
-        <w:t>4.5</w:t>
-      </w:r>
-    </w:p>
-    <w:p>
-      <w:r>
-        <w:t>61,111</w:t>
-      </w:r>
-    </w:p>
-    <w:p>
-      <w:r>
-        <w:t>4.9</w:t>
-      </w:r>
-    </w:p>
-    <w:p>
-      <w:r>
-        <w:t>67,938</w:t>
-      </w:r>
-    </w:p>
-    <w:p>
-      <w:r>
-        <w:t>5.1</w:t>
-      </w:r>
-    </w:p>
-    <w:p>
-      <w:r>
-        <w:t>66,029</w:t>
-      </w:r>
-    </w:p>
-    <w:p>
-      <w:r>
-        <w:t>5.3</w:t>
-      </w:r>
-    </w:p>
-    <w:p>
-      <w:r>
-        <w:t>83,088</w:t>
-      </w:r>
-    </w:p>
-    <w:p>
-      <w:r>
-        <w:t>5.9</w:t>
-      </w:r>
-    </w:p>
-    <w:p>
-      <w:r>
-        <w:t>81,363</w:t>
-      </w:r>
-    </w:p>
-    <w:p>
-      <w:r>
-        <w:t>93,940</w:t>
-      </w:r>
-    </w:p>
-    <w:p>
-      <w:r>
-        <w:t>6.8</w:t>
-      </w:r>
-    </w:p>
-    <w:p>
-      <w:r>
-        <w:t>91,738</w:t>
-      </w:r>
-    </w:p>
-    <w:p>
-      <w:r>
-        <w:t>7.1</w:t>
-      </w:r>
-    </w:p>
-    <w:p>
-      <w:r>
-        <w:t>98,273</w:t>
-      </w:r>
-    </w:p>
-    <w:p>
-      <w:r>
-        <w:t>STT</w:t>
-      </w:r>
-    </w:p>
-    <w:p>
-      <w:r>
-        <w:t>YE</w:t>
-      </w:r>
-    </w:p>
-    <w:p>
-      <w:r>
-        <w:t>Salary</w:t>
-      </w:r>
-    </w:p>
-    <w:p>
-      <w:r>
-        <w:t>7.9</w:t>
-      </w:r>
-    </w:p>
-    <w:p>
-      <w:r>
-        <w:t>101,302</w:t>
-      </w:r>
-    </w:p>
-    <w:p>
-      <w:r>
-        <w:t>8.2</w:t>
-      </w:r>
-    </w:p>
-    <w:p>
-      <w:r>
-        <w:t>113,812</w:t>
-      </w:r>
-    </w:p>
-    <w:p>
-      <w:r>
-        <w:t>8.7</w:t>
-      </w:r>
-    </w:p>
-    <w:p>
-      <w:r>
-        <w:t>109,431</w:t>
-      </w:r>
-    </w:p>
-    <w:p>
-      <w:r>
-        <w:t>105,582</w:t>
-      </w:r>
-    </w:p>
-    <w:p>
-      <w:r>
-        <w:t>9.5</w:t>
-      </w:r>
-    </w:p>
-    <w:p>
-      <w:r>
-        <w:t>116,969</w:t>
-      </w:r>
-    </w:p>
-    <w:p>
-      <w:r>
-        <w:t>9.6</w:t>
-      </w:r>
-    </w:p>
-    <w:p>
-      <w:r>
-        <w:t>112,635</w:t>
-      </w:r>
-    </w:p>
-    <w:p>
-      <w:r>
-        <w:t>10.3</w:t>
-      </w:r>
-    </w:p>
-    <w:p>
-      <w:r>
-        <w:t>122,391</w:t>
-      </w:r>
-    </w:p>
-    <w:p>
-      <w:r>
-        <w:t>10.5</w:t>
-      </w:r>
-    </w:p>
-    <w:p>
-      <w:r>
-        <w:t>121,872</w:t>
-      </w:r>
-    </w:p>
-    <w:p>
-      <w:pPr>
-        <w:pStyle w:val="ListBullet"/>
-      </w:pPr>
-      <w:r>
-        <w:t>Bài toán đặt ra là dựa trên tập 30 điểm dữliệu đã cho, dựđoán mức lương của một người khi đã biết sốnăm kinh nghiệm của người đó.</w:t>
-      </w:r>
-    </w:p>
-    <w:p>
-      <w:pPr>
-        <w:pStyle w:val="Heading1"/>
-      </w:pPr>
-      <w:r>
-        <w:t>HỒI QUY – REGRESSION</w:t>
-      </w:r>
-    </w:p>
-    <w:p>
-      <w:pPr>
-        <w:pStyle w:val="Heading2"/>
-      </w:pPr>
-      <w:r>
-        <w:t>Hồi quy – Regression</w:t>
-      </w:r>
-    </w:p>
-    <w:p>
-      <w:pPr>
-        <w:pStyle w:val="ListBullet"/>
-      </w:pPr>
-      <w:r>
-        <w:t>Bài toán của chúng ta thuộc dạng hồi quy.</w:t>
-      </w:r>
-    </w:p>
-    <w:p>
-      <w:pPr>
-        <w:pStyle w:val="ListBullet"/>
-      </w:pPr>
-      <w:r>
-        <w:t>Hồi quy là một loại bài toán trong machine learning:</w:t>
-      </w:r>
-    </w:p>
-    <w:p>
-      <w:pPr>
-        <w:pStyle w:val="ListBullet2"/>
-      </w:pPr>
-      <w:r>
-        <w:t>Thuộc nhóm học có giám sát (supervised learning).</w:t>
-      </w:r>
-    </w:p>
-    <w:p>
-      <w:pPr>
-        <w:pStyle w:val="ListBullet2"/>
-      </w:pPr>
-      <w:r>
-        <w:t>Dữliệu đầu ra là một sốthực bất kỳvà nằm trong một đoạn liên tục.</w:t>
-      </w:r>
-    </w:p>
-    <w:p>
-      <w:pPr>
-        <w:pStyle w:val="Heading1"/>
-      </w:pPr>
-      <w:r>
-        <w:t>SIMPLE LINEAR REGRESSION</w:t>
-      </w:r>
-    </w:p>
-    <w:p>
-      <w:pPr>
-        <w:pStyle w:val="Heading2"/>
-      </w:pPr>
-      <w:r>
-        <w:t>Simple Linear Regression</w:t>
-      </w:r>
-    </w:p>
-    <w:p>
-      <w:pPr>
-        <w:pStyle w:val="ListBullet"/>
-      </w:pPr>
-      <w:r>
-        <w:t>Mô hình đơn giản của hồi quy tuyến tính là: 𝑦= 𝑎𝑥+ 𝑏= 𝑤0 + 𝑤1𝑥</w:t>
-      </w:r>
-    </w:p>
-    <w:p>
-      <w:pPr>
-        <w:pStyle w:val="ListBullet"/>
-      </w:pPr>
-      <w:r>
-        <w:t>Trong đó</w:t>
-      </w:r>
-    </w:p>
-    <w:p>
-      <w:r>
-        <w:t>1. x là dữliệu đầu vào hay biến độc lập (sốnăm kinh nghiệm).</w:t>
-      </w:r>
-    </w:p>
-    <w:p>
-      <w:r>
-        <w:t>2. y là dữliệu đầu ra dựđoán hay biến phụthuộc (mức lương).</w:t>
-      </w:r>
-    </w:p>
-    <w:p>
-      <w:r>
-        <w:t>3. a ≡w1, b ≡w0 là những tham số mô hình (model parameters).</w:t>
-      </w:r>
-    </w:p>
-    <w:p>
-      <w:pPr>
-        <w:pStyle w:val="ListBullet"/>
-      </w:pPr>
-      <w:r>
-        <w:t>Mô hình hồi quy tuyến tính thực chất là một đường thẳng mà chênh lệch giữa đường thẳng này và các điểm trong tập dữliệu là nhỏnhất.</w:t>
-      </w:r>
-    </w:p>
-    <w:p>
-      <w:pPr>
-        <w:pStyle w:val="ListBullet"/>
-      </w:pPr>
-      <w:r>
-        <w:t>Giải bài toán hồi quy tuyến tính đơn biến chính là đi tìm đường thẳng nêu trên.</w:t>
-      </w:r>
-    </w:p>
-    <w:p>
-      <w:pPr>
-        <w:pStyle w:val="Heading1"/>
-      </w:pPr>
-      <w:r>
-        <w:t>TIỀN XỬLÝ DỮLIỆU</w:t>
-      </w:r>
-    </w:p>
-    <w:p>
-      <w:pPr>
-        <w:pStyle w:val="Heading2"/>
-      </w:pPr>
-      <w:r>
-        <w:t>Tiền xửlý dữliệu</w:t>
-      </w:r>
-    </w:p>
-    <w:p>
-      <w:pPr>
-        <w:pStyle w:val="ListBullet"/>
-      </w:pPr>
-      <w:r>
-        <w:t>Import các thư viện cần thiết cho việc nhập và tiền xửlý dữliệu, gồm:</w:t>
-      </w:r>
-    </w:p>
-    <w:p>
-      <w:pPr>
-        <w:pStyle w:val="ListBullet2"/>
-      </w:pPr>
-      <w:r>
-        <w:t>pandas cho nhập dữliệu từfile csv.</w:t>
-      </w:r>
-    </w:p>
-    <w:p>
-      <w:pPr>
-        <w:pStyle w:val="ListBullet2"/>
-      </w:pPr>
-      <w:r>
-        <w:t>numpy cho việc xửlý lại sốchiều của mảng.</w:t>
-      </w:r>
-    </w:p>
-    <w:p>
-      <w:r>
-        <w:t>1. import pandas as pd</w:t>
-      </w:r>
-    </w:p>
-    <w:p>
-      <w:r>
-        <w:t>2. import numpy as np</w:t>
-      </w:r>
-    </w:p>
-    <w:p>
-      <w:pPr>
-        <w:pStyle w:val="ListBullet"/>
-      </w:pPr>
-      <w:r>
-        <w:t>Đọc dữliệu từfile csv.</w:t>
-      </w:r>
-    </w:p>
-    <w:p>
-      <w:pPr>
-        <w:pStyle w:val="ListBullet"/>
-      </w:pPr>
-      <w:r>
-        <w:t>Chuyển dữliệu đã đọc được vềdạng mảng các dữliệu đầu vào (input data) – ký hiệu là 𝑋và dữliệu đầu ra (outcome data) – ký hiệu là 𝑌.</w:t>
-      </w:r>
-    </w:p>
-    <w:p>
-      <w:r>
-        <w:t>3. # Read dataset</w:t>
-      </w:r>
-    </w:p>
-    <w:p>
-      <w:r>
-        <w:t>4. dataset = pd.read_csv("Salary_Data.csv")</w:t>
-      </w:r>
-    </w:p>
-    <w:p>
-      <w:r>
-        <w:t>5. # Split dataset to input X and outcome Y</w:t>
-      </w:r>
-    </w:p>
-    <w:p>
-      <w:r>
-        <w:t>6. X = np.array(dataset.iloc[:, 0].values).reshape(-1, 1)</w:t>
-      </w:r>
-    </w:p>
-    <w:p>
-      <w:r>
-        <w:t>7. Y = np.array(dataset.iloc[:, 1].values)</w:t>
-      </w:r>
-    </w:p>
-    <w:p>
-      <w:pPr>
-        <w:pStyle w:val="ListBullet"/>
-      </w:pPr>
-      <w:r>
-        <w:t>Import train_test_split từsklearn.model_selection để phân chia tập dữliệu</w:t>
-      </w:r>
-    </w:p>
-    <w:p>
-      <w:pPr>
-        <w:pStyle w:val="ListBullet"/>
-      </w:pPr>
-      <w:r>
-        <w:t>Chia nhỏcác mảng 𝑋, 𝑌thành 2 phần, một phần là tập huấn luyện (training set), phần còn lại là tập kiểm thử(test set).</w:t>
-      </w:r>
-    </w:p>
-    <w:p>
-      <w:pPr>
-        <w:pStyle w:val="ListBullet"/>
-      </w:pPr>
-      <w:r>
-        <w:t>Trong đó, tỉlệgiữa tập huấn luyện và tập kiểm thửởbài này là</w:t>
-      </w:r>
-    </w:p>
-    <w:p>
-      <w:r>
-        <w:t>0.8/0.2.</w:t>
-      </w:r>
-    </w:p>
-    <w:p>
-      <w:r>
-        <w:t>8. from sklearn.model_selection import train_test_split</w:t>
-      </w:r>
-    </w:p>
-    <w:p>
-      <w:r>
-        <w:t>9. X_train, X_test, Y_train, Y_test= train_test_split(X, Y, train_size = 0.8, random_state = 0)</w:t>
-      </w:r>
-    </w:p>
-    <w:p>
-      <w:pPr>
-        <w:pStyle w:val="Heading1"/>
-      </w:pPr>
-      <w:r>
-        <w:t>TRỰC QUAN HÓA DỮ LIỆU HUẤN LUYỆN</w:t>
-      </w:r>
-    </w:p>
-    <w:p>
-      <w:pPr>
-        <w:pStyle w:val="Heading1"/>
-      </w:pPr>
-      <w:r>
-        <w:t>Trực quan hóa dữliệu huấn luyện</w:t>
-      </w:r>
-    </w:p>
-    <w:p>
-      <w:pPr>
-        <w:pStyle w:val="ListBullet"/>
-      </w:pPr>
-      <w:r>
-        <w:t>Đểtrực quan hóa dữliệu, ta sửdụng các hàm của thư viện matplotlib.pyplot.</w:t>
-      </w:r>
-    </w:p>
-    <w:p>
-      <w:pPr>
-        <w:pStyle w:val="ListBullet"/>
-      </w:pPr>
-      <w:r>
-        <w:t>Ởbài này, ta sẽtrực quan hóa dữliệu bằng cách vẽcác điểm (𝑥, 𝑦) trong tập dữliệu huấn luyện lên mặt phẳng tọa độ.</w:t>
-      </w:r>
-    </w:p>
-    <w:p>
-      <w:pPr>
-        <w:pStyle w:val="ListBullet"/>
-      </w:pPr>
-      <w:r>
-        <w:t>Lưu ý: Tập dữliệu ban đầu có 30 điểm dữliệu được chia thành hai tập dữliệu X_train, Y_train, X_test, Y_test theo tỉlệ80-20.</w:t>
-      </w:r>
-    </w:p>
-    <w:p>
-      <w:pPr>
-        <w:pStyle w:val="ListBullet2"/>
-      </w:pPr>
-      <w:r>
-        <w:t>Tập dữliệu train chiếm 80%: 24 điểm dữliệu.</w:t>
-      </w:r>
-    </w:p>
-    <w:p>
-      <w:pPr>
-        <w:pStyle w:val="ListBullet2"/>
-      </w:pPr>
-      <w:r>
-        <w:t>Tập dữliệu test chiếm 20%: 6 điểm dữliệu.</w:t>
-      </w:r>
-    </w:p>
-    <w:p>
-      <w:r>
-        <w:t>10.import matplotlib.pyplot as plt</w:t>
-      </w:r>
-    </w:p>
-    <w:p>
-      <w:r>
-        <w:t>11.# Visualize training data</w:t>
-      </w:r>
-    </w:p>
-    <w:p>
-      <w:r>
-        <w:t>12.plt.scatter(X_train, y_train, color = "red")</w:t>
-      </w:r>
-    </w:p>
-    <w:p>
-      <w:r>
-        <w:t>13.plt.title("Salary vs Experiment")</w:t>
-      </w:r>
-    </w:p>
-    <w:p>
-      <w:r>
-        <w:t>14.plt.xlabel("Experiment (years)")</w:t>
-      </w:r>
-    </w:p>
-    <w:p>
-      <w:r>
-        <w:t>15.plt.ylabel("Salary (dollars/year)")</w:t>
-      </w:r>
-    </w:p>
-    <w:p>
-      <w:r>
-        <w:t>16.plt.show()</w:t>
-      </w:r>
-    </w:p>
-    <w:p>
-      <w:pPr>
-        <w:pStyle w:val="ListBullet"/>
-      </w:pPr>
-      <w:r>
-        <w:t>Ta thấy, các điểm dữliệu của tập huấn luyện có quan hệ gần tuyến tính với nhau.</w:t>
-      </w:r>
-    </w:p>
-    <w:p>
-      <w:pPr>
-        <w:pStyle w:val="ListBullet"/>
-      </w:pPr>
-      <w:r>
-        <w:t>Do đó, mô hình hồi quy tuyến tính phù hợp với bài toán này.</w:t>
-      </w:r>
-    </w:p>
-    <w:p>
-      <w:pPr>
-        <w:pStyle w:val="Heading1"/>
-      </w:pPr>
-      <w:r>
-        <w:t>HUẤN LUYỆN MÔ HÌNH</w:t>
-      </w:r>
-    </w:p>
-    <w:p>
-      <w:pPr>
-        <w:pStyle w:val="Heading2"/>
-      </w:pPr>
-      <w:r>
-        <w:t>Huấn luyện mô hình</w:t>
-      </w:r>
-    </w:p>
-    <w:p>
-      <w:pPr>
-        <w:pStyle w:val="ListBullet"/>
-      </w:pPr>
-      <w:r>
-        <w:t>Cách tìm các hệsố𝑎≡𝑤1, 𝑏≡𝑤0 của mô hình hồi quy tuyến tính đã có sẵn trong lớp</w:t>
-      </w:r>
-    </w:p>
-    <w:p>
-      <w:r>
-        <w:t>LinearRegression ở module linear_model, package sklearn.</w:t>
-      </w:r>
-    </w:p>
-    <w:p>
-      <w:pPr>
-        <w:pStyle w:val="ListBullet"/>
-      </w:pPr>
-      <w:r>
-        <w:t>Quá trình tìm các hệsốnày dựa trên một tập dữliệu gọi là huấn luyện (training).</w:t>
-      </w:r>
-    </w:p>
-    <w:p>
-      <w:r>
-        <w:t>17.from sklearn.linear_model import LinearRegression</w:t>
-      </w:r>
-    </w:p>
-    <w:p>
-      <w:r>
-        <w:t>18.regressor = LinearRegression()</w:t>
-      </w:r>
-    </w:p>
-    <w:p>
-      <w:r>
-        <w:t>19.regressor.fit(X_train, Y_train)</w:t>
-      </w:r>
-    </w:p>
-    <w:p>
-      <w:pPr>
-        <w:pStyle w:val="Heading1"/>
-      </w:pPr>
-      <w:r>
-        <w:t>TRỰC QUAN HÓA KẾT QUẢ</w:t>
-      </w:r>
-    </w:p>
-    <w:p>
-      <w:pPr>
-        <w:pStyle w:val="Heading2"/>
-      </w:pPr>
-      <w:r>
-        <w:t>Trực quan hóa kết quả</w:t>
-      </w:r>
-    </w:p>
-    <w:p>
-      <w:pPr>
-        <w:pStyle w:val="ListBullet"/>
-      </w:pPr>
-      <w:r>
-        <w:t>Ban đầu, ta sẽvẽđường thẳng thu được sau khi huấn luyện mô hình dựa trên tập dữ liệu huấn luyện.</w:t>
-      </w:r>
-    </w:p>
-    <w:p>
-      <w:r>
-        <w:t>20.y_train_pred = regressor.predict(X_train)</w:t>
-      </w:r>
-    </w:p>
-    <w:p>
-      <w:r>
-        <w:t>21.plt.scatter(X_train, y_train, color = "red")</w:t>
-      </w:r>
-    </w:p>
-    <w:p>
-      <w:r>
-        <w:t>22.plt.plot(X_train, y_train_pred, color = "blue")</w:t>
-      </w:r>
-    </w:p>
-    <w:p>
-      <w:r>
-        <w:t>23.plt.title("Salary vs Experiment (Training set)")</w:t>
-      </w:r>
-    </w:p>
-    <w:p>
-      <w:r>
-        <w:t>24.plt.xlabel("Experiment (years)")</w:t>
-      </w:r>
-    </w:p>
-    <w:p>
-      <w:r>
-        <w:t>25.plt.ylabel("Salary (dollars/year)")</w:t>
-      </w:r>
-    </w:p>
-    <w:p>
-      <w:r>
-        <w:t>26.plt.show()</w:t>
-      </w:r>
-    </w:p>
-    <w:p>
-      <w:pPr>
-        <w:pStyle w:val="ListBullet"/>
-      </w:pPr>
-      <w:r>
-        <w:t>Như đã thấy, đường thẳng này rất gần với các điểm dữ liệu, ta có thểnói mô hình này có độchính xác tương đối trên tập dữliệu của chúng ta.</w:t>
-      </w:r>
-    </w:p>
-    <w:p>
-      <w:pPr>
-        <w:pStyle w:val="Heading1"/>
-      </w:pPr>
-      <w:r>
-        <w:t>KIỂM TRA MÔ HÌNH TRÊN DỮLIỆU TEST</w:t>
-      </w:r>
-    </w:p>
-    <w:p>
-      <w:pPr>
-        <w:pStyle w:val="Heading1"/>
-      </w:pPr>
-      <w:r>
-        <w:t>Kiểm tra mô hình trên dữ liệu test</w:t>
-      </w:r>
-    </w:p>
-    <w:p>
-      <w:pPr>
-        <w:pStyle w:val="Heading2"/>
-      </w:pPr>
-      <w:r>
-        <w:t>Kiểm tra mô hình trên dữliệu test</w:t>
-      </w:r>
-    </w:p>
-    <w:p>
-      <w:r>
-        <w:t>27.y_test_pred = regressor.predict(X_test)</w:t>
-      </w:r>
-    </w:p>
-    <w:p>
-      <w:r>
-        <w:t>28.plt.scatter(X_test, y_test, color = "red")</w:t>
-      </w:r>
-    </w:p>
-    <w:p>
-      <w:r>
-        <w:t>29.plt.plot(X_test, y_test_pred, color = "blue")</w:t>
-      </w:r>
-    </w:p>
-    <w:p>
-      <w:r>
-        <w:t>30.plt.scatter(X_test, y_test_pred, color = "black")</w:t>
-      </w:r>
-    </w:p>
-    <w:p>
-      <w:r>
-        <w:t>31.plt.title("Salary vs Experiment (Testing set)")</w:t>
-      </w:r>
-    </w:p>
-    <w:p>
-      <w:r>
-        <w:t>32.plt.xlabel("Experiment (years)")</w:t>
-      </w:r>
-    </w:p>
-    <w:p>
-      <w:r>
-        <w:t>33.plt.ylabel("Salary (dollars/year)")</w:t>
-      </w:r>
-    </w:p>
-    <w:p>
-      <w:r>
-        <w:t>34.plt.show()</w:t>
-      </w:r>
-    </w:p>
-    <w:p>
-      <w:pPr>
-        <w:pStyle w:val="ListBullet"/>
-      </w:pPr>
-      <w:r>
-        <w:t>Xây dựng hàm so sánh kết quảcủa một điểm dữliệu trong tập test.</w:t>
-      </w:r>
-    </w:p>
-    <w:p>
-      <w:r>
-        <w:t>35.def compare(i_example):</w:t>
-      </w:r>
-    </w:p>
-    <w:p>
-      <w:r>
-        <w:t>36. x = X_test[i_example : i_example + 1]</w:t>
-      </w:r>
-    </w:p>
-    <w:p>
-      <w:r>
-        <w:t>37. y = y_test[i_example]</w:t>
-      </w:r>
-    </w:p>
-    <w:p>
-      <w:r>
-        <w:t>38. y_pred = regressor.predict(x)</w:t>
-      </w:r>
-    </w:p>
-    <w:p>
-      <w:r>
-        <w:t>39. print(x, y, y_pred)</w:t>
-      </w:r>
-    </w:p>
-    <w:p>
-      <w:pPr>
-        <w:pStyle w:val="ListBullet"/>
-      </w:pPr>
-      <w:r>
-        <w:t>Gọi thực hiện hàm so sánh kết quảcho mọi điểm dữliệu trong tập test.</w:t>
-      </w:r>
-    </w:p>
-    <w:p>
-      <w:r>
-        <w:t>40.for i in range(len(X_test)):</w:t>
-      </w:r>
-    </w:p>
-    <w:p>
-      <w:r>
-        <w:t>41. compare(i)</w:t>
-      </w:r>
-    </w:p>
-    <w:p>
-      <w:r>
-        <w:t>STT</w:t>
-      </w:r>
-    </w:p>
-    <w:p>
-      <w:r>
-        <w:t>Year Experiment</w:t>
-      </w:r>
-    </w:p>
-    <w:p>
-      <w:r>
-        <w:t>Salary</w:t>
-      </w:r>
-    </w:p>
-    <w:p>
-      <w:r>
-        <w:t>Predicted Salary</w:t>
-      </w:r>
-    </w:p>
-    <w:p>
-      <w:r>
-        <w:t>1.5</w:t>
-      </w:r>
-    </w:p>
-    <w:p>
-      <w:r>
-        <w:t>37,731</w:t>
-      </w:r>
-    </w:p>
-    <w:p>
-      <w:r>
-        <w:t>40,748</w:t>
-      </w:r>
-    </w:p>
-    <w:p>
-      <w:r>
-        <w:t>10.3</w:t>
-      </w:r>
-    </w:p>
-    <w:p>
-      <w:r>
-        <w:t>122,391</w:t>
-      </w:r>
-    </w:p>
-    <w:p>
-      <w:r>
-        <w:t>122,699</w:t>
-      </w:r>
-    </w:p>
-    <w:p>
-      <w:r>
-        <w:t>4.1</w:t>
-      </w:r>
-    </w:p>
-    <w:p>
-      <w:r>
-        <w:t>57,081</w:t>
-      </w:r>
-    </w:p>
-    <w:p>
-      <w:r>
-        <w:t>64,961</w:t>
-      </w:r>
-    </w:p>
-    <w:p>
-      <w:r>
-        <w:t>3.9</w:t>
-      </w:r>
-    </w:p>
-    <w:p>
-      <w:r>
-        <w:t>63,218</w:t>
-      </w:r>
-    </w:p>
-    <w:p>
-      <w:r>
-        <w:t>63,099</w:t>
-      </w:r>
-    </w:p>
-    <w:p>
-      <w:r>
-        <w:t>9.5</w:t>
-      </w:r>
-    </w:p>
-    <w:p>
-      <w:r>
-        <w:t>116,969</w:t>
-      </w:r>
-    </w:p>
-    <w:p>
-      <w:r>
-        <w:t>115,249</w:t>
-      </w:r>
-    </w:p>
-    <w:p>
-      <w:r>
-        <w:t>8.7</w:t>
-      </w:r>
-    </w:p>
-    <w:p>
-      <w:r>
-        <w:t>109,431</w:t>
-      </w:r>
-    </w:p>
-    <w:p>
-      <w:r>
-        <w:t>107,799</w:t>
-      </w:r>
-    </w:p>
-    <w:p>
-      <w:pPr>
-        <w:pStyle w:val="Heading1"/>
-      </w:pPr>
-      <w:r>
-        <w:t>CÁC CÂU HỎI</w:t>
-      </w:r>
-    </w:p>
-    <w:p>
-      <w:pPr>
-        <w:pStyle w:val="Heading2"/>
-      </w:pPr>
-      <w:r>
-        <w:t>Các câu hỏi</w:t>
-      </w:r>
-    </w:p>
-    <w:p>
-      <w:pPr>
-        <w:pStyle w:val="ListBullet"/>
-      </w:pPr>
-      <w:r>
-        <w:t>Câu hỏi 01. Tại sao các độđo SST, SSR, SSE đều được bình phương.</w:t>
-      </w:r>
-    </w:p>
-    <w:p>
-      <w:pPr>
-        <w:pStyle w:val="ListBullet"/>
-      </w:pPr>
-      <w:r>
-        <w:t>Trảlời:</w:t>
-      </w:r>
-    </w:p>
-    <w:p>
-      <w:pPr>
-        <w:pStyle w:val="ListBullet2"/>
-      </w:pPr>
-      <w:r>
-        <w:t>Việc bình phương giúp cho các độđo SST, SSR, SSE không nhận giá trịâm.</w:t>
-      </w:r>
-    </w:p>
-    <w:p>
-      <w:pPr>
-        <w:pStyle w:val="ListBullet2"/>
-      </w:pPr>
-      <w:r>
-        <w:t>Tuy nhiên, việc giải thích như trên là chưa đầy đủ. Từtừcác sinh viên (người học, học viên) sẽhiểu.</w:t>
-      </w:r>
-    </w:p>
-    <w:p>
-      <w:pPr>
-        <w:pStyle w:val="ListBullet"/>
-      </w:pPr>
-      <w:r>
-        <w:t>Câu hỏi 02. Việc dựbáo mức lương khi biết năm làm việc liệu có chính xác không?</w:t>
-      </w:r>
-    </w:p>
-    <w:p>
-      <w:pPr>
-        <w:pStyle w:val="ListBullet"/>
-      </w:pPr>
-      <w:r>
-        <w:t>Trảlời:</w:t>
-      </w:r>
-    </w:p>
-    <w:p>
-      <w:pPr>
-        <w:pStyle w:val="ListBullet2"/>
-      </w:pPr>
-      <w:r>
-        <w:t>Đây là một ví dụđơn giản vềbài toán dựbáo dựa trên mô hình hồi quy tuyến tính đơn giản.</w:t>
-      </w:r>
-    </w:p>
-    <w:p>
-      <w:pPr>
-        <w:pStyle w:val="ListBullet2"/>
-      </w:pPr>
-      <w:r>
-        <w:t>Trong thếgiới thực, các yếu tốảnh hưởng tới mức lương rất đa dạng (tuổi, bằng cấp, chức vụ, sốnăm kinh nghiệm,…). Khi đó ta sửdụng mô hình hồi quy tuyến tính đa biến đểdựbáo mức lương.</w:t>
-      </w:r>
-    </w:p>
-    <w:p>
-      <w:pPr>
-        <w:pStyle w:val="ListBullet"/>
-      </w:pPr>
-      <w:r>
-        <w:t>Câu hỏi 03. Các điểm dữliệu của tập huấn luyện có quan hệkhông tuyến tính với nhau thì giải quyết như thế nào?</w:t>
-      </w:r>
-    </w:p>
-    <w:p>
-      <w:pPr>
-        <w:pStyle w:val="ListBullet"/>
-      </w:pPr>
-      <w:r>
-        <w:t>Trảlời:</w:t>
-      </w:r>
-    </w:p>
-    <w:p>
-      <w:pPr>
-        <w:pStyle w:val="ListBullet2"/>
-      </w:pPr>
-      <w:r>
-        <w:t>Khi đó kỹthuật hồi quy tuyến tính không phù hợp với bài toán.</w:t>
-      </w:r>
-    </w:p>
-    <w:p>
-      <w:pPr>
-        <w:pStyle w:val="ListBullet2"/>
-      </w:pPr>
-      <w:r>
-        <w:t>Sinh viên sẽhọc các kỹthuật khác trong các bài sau.</w:t>
-      </w:r>
-    </w:p>
-    <w:p>
-      <w:pPr>
-        <w:pStyle w:val="ListBullet"/>
-      </w:pPr>
-      <w:r>
-        <w:t>Câu hỏi 03. Các điểm dữliệu của tập huấn luyện có quan hệ không tuyến tính với nhau thì giải quyết như thếnào?</w:t>
-      </w:r>
-    </w:p>
-    <w:p>
-      <w:pPr>
-        <w:pStyle w:val="ListBullet"/>
-      </w:pPr>
-      <w:r>
-        <w:t>Trảlời:</w:t>
-      </w:r>
-    </w:p>
-    <w:p>
-      <w:pPr>
-        <w:pStyle w:val="ListBullet2"/>
-      </w:pPr>
-      <w:r>
-        <w:t>Khi các điểm dữliệu không tuyến tính với nhau ta cần tìm một ánh xạ𝑓đểánh xạcác điểm dữliệu vào một không gian mới mà tại đó các điểm dữliệu sẽtuyến tính với nhau.</w:t>
-      </w:r>
-    </w:p>
-    <w:p>
-      <w:pPr>
-        <w:pStyle w:val="ListBullet2"/>
-      </w:pPr>
-      <w:r>
-        <w:t>Làm sao đểtìm ánh xạ𝑓thì các bạn hãy cứhọc tiếp rồi từtừ sẽhiểu rõ hơn, sẽsáng hơn, sẽnhận thức đầy đủhơn.</w:t>
-      </w:r>
-    </w:p>
-    <w:p>
-      <w:pPr>
-        <w:pStyle w:val="Heading1"/>
-      </w:pPr>
-      <w:r>
-        <w:t>GIẢI THÍCH CODE</w:t>
-      </w:r>
-    </w:p>
-    <w:p>
-      <w:pPr>
-        <w:pStyle w:val="Heading2"/>
-      </w:pPr>
-      <w:r>
-        <w:t>Giải thích code</w:t>
-      </w:r>
-    </w:p>
-    <w:p>
-      <w:pPr>
-        <w:pStyle w:val="ListBullet"/>
-      </w:pPr>
-      <w:r>
-        <w:t>Khai báo sửdụng thư viện:</w:t>
-      </w:r>
-    </w:p>
-    <w:p>
-      <w:r>
-        <w:t>11.import pandas as pd</w:t>
-      </w:r>
-    </w:p>
-    <w:p>
-      <w:r>
-        <w:t>12.import numpy as np</w:t>
-      </w:r>
-    </w:p>
-    <w:p>
-      <w:r>
-        <w:t>13.import matplotlib.pyplot as plt</w:t>
-      </w:r>
-    </w:p>
-    <w:p>
-      <w:pPr>
-        <w:pStyle w:val="ListBullet"/>
-      </w:pPr>
-      <w:r>
-        <w:t>Khai báo sửdụng thư viện:</w:t>
-      </w:r>
-    </w:p>
-    <w:p>
-      <w:r>
-        <w:t>11.import pandas as pd</w:t>
-      </w:r>
-    </w:p>
-    <w:p>
-      <w:pPr>
-        <w:pStyle w:val="ListBullet"/>
-      </w:pPr>
-      <w:r>
-        <w:t>Thư viện pandas được import vào trong chương trình với tên đại diện là pd.</w:t>
-      </w:r>
-    </w:p>
-    <w:p>
-      <w:pPr>
-        <w:pStyle w:val="ListBullet"/>
-      </w:pPr>
-      <w:r>
-        <w:t>Khai báo sửdụng thư viện:</w:t>
-      </w:r>
-    </w:p>
-    <w:p>
-      <w:r>
-        <w:t>11.import pandas as pd</w:t>
-      </w:r>
-    </w:p>
-    <w:p>
-      <w:r>
-        <w:t>12.import numpy as np</w:t>
-      </w:r>
-    </w:p>
-    <w:p>
-      <w:pPr>
-        <w:pStyle w:val="ListBullet"/>
-      </w:pPr>
-      <w:r>
-        <w:t>Thư viện numpy được import vào trong chương trình với tên đại diện là np.</w:t>
-      </w:r>
-    </w:p>
-    <w:p>
-      <w:pPr>
-        <w:pStyle w:val="ListBullet"/>
-      </w:pPr>
-      <w:r>
-        <w:t>Khai báo sửdụng thư viện:</w:t>
-      </w:r>
-    </w:p>
-    <w:p>
-      <w:r>
-        <w:t>11.import pandas as pd</w:t>
-      </w:r>
-    </w:p>
-    <w:p>
-      <w:r>
-        <w:t>12.import numpy as np</w:t>
-      </w:r>
-    </w:p>
-    <w:p>
-      <w:r>
-        <w:t>13.import matplotlib.pyplot as plt</w:t>
-      </w:r>
-    </w:p>
-    <w:p>
-      <w:pPr>
-        <w:pStyle w:val="ListBullet"/>
-      </w:pPr>
-      <w:r>
-        <w:t>Mô đun pyplot của thư viện matplotlib được import vào trong chương trình với tên đại diện là plt.</w:t>
-      </w:r>
-    </w:p>
-    <w:p>
-      <w:r>
-        <w:t>11.dataset = pd.read_csv("Salary_Data.csv")</w:t>
-      </w:r>
-    </w:p>
-    <w:p>
-      <w:pPr>
-        <w:pStyle w:val="ListBullet"/>
-      </w:pPr>
-      <w:r>
-        <w:t>Hàm read_csv của thư viện pandas được gọi thực hiện với đối sốlà chuỗi ký tự"Salary_Data.csv" kết quảtrảvềcủa hàm read_csv được gán cho đối tượng có tên dataset .</w:t>
-      </w:r>
-    </w:p>
-    <w:p>
-      <w:pPr>
-        <w:pStyle w:val="ListBullet"/>
-      </w:pPr>
-      <w:r>
-        <w:t>Đối tượng dataset thuộc lớp đối tượng DataFrame được xây dựng sẵn trong thư viện pandas.</w:t>
-      </w:r>
-    </w:p>
-    <w:p>
-      <w:r>
-        <w:t>11.X = dataset.iloc[:, 0:1].values</w:t>
-      </w:r>
-    </w:p>
-    <w:p>
-      <w:pPr>
-        <w:pStyle w:val="ListBullet"/>
-      </w:pPr>
-      <w:r>
-        <w:t>Đối tượng dataset gọi phương thức iloc[:, 0:1] trích xuất cột thứ nhất dưới dạng DataFrame 2D (shape 30x1) và thuộc tính .values trảvềmảng ndarray.</w:t>
-      </w:r>
-    </w:p>
-    <w:p>
-      <w:pPr>
-        <w:pStyle w:val="ListBullet"/>
-      </w:pPr>
-      <w:r>
-        <w:t>Lớp đối tượng Series được xây dựng sẵn trong thư viện pandas.</w:t>
-      </w:r>
-    </w:p>
-    <w:p>
-      <w:r>
-        <w:t>11.X = dataset.iloc[:, 0:1].values</w:t>
-      </w:r>
-    </w:p>
-    <w:p>
-      <w:pPr>
-        <w:pStyle w:val="ListBullet"/>
-      </w:pPr>
-      <w:r>
-        <w:t>Cú pháp cắt lát [:, 0:1] (thay vì [:, 0]) giúp duy trì cấu trúc mảng 2D mà không cần gọi hàm reshape(-1, 1) hay np.array().</w:t>
-      </w:r>
-    </w:p>
-    <w:p>
-      <w:pPr>
-        <w:pStyle w:val="ListBullet"/>
-      </w:pPr>
-      <w:r>
-        <w:t>Dữliệu X thu được có kích thước (30, 1) sẵn sàng cho mô hình</w:t>
-      </w:r>
-    </w:p>
-    <w:p>
-      <w:r>
-        <w:t>Scikit-Learn.</w:t>
-      </w:r>
-    </w:p>
-    <w:p>
-      <w:r>
-        <w:t>11.X = dataset.iloc[:, 0:1].values</w:t>
-      </w:r>
-    </w:p>
-    <w:p>
-      <w:pPr>
-        <w:pStyle w:val="ListBullet"/>
-      </w:pPr>
-      <w:r>
-        <w:t>Phương thức .values lấy trực tiếp mảng NumPy ndarray từcột</w:t>
-      </w:r>
-    </w:p>
-    <w:p>
-      <w:r>
-        <w:t>DataFrame.</w:t>
-      </w:r>
-    </w:p>
-    <w:p>
-      <w:pPr>
-        <w:pStyle w:val="ListBullet"/>
-      </w:pPr>
-      <w:r>
-        <w:t>Mảng X thu được đáp ứng đầy đủyêu cầu đầu vào 2D của Scikit-</w:t>
-      </w:r>
-    </w:p>
-    <w:p>
-      <w:r>
-        <w:t>Learn.</w:t>
-      </w:r>
-    </w:p>
-    <w:p>
-      <w:r>
-        <w:t>11.X=np.array(dataset.iloc[:,0].values).reshape(-1,1)</w:t>
-      </w:r>
-    </w:p>
-    <w:p>
-      <w:pPr>
-        <w:pStyle w:val="ListBullet"/>
-      </w:pPr>
-      <w:r>
-        <w:t>Đối tượng ndarray vừa được trảvềgọi thực hiện phương thức reshape với hai đối sốlà −1 và 1.</w:t>
-      </w:r>
-    </w:p>
-    <w:p>
-      <w:pPr>
-        <w:pStyle w:val="ListBullet"/>
-      </w:pPr>
-      <w:r>
-        <w:t>Phương thức reshape sẽthay đổi sốlượng chiều và kích thước mỗi chiều của đối tượng ndarray.</w:t>
-      </w:r>
-    </w:p>
-    <w:p>
-      <w:r>
-        <w:t>11.X=np.array(dataset.iloc[:,0].values).reshape(-1,1)</w:t>
-      </w:r>
-    </w:p>
-    <w:p>
-      <w:pPr>
-        <w:pStyle w:val="ListBullet"/>
-      </w:pPr>
-      <w:r>
-        <w:t>Đối tượng ndarray gọi thực hiện phương thức reshape với hai đối sốlà −1 và 1.</w:t>
-      </w:r>
-    </w:p>
-    <w:p>
-      <w:pPr>
-        <w:pStyle w:val="ListBullet"/>
-      </w:pPr>
-      <w:r>
-        <w:t>Tham sốthứnhất −1 có ý nghĩa thư viện numpy tựđộng tính toán kích thước chiều thứnhất (sốdòng) của đối tượng ndarray kết quả.</w:t>
-      </w:r>
-    </w:p>
-    <w:p>
-      <w:pPr>
-        <w:pStyle w:val="ListBullet"/>
-      </w:pPr>
-      <w:r>
-        <w:t>Tham sốthứhai là giá trị1 có ý nghĩa là kích thước của chiều thứ hai của đối tượng ndarray kết quảsẽlà 1 (cột).</w:t>
-      </w:r>
-    </w:p>
-    <w:p>
-      <w:r>
-        <w:t>11.X = dataset.iloc[:, 0:1].values</w:t>
-      </w:r>
-    </w:p>
-    <w:p>
-      <w:pPr>
-        <w:pStyle w:val="ListBullet"/>
-      </w:pPr>
-      <w:r>
-        <w:t>X là đối tượng thuộc vềlớp đối tượng ndarray.</w:t>
-      </w:r>
-    </w:p>
-    <w:p>
-      <w:r>
-        <w:t>11.y = dataset.iloc[:, 1].values</w:t>
-      </w:r>
-    </w:p>
-    <w:p>
-      <w:pPr>
-        <w:pStyle w:val="ListBullet"/>
-      </w:pPr>
-      <w:r>
-        <w:t>Đối tượng dataset gọi thực hiện phương thức iloc[:,1] cho kết quảtrảvềlà một đối tượng thuộc lớp đối tượng Series lưu tất cảcác phần tửthuộc cột thứhai của đối tượng dataset.</w:t>
-      </w:r>
-    </w:p>
-    <w:p>
-      <w:pPr>
-        <w:pStyle w:val="ListBullet"/>
-      </w:pPr>
-      <w:r>
-        <w:t>Lớp đối tượng Series được xây dựng sẵn trong thư viện pandas.</w:t>
-      </w:r>
-    </w:p>
-    <w:p>
-      <w:r>
-        <w:t>11.y = dataset.iloc[:, 1].values</w:t>
-      </w:r>
-    </w:p>
-    <w:p>
-      <w:pPr>
-        <w:pStyle w:val="ListBullet"/>
-      </w:pPr>
-      <w:r>
-        <w:t>Đối tượng thuộc lớp đối tượng Series có thuộc tính values chứa các giá trịthuộc vềlớp đối tượng ndarray.</w:t>
-      </w:r>
-    </w:p>
-    <w:p>
-      <w:pPr>
-        <w:pStyle w:val="ListBullet"/>
-      </w:pPr>
-      <w:r>
-        <w:t>Lớp đối tượng ndarray được xây dựng sẵn trong thư viện numpy.</w:t>
-      </w:r>
-    </w:p>
-    <w:p>
-      <w:r>
-        <w:t>11.y = dataset.iloc[:, 1].values</w:t>
-      </w:r>
-    </w:p>
-    <w:p>
-      <w:pPr>
-        <w:pStyle w:val="ListBullet"/>
-      </w:pPr>
-      <w:r>
-        <w:t>Hàm array của thư viện numpy được gọi thực hiện với đối sốlà đối tượng thuộc vềlớp đối tượng ndarray.</w:t>
-      </w:r>
-    </w:p>
-    <w:p>
-      <w:pPr>
-        <w:pStyle w:val="ListBullet"/>
-      </w:pPr>
-      <w:r>
-        <w:t>Hàm array trảvềđối tượng thuộc lớp đối tượng ndarray.</w:t>
-      </w:r>
-    </w:p>
-    <w:p>
-      <w:pPr>
-        <w:pStyle w:val="ListBullet"/>
-      </w:pPr>
-      <w:r>
-        <w:t>y là đối tượng thuộc vềlớp đối tượng ndarray (biến mục tiêu 1D).</w:t>
-      </w:r>
-    </w:p>
-    <w:p>
-      <w:r>
-        <w:t>11.from sklearn.model_selection import train_test_split</w:t>
-      </w:r>
-    </w:p>
-    <w:p>
-      <w:pPr>
-        <w:pStyle w:val="ListBullet"/>
-      </w:pPr>
-      <w:r>
-        <w:t>Hàm train_test_split của mô đun model_selection thuộc thư viện sklearn được import vào trong chương trình.</w:t>
-      </w:r>
-    </w:p>
-    <w:p>
-      <w:r>
-        <w:t>11.X_train,</w:t>
-      </w:r>
-    </w:p>
-    <w:p>
-      <w:r>
-        <w:t>X_test, y_train, y_test</w:t>
-      </w:r>
-    </w:p>
-    <w:p>
-      <w:r>
-        <w:t>= train_test_split(X, y, train_size</w:t>
-      </w:r>
-    </w:p>
-    <w:p>
-      <w:r>
-        <w:t>=</w:t>
-      </w:r>
-    </w:p>
-    <w:p>
-      <w:r>
-        <w:t>0.8, random_state = 0)</w:t>
-      </w:r>
-    </w:p>
-    <w:p>
-      <w:pPr>
-        <w:pStyle w:val="ListBullet"/>
-      </w:pPr>
-      <w:r>
-        <w:t>Hàm train_test_split được gọi thực hiện với 4 đối sốlà:</w:t>
-      </w:r>
-    </w:p>
-    <w:p>
-      <w:pPr>
-        <w:pStyle w:val="ListBullet2"/>
-      </w:pPr>
-      <w:r>
-        <w:t>X,</w:t>
-      </w:r>
-    </w:p>
-    <w:p>
-      <w:pPr>
-        <w:pStyle w:val="ListBullet2"/>
-      </w:pPr>
-      <w:r>
-        <w:t>y,</w:t>
-      </w:r>
-    </w:p>
-    <w:p>
-      <w:pPr>
-        <w:pStyle w:val="ListBullet2"/>
-      </w:pPr>
-      <w:r>
-        <w:t>train_size=0.8,</w:t>
-      </w:r>
-    </w:p>
-    <w:p>
-      <w:pPr>
-        <w:pStyle w:val="ListBullet2"/>
-      </w:pPr>
-      <w:r>
-        <w:t>random_state=0.</w:t>
-      </w:r>
-    </w:p>
-    <w:p>
-      <w:r>
-        <w:t>11.X_train,</w:t>
-      </w:r>
-    </w:p>
-    <w:p>
-      <w:r>
-        <w:t>X_test, y_train, y_test</w:t>
-      </w:r>
-    </w:p>
-    <w:p>
-      <w:r>
-        <w:t>= train_test_split(X, y, train_size</w:t>
-      </w:r>
-    </w:p>
-    <w:p>
-      <w:r>
-        <w:t>=</w:t>
-      </w:r>
-    </w:p>
-    <w:p>
-      <w:r>
-        <w:t>0.8, random_state = 0)</w:t>
-      </w:r>
-    </w:p>
-    <w:p>
-      <w:pPr>
-        <w:pStyle w:val="ListBullet"/>
-      </w:pPr>
-      <w:r>
-        <w:t>Hàm train_test_split được gọi thực hiện với 4 đối sốlà:</w:t>
-      </w:r>
-    </w:p>
-    <w:p>
-      <w:pPr>
-        <w:pStyle w:val="ListBullet2"/>
-      </w:pPr>
-      <w:r>
-        <w:t>X, X là biến độc lập.</w:t>
-      </w:r>
-    </w:p>
-    <w:p>
-      <w:pPr>
-        <w:pStyle w:val="ListBullet2"/>
-      </w:pPr>
-      <w:r>
-        <w:t>y, y là biến phụ thuộc.</w:t>
-      </w:r>
-    </w:p>
-    <w:p>
-      <w:pPr>
-        <w:pStyle w:val="ListBullet2"/>
-      </w:pPr>
-      <w:r>
-        <w:t>train_size=0.8, 8: training set 2: test set.</w:t>
-      </w:r>
-    </w:p>
-    <w:p>
-      <w:pPr>
-        <w:pStyle w:val="ListBullet2"/>
-      </w:pPr>
-      <w:r>
-        <w:t>random_state=0, sinh viên tự nghiên cứu.</w:t>
-      </w:r>
-    </w:p>
-    <w:p>
-      <w:r>
-        <w:t>11.X_train,</w:t>
-      </w:r>
-    </w:p>
-    <w:p>
-      <w:r>
-        <w:t>X_test, y_train, y_test</w:t>
-      </w:r>
-    </w:p>
-    <w:p>
-      <w:r>
-        <w:t>= train_test_split(X, y, train_size</w:t>
-      </w:r>
-    </w:p>
-    <w:p>
-      <w:r>
-        <w:t>=</w:t>
-      </w:r>
-    </w:p>
-    <w:p>
-      <w:r>
-        <w:t>0.8, random_state = 0)</w:t>
-      </w:r>
-    </w:p>
-    <w:p>
-      <w:pPr>
-        <w:pStyle w:val="ListBullet"/>
-      </w:pPr>
-      <w:r>
-        <w:t>Kết quảtrảvềcủa hàm train_test_split được gán cho 4 đối tượng</w:t>
-      </w:r>
-    </w:p>
-    <w:p>
-      <w:r>
-        <w:t>X_train, X_test, y_train, y_test.</w:t>
-      </w:r>
-    </w:p>
-    <w:p>
-      <w:pPr>
-        <w:pStyle w:val="ListBullet"/>
-      </w:pPr>
-      <w:r>
-        <w:t>X_train, X_test, y_train, y_test là 4 đối tượng thuộc vềlớp đối tượng ndarray.</w:t>
-      </w:r>
-    </w:p>
-    <w:p>
-      <w:pPr>
-        <w:pStyle w:val="ListBullet"/>
-      </w:pPr>
-      <w:r>
-        <w:t>Khai báo sửdụng thư viện:</w:t>
-      </w:r>
-    </w:p>
-    <w:p>
-      <w:r>
-        <w:t>11.import matplotlib.pyplot as plt</w:t>
-      </w:r>
-    </w:p>
-    <w:p>
-      <w:pPr>
-        <w:pStyle w:val="ListBullet"/>
-      </w:pPr>
-      <w:r>
-        <w:t>Mô đun pyplot của thư viện matplotlib được import vào trong chương trình với tên đại diện là plt.</w:t>
-      </w:r>
-    </w:p>
-    <w:p>
-      <w:r>
-        <w:t>11.plt.scatter(X_train, y_train, color ="red")</w:t>
-      </w:r>
-    </w:p>
-    <w:p>
-      <w:pPr>
-        <w:pStyle w:val="ListBullet"/>
-      </w:pPr>
-      <w:r>
-        <w:t>Hàm scatter của thư viện matplotlib được gọi thực hiện với 3 đối số là X_train, y_train, color ="red" để thể hiện 1 biểu đồ điểm phân tán (scatter plot) với các điểm có tọa độ là  (X_train, y_train) và các điểm được biểu diễn bằng các điểm màu đỏ.</w:t>
-      </w:r>
-    </w:p>
-    <w:p>
-      <w:r>
-        <w:t>11.plt.title("Salary vs Experiment")</w:t>
-      </w:r>
-    </w:p>
-    <w:p>
-      <w:pPr>
-        <w:pStyle w:val="ListBullet"/>
-      </w:pPr>
-      <w:r>
-        <w:t>Hàm title của thư viện matplotlib được gọi thực hiện với đối sốlà chuỗi ký tự "Salary vs Experiment" đểthểhiện tiêu đề cho biểu đồ điểm phân tán (scatter plot).</w:t>
-      </w:r>
-    </w:p>
-    <w:p>
-      <w:r>
-        <w:t>11.plt.xlabel("Experiment (years)")</w:t>
-      </w:r>
-    </w:p>
-    <w:p>
-      <w:pPr>
-        <w:pStyle w:val="ListBullet"/>
-      </w:pPr>
-      <w:r>
-        <w:t>Hàm xlabel của thư viện matplotlib được gọi thực hiện với đối sốlà chuỗi ký tự "Experiment (years)" đểthểhiện tên (nhãn) của trục hoành x trong biểu đồ điểm phân tán (scatter plot).</w:t>
-      </w:r>
-    </w:p>
-    <w:p>
-      <w:r>
-        <w:t>11.plt.ylabel("Salary (dollars/year)")</w:t>
-      </w:r>
-    </w:p>
-    <w:p>
-      <w:pPr>
-        <w:pStyle w:val="ListBullet"/>
-      </w:pPr>
-      <w:r>
-        <w:t>Hàm ylabel của thư viện matplotlib được gọi thực hiện với đối sốlà chuỗi ký tự "Salary (dollars/year)" đểthểhiện tên (nhãn) của trục tung y trong biểu đồ điểm phân tán (scatter plot).</w:t>
-      </w:r>
-    </w:p>
-    <w:p>
-      <w:r>
-        <w:t>11.plt.show()</w:t>
-      </w:r>
-    </w:p>
-    <w:p>
-      <w:pPr>
-        <w:pStyle w:val="ListBullet"/>
-      </w:pPr>
-      <w:r>
-        <w:t>Hàm show của thư viện matplotlib được gọi thực hiện để hiển thịbiểu đồđiểm phân tán (scatter plot) trên.</w:t>
-      </w:r>
-    </w:p>
-    <w:p>
-      <w:r>
-        <w:t>12.from sklearn.linear_model import LinearRegression</w:t>
-      </w:r>
-    </w:p>
-    <w:p>
-      <w:pPr>
-        <w:pStyle w:val="ListBullet"/>
-      </w:pPr>
-      <w:r>
-        <w:t>Lớp đối tượng LinearRegression trong mô đun linear_model thuộc thư viện sklearn được import vào trong chương trình.</w:t>
-      </w:r>
-    </w:p>
-    <w:p>
-      <w:r>
-        <w:t>11.regressor = LinearRegression()</w:t>
-      </w:r>
-    </w:p>
-    <w:p>
-      <w:pPr>
-        <w:pStyle w:val="ListBullet"/>
-      </w:pPr>
-      <w:r>
-        <w:t>Đối tượng regressor được tạo ra bằng cách gọi thực hiện phương thức thiết lập mặc định của lớp đối tượng</w:t>
-      </w:r>
-    </w:p>
-    <w:p>
-      <w:r>
-        <w:t>LinearRegression.</w:t>
-      </w:r>
-    </w:p>
-    <w:p>
-      <w:r>
-        <w:t>11.regressor.fit(X_train, y_train)</w:t>
-      </w:r>
-    </w:p>
-    <w:p>
-      <w:pPr>
-        <w:pStyle w:val="ListBullet"/>
-      </w:pPr>
-      <w:r>
-        <w:t>Đối tượng regressor gọi thực hiện phương thức fit với 2 đối số là</w:t>
-      </w:r>
-    </w:p>
-    <w:p>
-      <w:r>
-        <w:t>X_train, y_train.</w:t>
-      </w:r>
-    </w:p>
-    <w:p>
-      <w:r>
-        <w:t>11.regressor.fit(X_train, y_train)</w:t>
-      </w:r>
-    </w:p>
-    <w:p>
-      <w:pPr>
-        <w:pStyle w:val="ListBullet"/>
-      </w:pPr>
-      <w:r>
-        <w:t>Phương thức fit thay đổi giá trịcác thuộc tính của đối tượng regressor.</w:t>
-      </w:r>
-    </w:p>
-    <w:p>
-      <w:pPr>
-        <w:pStyle w:val="ListBullet"/>
-      </w:pPr>
-      <w:r>
-        <w:t>Khi câu lệnh thực hiện xong, đối tượng regressor chứa thông tin của một phương trình hồi quy tuyến tính ứng với tập dữ liệu (X_train, y_train).</w:t>
-      </w:r>
-    </w:p>
-    <w:p>
-      <w:r>
-        <w:t>11.Y_train_pred = regressor.predict(X_train)</w:t>
-      </w:r>
-    </w:p>
-    <w:p>
-      <w:pPr>
-        <w:pStyle w:val="ListBullet"/>
-      </w:pPr>
-      <w:r>
-        <w:t>Đối tượng regressor gọi thực hiện phương thức predict với đối sốlà X_train.</w:t>
-      </w:r>
-    </w:p>
-    <w:p>
-      <w:pPr>
-        <w:pStyle w:val="ListBullet"/>
-      </w:pPr>
-      <w:r>
-        <w:t>Kết quảtrảvềcủa phương thức predict là một đối tượng thuộc lớp đối tượng ndarray lưu các giá trịdự đoán từmô hình tương ứng với tập X_train và đối tượng này được gán cho đối tượng</w:t>
-      </w:r>
-    </w:p>
-    <w:p>
-      <w:r>
-        <w:t>Y_train_pred.</w:t>
-      </w:r>
-    </w:p>
-    <w:p>
-      <w:r>
-        <w:t>ො𝑦= 𝑤0 + 𝑤1𝑥</w:t>
-      </w:r>
-    </w:p>
-    <w:p>
-      <w:r>
-        <w:t>11.plt.scatter(X_train, y_train, color ="red")</w:t>
-      </w:r>
-    </w:p>
-    <w:p>
-      <w:pPr>
-        <w:pStyle w:val="ListBullet"/>
-      </w:pPr>
-      <w:r>
-        <w:t>Hàm scatter của thư viện matplotlib được gọi thực hiện với 3 đối số là X_train, y_train, color ="red" để thể hiện 1 biểu đồ điểm phân tán (scatter plot) với các điểm có tọa độ là  (X_train, y_train) và các điểm được biểu diễn bằng các điểm màu đỏ.</w:t>
-      </w:r>
-    </w:p>
-    <w:p>
-      <w:r>
-        <w:t>11.plt.plot(X_train, y_train_pred, color="blue")</w:t>
-      </w:r>
-    </w:p>
-    <w:p>
-      <w:pPr>
-        <w:pStyle w:val="ListBullet"/>
-      </w:pPr>
-      <w:r>
-        <w:t>Hàm plot  của thư viện matplotlib được gọi thực hiện với 3 đối số là (X_train, y_train_pred, color="blue") để vẽ 1 đường thẳng màu xanh nối các điểm có tọa độ lần lượt là  (X_train, y_train_pred).</w:t>
-      </w:r>
-    </w:p>
-    <w:p>
-      <w:pPr>
-        <w:pStyle w:val="ListBullet"/>
-      </w:pPr>
-      <w:r>
-        <w:t>Hàm plot  của thư viện matplotlib được gọi thực hiện với 3 đối số là (X_train, y_train_pred, color="blue") để vẽ 1 đường thẳng màu xanh nối các điểm có tọa độ lần lượt là  (X_train, y_train_pred).</w:t>
-      </w:r>
-    </w:p>
-    <w:p>
-      <w:pPr>
-        <w:pStyle w:val="Heading1"/>
-      </w:pPr>
-      <w:r>
-        <w:t>Thân ái chào tạm biệt các bạn</w:t>
+        <w:rPr>
+          <w:i/>
+          <w:color w:val="777777"/>
+          <w:sz w:val="16"/>
+        </w:rPr>
+        <w:t>Ghi chú: nội dung bám sát slide "02 - Hồi Quy Tuyến Tính Đơn Biến 2026-09-20" và tập Salary_Data.csv (30 mẫu). Các bảng tính tay Reed Auto Sales giữ nguyên số liệu gốc trong slide; đồ thị scatter/đường hồi quy được mô tả bằng lời.</w:t>
       </w:r>
     </w:p>
     <w:sectPr>
       <w:pgSz w:w="12240" w:h="15840"/>
-      <w:pgMar w:top="1440" w:right="1800" w:bottom="1440" w:left="1800" w:header="720" w:footer="720" w:gutter="0"/>
+      <w:pgMar w:top="864" w:right="1008" w:bottom="864" w:left="1008" w:header="720" w:footer="720" w:gutter="0"/>
       <w:cols w:space="720"/>
       <w:docGrid w:linePitch="360"/>
     </w:sectPr>
@@ -6081,9 +3370,12 @@
     <w:name w:val="Normal"/>
     <w:qFormat/>
     <w:rsid w:val="00FC693F"/>
+    <w:pPr>
+      <w:spacing w:after="80" w:line="252" w:lineRule="auto"/>
+    </w:pPr>
     <w:rPr>
-      <w:rFonts w:ascii="Times New Roman" w:hAnsi="Times New Roman"/>
-      <w:sz w:val="24"/>
+      <w:rFonts w:ascii="Calibri" w:hAnsi="Calibri"/>
+      <w:sz w:val="21"/>
     </w:rPr>
   </w:style>
   <w:style w:type="paragraph" w:styleId="Header">
@@ -6141,15 +3433,15 @@
     <w:pPr>
       <w:keepNext/>
       <w:keepLines/>
-      <w:spacing w:before="480" w:after="0"/>
+      <w:spacing w:before="240" w:after="100"/>
       <w:outlineLvl w:val="0"/>
     </w:pPr>
     <w:rPr>
       <w:rFonts w:asciiTheme="majorHAnsi" w:eastAsiaTheme="majorEastAsia" w:hAnsiTheme="majorHAnsi" w:cstheme="majorBidi"/>
       <w:b/>
       <w:bCs/>
-      <w:color w:val="365F91" w:themeColor="accent1" w:themeShade="BF"/>
-      <w:sz w:val="28"/>
+      <w:color w:val="1B3A5C"/>
+      <w:sz w:val="32"/>
       <w:szCs w:val="28"/>
     </w:rPr>
   </w:style>
@@ -6165,15 +3457,15 @@
     <w:pPr>
       <w:keepNext/>
       <w:keepLines/>
-      <w:spacing w:before="200" w:after="0"/>
+      <w:spacing w:before="180" w:after="100"/>
       <w:outlineLvl w:val="1"/>
     </w:pPr>
     <w:rPr>
       <w:rFonts w:asciiTheme="majorHAnsi" w:eastAsiaTheme="majorEastAsia" w:hAnsiTheme="majorHAnsi" w:cstheme="majorBidi"/>
       <w:b/>
       <w:bCs/>
-      <w:color w:val="4F81BD" w:themeColor="accent1"/>
-      <w:sz w:val="26"/>
+      <w:color w:val="2E74B5"/>
+      <w:sz w:val="25"/>
       <w:szCs w:val="26"/>
     </w:rPr>
   </w:style>
@@ -6189,14 +3481,15 @@
     <w:pPr>
       <w:keepNext/>
       <w:keepLines/>
-      <w:spacing w:before="200" w:after="0"/>
+      <w:spacing w:before="180" w:after="100"/>
       <w:outlineLvl w:val="2"/>
     </w:pPr>
     <w:rPr>
       <w:rFonts w:asciiTheme="majorHAnsi" w:eastAsiaTheme="majorEastAsia" w:hAnsiTheme="majorHAnsi" w:cstheme="majorBidi"/>
       <w:b/>
       <w:bCs/>
-      <w:color w:val="4F81BD" w:themeColor="accent1"/>
+      <w:color w:val="444444"/>
+      <w:sz w:val="22"/>
     </w:rPr>
   </w:style>
   <w:style w:type="paragraph" w:styleId="Heading4">
